--- a/projects/part order tool - app/for-users/Non-JD Order Tool - User Guide.docx
+++ b/projects/part order tool - app/for-users/Non-JD Order Tool - User Guide.docx
@@ -21,7 +21,7 @@
         <w:rPr>
           <w:color w:val="595959"/>
         </w:rPr>
-        <w:t xml:space="preserve">For Ben, Shannon, Barry and Curt · October 2026 (test version) · https://10.110.100.13:8443</w:t>
+        <w:t xml:space="preserve">For Ben, Shannon, Barry and Curt · Version 0.5.0 · October 28, 2026 (test version) · https://10.110.100.13:8443</w:t>
       </w:r>
     </w:p>
     <w:p>
@@ -37,7 +37,7 @@
         <w:t xml:space="preserve">In one sentence:</w:t>
       </w:r>
       <w:r>
-        <w:t xml:space="preserve"> the tool shows each branch which non-John Deere parts to reorder and why, lets you tune the rules behind those suggestions, and turns the parts you pick into an order file for each vendor.</w:t>
+        <w:t xml:space="preserve"> the tool shows each branch which non-John Deere parts to reorder and why, suggests stock other branches could send instead, lets you tune the rules behind those suggestions, and turns the parts you pick into an order file for each vendor.</w:t>
       </w:r>
     </w:p>
     <w:p>
@@ -46,17 +46,37 @@
         <w:spacing w:after="120"/>
       </w:pPr>
       <w:r>
-        <w:t xml:space="preserve">This guide covers getting in, what each page does, and exactly how every number is worked out. The questions we need you to answer are in the separate </w:t>
-      </w:r>
-      <w:r>
-        <w:rPr>
-          <w:b/>
-          <w:bCs/>
-        </w:rPr>
-        <w:t xml:space="preserve">questions</w:t>
-      </w:r>
-      <w:r>
-        <w:t xml:space="preserve"> document.</w:t>
+        <w:t xml:space="preserve">This guide covers getting in, what each page does, and exactly how every number is worked out. Version 0.5.0 includes Ben’s round 1 answers, several branches and dealer groups at once, </w:t>
+      </w:r>
+      <w:r>
+        <w:rPr>
+          <w:b/>
+          <w:bCs/>
+        </w:rPr>
+        <w:t xml:space="preserve">phase-in</w:t>
+      </w:r>
+      <w:r>
+        <w:t xml:space="preserve">, and </w:t>
+      </w:r>
+      <w:r>
+        <w:rPr>
+          <w:b/>
+          <w:bCs/>
+        </w:rPr>
+        <w:t xml:space="preserve">transfer suggestions</w:t>
+      </w:r>
+      <w:r>
+        <w:t xml:space="preserve"> (round 2, from Ben’s answers of October 27). What changed in each version is in the </w:t>
+      </w:r>
+      <w:r>
+        <w:rPr>
+          <w:b/>
+          <w:bCs/>
+        </w:rPr>
+        <w:t xml:space="preserve">walkthrough</w:t>
+      </w:r>
+      <w:r>
+        <w:t xml:space="preserve">, Part 2.</w:t>
       </w:r>
     </w:p>
     <w:p>
@@ -142,7 +162,17 @@
         <w:spacing w:after="120"/>
       </w:pPr>
       <w:r>
-        <w:t xml:space="preserve">Sign-in is shared by all your tabs and normally lasts until you close the browser. The sign-out button is next to your name at the bottom left.</w:t>
+        <w:t xml:space="preserve">Sign-in is shared by all your tabs and normally lasts until you close the browser. The sign-out button is next to your name at the bottom left. The version number is under </w:t>
+      </w:r>
+      <w:r>
+        <w:rPr>
+          <w:b/>
+          <w:bCs/>
+        </w:rPr>
+        <w:t xml:space="preserve">App Settings → About</w:t>
+      </w:r>
+      <w:r>
+        <w:t xml:space="preserve">.</w:t>
       </w:r>
     </w:p>
     <w:p>
@@ -203,27 +233,29 @@
     </w:p>
     <w:p>
       <w:pPr>
-        <w:pStyle w:val="Heading1"/>
-      </w:pPr>
-      <w:r>
-        <w:t xml:space="preserve">2. The pages</w:t>
-      </w:r>
-    </w:p>
-    <w:p>
-      <w:pPr>
         <w:keepNext w:val="false"/>
         <w:spacing w:after="120"/>
       </w:pPr>
       <w:r>
-        <w:t xml:space="preserve">The menu on the left takes you to each page. The branch you’re looking at shows at the top right.</w:t>
-      </w:r>
-    </w:p>
-    <w:p>
-      <w:pPr>
-        <w:pStyle w:val="Heading2"/>
-      </w:pPr>
-      <w:r>
-        <w:t xml:space="preserve">Home</w:t>
+        <w:t xml:space="preserve">Branches </w:t>
+      </w:r>
+      <w:r>
+        <w:rPr>
+          <w:b/>
+          <w:bCs/>
+        </w:rPr>
+        <w:t xml:space="preserve">12, 5, 97, 4B and 93C</w:t>
+      </w:r>
+      <w:r>
+        <w:t xml:space="preserve"> are left out of the tool, as Ben asked.</w:t>
+      </w:r>
+    </w:p>
+    <w:p>
+      <w:pPr>
+        <w:pStyle w:val="Heading1"/>
+      </w:pPr>
+      <w:r>
+        <w:t xml:space="preserve">2. The pages</w:t>
       </w:r>
     </w:p>
     <w:p>
@@ -232,17 +264,7 @@
         <w:spacing w:after="120"/>
       </w:pPr>
       <w:r>
-        <w:t xml:space="preserve">Shows how many parts need ordering at your branch and what they would cost, with a </w:t>
-      </w:r>
-      <w:r>
-        <w:rPr>
-          <w:b/>
-          <w:bCs/>
-        </w:rPr>
-        <w:t xml:space="preserve">Review now</w:t>
-      </w:r>
-      <w:r>
-        <w:t xml:space="preserve"> link straight to that list, plus a card for each page. Pick a different branch in the greeting line to look at another branch.</w:t>
+        <w:t xml:space="preserve">The menu on the left takes you to each page. The branch you’re looking at shows at the top right.</w:t>
       </w:r>
     </w:p>
     <w:p>
@@ -250,7 +272,7 @@
         <w:pStyle w:val="Heading2"/>
       </w:pPr>
       <w:r>
-        <w:t xml:space="preserve">Recommended Reorder</w:t>
+        <w:t xml:space="preserve">Home</w:t>
       </w:r>
     </w:p>
     <w:p>
@@ -259,234 +281,17 @@
         <w:spacing w:after="120"/>
       </w:pPr>
       <w:r>
-        <w:t xml:space="preserve">The main page: every part at the branch with the suggested order quantity.</w:t>
-      </w:r>
-    </w:p>
-    <w:p>
-      <w:pPr>
-        <w:pStyle w:val="ListParagraph"/>
-        <w:numPr>
-          <w:ilvl w:val="0"/>
-          <w:numId w:val="3"/>
-        </w:numPr>
-        <w:spacing w:after="60"/>
-      </w:pPr>
-      <w:r>
-        <w:rPr>
-          <w:b/>
-          <w:bCs/>
-        </w:rPr>
-        <w:t xml:space="preserve">Branch and Franchise</w:t>
-      </w:r>
-      <w:r>
-        <w:t xml:space="preserve"> pickers at the top. The page remembers them in the address, so a bookmark or a refresh keeps your view.</w:t>
-      </w:r>
-    </w:p>
-    <w:p>
-      <w:pPr>
-        <w:pStyle w:val="ListParagraph"/>
-        <w:numPr>
-          <w:ilvl w:val="0"/>
-          <w:numId w:val="3"/>
-        </w:numPr>
-        <w:spacing w:after="60"/>
-      </w:pPr>
-      <w:r>
-        <w:rPr>
-          <w:b/>
-          <w:bCs/>
-        </w:rPr>
-        <w:t xml:space="preserve">Reorder needed only</w:t>
-      </w:r>
-      <w:r>
-        <w:t xml:space="preserve"> (on by default) shows just the parts to order (Out of stock and Reorder). Turn it off to see every part.</w:t>
-      </w:r>
-    </w:p>
-    <w:p>
-      <w:pPr>
-        <w:pStyle w:val="ListParagraph"/>
-        <w:numPr>
-          <w:ilvl w:val="0"/>
-          <w:numId w:val="3"/>
-        </w:numPr>
-        <w:spacing w:after="60"/>
-      </w:pPr>
-      <w:r>
-        <w:rPr>
-          <w:b/>
-          <w:bCs/>
-        </w:rPr>
-        <w:t xml:space="preserve">Search</w:t>
-      </w:r>
-      <w:r>
-        <w:t xml:space="preserve"> by part number or description.</w:t>
-      </w:r>
-    </w:p>
-    <w:p>
-      <w:pPr>
-        <w:pStyle w:val="ListParagraph"/>
-        <w:numPr>
-          <w:ilvl w:val="0"/>
-          <w:numId w:val="3"/>
-        </w:numPr>
-        <w:spacing w:after="60"/>
-      </w:pPr>
-      <w:r>
-        <w:rPr>
-          <w:b/>
-          <w:bCs/>
-        </w:rPr>
-        <w:t xml:space="preserve">Sort</w:t>
-      </w:r>
-      <w:r>
-        <w:t xml:space="preserve"> by clicking a column heading; click again to reverse.</w:t>
-      </w:r>
-    </w:p>
-    <w:p>
-      <w:pPr>
-        <w:pStyle w:val="ListParagraph"/>
-        <w:numPr>
-          <w:ilvl w:val="0"/>
-          <w:numId w:val="3"/>
-        </w:numPr>
-        <w:spacing w:after="60"/>
-      </w:pPr>
-      <w:r>
-        <w:t xml:space="preserve">Click the </w:t>
-      </w:r>
-      <w:r>
-        <w:rPr>
-          <w:b/>
-          <w:bCs/>
-        </w:rPr>
-        <w:t xml:space="preserve">arrow</w:t>
-      </w:r>
-      <w:r>
-        <w:t xml:space="preserve"> at the left of a row to see </w:t>
-      </w:r>
-      <w:r>
-        <w:rPr>
-          <w:b/>
-          <w:bCs/>
-        </w:rPr>
-        <w:t xml:space="preserve">why</w:t>
-      </w:r>
-      <w:r>
-        <w:t xml:space="preserve"> that quantity was suggested, in plain English, with the rule used, any inbound transfers and other branches with surplus.</w:t>
-      </w:r>
-    </w:p>
-    <w:p>
-      <w:pPr>
-        <w:pStyle w:val="ListParagraph"/>
-        <w:numPr>
-          <w:ilvl w:val="0"/>
-          <w:numId w:val="3"/>
-        </w:numPr>
-        <w:spacing w:after="60"/>
-      </w:pPr>
-      <w:r>
-        <w:t xml:space="preserve">Click a </w:t>
-      </w:r>
-      <w:r>
-        <w:rPr>
-          <w:b/>
-          <w:bCs/>
-        </w:rPr>
-        <w:t xml:space="preserve">part number</w:t>
-      </w:r>
-      <w:r>
-        <w:t xml:space="preserve"> to open its Part page.</w:t>
-      </w:r>
-    </w:p>
-    <w:p>
-      <w:pPr>
-        <w:pStyle w:val="Heading3"/>
-      </w:pPr>
-      <w:r>
-        <w:t xml:space="preserve">Making an order from the suggestions</w:t>
-      </w:r>
-    </w:p>
-    <w:p>
-      <w:pPr>
-        <w:pStyle w:val="ListParagraph"/>
-        <w:numPr>
-          <w:ilvl w:val="0"/>
-          <w:numId w:val="2"/>
-        </w:numPr>
-        <w:spacing w:after="60"/>
-      </w:pPr>
-      <w:r>
-        <w:t xml:space="preserve">Tick the parts you want (the box in the heading ticks every part in the current filter, on every page).</w:t>
-      </w:r>
-    </w:p>
-    <w:p>
-      <w:pPr>
-        <w:pStyle w:val="ListParagraph"/>
-        <w:numPr>
-          <w:ilvl w:val="0"/>
-          <w:numId w:val="2"/>
-        </w:numPr>
-        <w:spacing w:after="60"/>
-      </w:pPr>
-      <w:r>
-        <w:t xml:space="preserve">The bar at the bottom shows how many are ticked and their value at cost. Ticked parts stay ticked when you search or sort. Changing the branch or franchise asks first, because it clears them.</w:t>
-      </w:r>
-    </w:p>
-    <w:p>
-      <w:pPr>
-        <w:pStyle w:val="ListParagraph"/>
-        <w:numPr>
-          <w:ilvl w:val="0"/>
-          <w:numId w:val="2"/>
-        </w:numPr>
-        <w:spacing w:after="60"/>
-      </w:pPr>
-      <w:r>
-        <w:t xml:space="preserve">Click </w:t>
-      </w:r>
-      <w:r>
-        <w:rPr>
-          <w:b/>
-          <w:bCs/>
-        </w:rPr>
-        <w:t xml:space="preserve">Create order</w:t>
-      </w:r>
-      <w:r>
-        <w:t xml:space="preserve">. A review lists one order per franchise and every ticked part. Parts hidden by your current search are marked "Hidden by filter", so nothing is ordered by surprise.</w:t>
-      </w:r>
-    </w:p>
-    <w:p>
-      <w:pPr>
-        <w:pStyle w:val="ListParagraph"/>
-        <w:numPr>
-          <w:ilvl w:val="0"/>
-          <w:numId w:val="2"/>
-        </w:numPr>
-        <w:spacing w:after="60"/>
-      </w:pPr>
-      <w:r>
-        <w:t xml:space="preserve">Change any quantity. A quantity of 0 leaves the line out.</w:t>
-      </w:r>
-    </w:p>
-    <w:p>
-      <w:pPr>
-        <w:pStyle w:val="ListParagraph"/>
-        <w:numPr>
-          <w:ilvl w:val="0"/>
-          <w:numId w:val="2"/>
-        </w:numPr>
-        <w:spacing w:after="60"/>
-      </w:pPr>
-      <w:r>
-        <w:t xml:space="preserve">Save. The tool creates the order(s) and opens them.</w:t>
-      </w:r>
-    </w:p>
-    <w:p>
-      <w:pPr>
-        <w:pStyle w:val="Heading2"/>
-      </w:pPr>
-      <w:r>
-        <w:t xml:space="preserve">Part Lookup and the Part page</w:t>
+        <w:t xml:space="preserve">Shows how many parts need ordering at your branch and what they would cost, with a </w:t>
+      </w:r>
+      <w:r>
+        <w:rPr>
+          <w:b/>
+          <w:bCs/>
+        </w:rPr>
+        <w:t xml:space="preserve">Review now</w:t>
+      </w:r>
+      <w:r>
+        <w:t xml:space="preserve"> link straight to that list, plus a card for each page. Pick a different branch in the greeting line to look at another branch.</w:t>
       </w:r>
     </w:p>
     <w:p>
@@ -495,6 +300,819 @@
         <w:spacing w:after="120"/>
       </w:pPr>
       <w:r>
+        <w:t xml:space="preserve">The count leaves out lines that are only there because of an Equip minimum on a part with no demand (see "Min, no demand" below). A small line says how many were left out, for example "(21 more with minimums but no demand)".</w:t>
+      </w:r>
+    </w:p>
+    <w:p>
+      <w:pPr>
+        <w:keepNext w:val="false"/>
+        <w:spacing w:after="120"/>
+      </w:pPr>
+      <w:r>
+        <w:t xml:space="preserve">Below it, a </w:t>
+      </w:r>
+      <w:r>
+        <w:rPr>
+          <w:b/>
+          <w:bCs/>
+        </w:rPr>
+        <w:t xml:space="preserve">purple transfers card</w:t>
+      </w:r>
+      <w:r>
+        <w:t xml:space="preserve"> sums up this morning’s transfer suggestions, for example "Branch 1: 12 parts could come by transfer instead of being bought", with the totals for every branch underneath. </w:t>
+      </w:r>
+      <w:r>
+        <w:rPr>
+          <w:b/>
+          <w:bCs/>
+        </w:rPr>
+        <w:t xml:space="preserve">Review transfers</w:t>
+      </w:r>
+      <w:r>
+        <w:t xml:space="preserve"> opens the Transfers page on the parts coming into your branch. The card is hidden on a morning with no suggestions.</w:t>
+      </w:r>
+    </w:p>
+    <w:p>
+      <w:pPr>
+        <w:pStyle w:val="Heading2"/>
+      </w:pPr>
+      <w:r>
+        <w:t xml:space="preserve">Recommended Reorder</w:t>
+      </w:r>
+    </w:p>
+    <w:p>
+      <w:pPr>
+        <w:keepNext w:val="false"/>
+        <w:spacing w:after="120"/>
+      </w:pPr>
+      <w:r>
+        <w:t xml:space="preserve">The main page: every part at the branch with the suggested order quantity.</w:t>
+      </w:r>
+    </w:p>
+    <w:p>
+      <w:pPr>
+        <w:pStyle w:val="ListParagraph"/>
+        <w:numPr>
+          <w:ilvl w:val="0"/>
+          <w:numId w:val="3"/>
+        </w:numPr>
+        <w:spacing w:after="60"/>
+      </w:pPr>
+      <w:r>
+        <w:rPr>
+          <w:b/>
+          <w:bCs/>
+        </w:rPr>
+        <w:t xml:space="preserve">Branch and Franchise</w:t>
+      </w:r>
+      <w:r>
+        <w:t xml:space="preserve"> pickers at the top. The page remembers them in the address, so a bookmark or a refresh keeps your view. </w:t>
+      </w:r>
+      <w:r>
+        <w:rPr>
+          <w:b/>
+          <w:bCs/>
+        </w:rPr>
+        <w:t xml:space="preserve">Several branches…</w:t>
+      </w:r>
+      <w:r>
+        <w:t xml:space="preserve"> shows more than one branch at once (below).</w:t>
+      </w:r>
+    </w:p>
+    <w:p>
+      <w:pPr>
+        <w:pStyle w:val="ListParagraph"/>
+        <w:numPr>
+          <w:ilvl w:val="0"/>
+          <w:numId w:val="3"/>
+        </w:numPr>
+        <w:spacing w:after="60"/>
+      </w:pPr>
+      <w:r>
+        <w:rPr>
+          <w:b/>
+          <w:bCs/>
+        </w:rPr>
+        <w:t xml:space="preserve">Dealer group:</w:t>
+      </w:r>
+      <w:r>
+        <w:t xml:space="preserve"> tick one or more dealer groups to list only their parts. None ticked means every group; </w:t>
+      </w:r>
+      <w:r>
+        <w:rPr>
+          <w:b/>
+          <w:bCs/>
+        </w:rPr>
+        <w:t xml:space="preserve">(none)</w:t>
+      </w:r>
+      <w:r>
+        <w:t xml:space="preserve"> is the parts with no dealer group code.</w:t>
+      </w:r>
+    </w:p>
+    <w:p>
+      <w:pPr>
+        <w:pStyle w:val="ListParagraph"/>
+        <w:numPr>
+          <w:ilvl w:val="0"/>
+          <w:numId w:val="3"/>
+        </w:numPr>
+        <w:spacing w:after="60"/>
+      </w:pPr>
+      <w:r>
+        <w:rPr>
+          <w:b/>
+          <w:bCs/>
+        </w:rPr>
+        <w:t xml:space="preserve">Reorder needed only</w:t>
+      </w:r>
+      <w:r>
+        <w:t xml:space="preserve"> (on by default) shows just the parts to order (Out of stock and Reorder). Turn it off to see every part.</w:t>
+      </w:r>
+    </w:p>
+    <w:p>
+      <w:pPr>
+        <w:pStyle w:val="ListParagraph"/>
+        <w:numPr>
+          <w:ilvl w:val="0"/>
+          <w:numId w:val="3"/>
+        </w:numPr>
+        <w:spacing w:after="60"/>
+      </w:pPr>
+      <w:r>
+        <w:rPr>
+          <w:b/>
+          <w:bCs/>
+        </w:rPr>
+        <w:t xml:space="preserve">Show minimums with no demand</w:t>
+      </w:r>
+      <w:r>
+        <w:t xml:space="preserve"> (off by default): see "Min, no demand" below.</w:t>
+      </w:r>
+    </w:p>
+    <w:p>
+      <w:pPr>
+        <w:pStyle w:val="ListParagraph"/>
+        <w:numPr>
+          <w:ilvl w:val="0"/>
+          <w:numId w:val="3"/>
+        </w:numPr>
+        <w:spacing w:after="60"/>
+      </w:pPr>
+      <w:r>
+        <w:rPr>
+          <w:b/>
+          <w:bCs/>
+        </w:rPr>
+        <w:t xml:space="preserve">Transfer suggested only</w:t>
+      </w:r>
+      <w:r>
+        <w:t xml:space="preserve"> lists just the parts another branch could send (below). It only shows when there are suggestions.</w:t>
+      </w:r>
+    </w:p>
+    <w:p>
+      <w:pPr>
+        <w:pStyle w:val="ListParagraph"/>
+        <w:numPr>
+          <w:ilvl w:val="0"/>
+          <w:numId w:val="3"/>
+        </w:numPr>
+        <w:spacing w:after="60"/>
+      </w:pPr>
+      <w:r>
+        <w:rPr>
+          <w:b/>
+          <w:bCs/>
+        </w:rPr>
+        <w:t xml:space="preserve">Search</w:t>
+      </w:r>
+      <w:r>
+        <w:t xml:space="preserve"> by part number or description.</w:t>
+      </w:r>
+    </w:p>
+    <w:p>
+      <w:pPr>
+        <w:pStyle w:val="ListParagraph"/>
+        <w:numPr>
+          <w:ilvl w:val="0"/>
+          <w:numId w:val="3"/>
+        </w:numPr>
+        <w:spacing w:after="60"/>
+      </w:pPr>
+      <w:r>
+        <w:rPr>
+          <w:b/>
+          <w:bCs/>
+        </w:rPr>
+        <w:t xml:space="preserve">Sort</w:t>
+      </w:r>
+      <w:r>
+        <w:t xml:space="preserve"> by clicking a column heading; click again to reverse.</w:t>
+      </w:r>
+    </w:p>
+    <w:p>
+      <w:pPr>
+        <w:pStyle w:val="ListParagraph"/>
+        <w:numPr>
+          <w:ilvl w:val="0"/>
+          <w:numId w:val="3"/>
+        </w:numPr>
+        <w:spacing w:after="60"/>
+      </w:pPr>
+      <w:r>
+        <w:t xml:space="preserve">Click the </w:t>
+      </w:r>
+      <w:r>
+        <w:rPr>
+          <w:b/>
+          <w:bCs/>
+        </w:rPr>
+        <w:t xml:space="preserve">arrow</w:t>
+      </w:r>
+      <w:r>
+        <w:t xml:space="preserve"> at the left of a row to see </w:t>
+      </w:r>
+      <w:r>
+        <w:rPr>
+          <w:b/>
+          <w:bCs/>
+        </w:rPr>
+        <w:t xml:space="preserve">why</w:t>
+      </w:r>
+      <w:r>
+        <w:t xml:space="preserve"> that quantity was suggested, in plain English. It also shows any suggested transfers, the rule used, inbound transfers, other branches with stock above their target, and the </w:t>
+      </w:r>
+      <w:r>
+        <w:rPr>
+          <w:b/>
+          <w:bCs/>
+        </w:rPr>
+        <w:t xml:space="preserve">Part actions</w:t>
+      </w:r>
+      <w:r>
+        <w:t xml:space="preserve"> (below).</w:t>
+      </w:r>
+    </w:p>
+    <w:p>
+      <w:pPr>
+        <w:pStyle w:val="ListParagraph"/>
+        <w:numPr>
+          <w:ilvl w:val="0"/>
+          <w:numId w:val="3"/>
+        </w:numPr>
+        <w:spacing w:after="60"/>
+      </w:pPr>
+      <w:r>
+        <w:rPr>
+          <w:b/>
+          <w:bCs/>
+        </w:rPr>
+        <w:t xml:space="preserve">Inbound</w:t>
+      </w:r>
+      <w:r>
+        <w:t xml:space="preserve"> counts transfers on their way: the ones open in Equip plus the ones saved in this app (a small </w:t>
+      </w:r>
+      <w:r>
+        <w:rPr>
+          <w:b/>
+          <w:bCs/>
+        </w:rPr>
+        <w:t xml:space="preserve">app</w:t>
+      </w:r>
+      <w:r>
+        <w:t xml:space="preserve"> tag; hover over the number to see the split).</w:t>
+      </w:r>
+    </w:p>
+    <w:p>
+      <w:pPr>
+        <w:pStyle w:val="ListParagraph"/>
+        <w:numPr>
+          <w:ilvl w:val="0"/>
+          <w:numId w:val="3"/>
+        </w:numPr>
+        <w:spacing w:after="60"/>
+      </w:pPr>
+      <w:r>
+        <w:t xml:space="preserve">Click a </w:t>
+      </w:r>
+      <w:r>
+        <w:rPr>
+          <w:b/>
+          <w:bCs/>
+        </w:rPr>
+        <w:t xml:space="preserve">part number</w:t>
+      </w:r>
+      <w:r>
+        <w:t xml:space="preserve"> to open its Part page.</w:t>
+      </w:r>
+    </w:p>
+    <w:p>
+      <w:pPr>
+        <w:pStyle w:val="Heading3"/>
+      </w:pPr>
+      <w:r>
+        <w:t xml:space="preserve">Min, no demand</w:t>
+      </w:r>
+    </w:p>
+    <w:p>
+      <w:pPr>
+        <w:keepNext w:val="false"/>
+        <w:spacing w:after="120"/>
+      </w:pPr>
+      <w:r>
+        <w:t xml:space="preserve">An Equip minimum always applies, even on a part nobody has asked for in the rule’s history months. Those lines carry a </w:t>
+      </w:r>
+      <w:r>
+        <w:rPr>
+          <w:b/>
+          <w:bCs/>
+        </w:rPr>
+        <w:t xml:space="preserve">Min, no demand</w:t>
+      </w:r>
+      <w:r>
+        <w:t xml:space="preserve"> tag. They are hidden until you turn on </w:t>
+      </w:r>
+      <w:r>
+        <w:rPr>
+          <w:b/>
+          <w:bCs/>
+        </w:rPr>
+        <w:t xml:space="preserve">Show minimums with no demand</w:t>
+      </w:r>
+      <w:r>
+        <w:t xml:space="preserve">, and even then they are only ordered if you tick them. Many of these minimums are old or mistyped in Equip, so check them before ordering.</w:t>
+      </w:r>
+    </w:p>
+    <w:p>
+      <w:pPr>
+        <w:keepNext w:val="false"/>
+        <w:spacing w:after="120"/>
+      </w:pPr>
+      <w:r>
+        <w:t xml:space="preserve">Example: Branch 1, part </w:t>
+      </w:r>
+      <w:r>
+        <w:rPr>
+          <w:b/>
+          <w:bCs/>
+        </w:rPr>
+        <w:t xml:space="preserve">408DU</w:t>
+      </w:r>
+      <w:r>
+        <w:t xml:space="preserve"> (4x8 cross hydraulic cylinder). No demand in the last 12 months, Equip minimum 2, none on hand, cost $245.02. The tool suggests 2 ($490.04), tagged Min, no demand, and hidden until you turn the switch on.</w:t>
+      </w:r>
+    </w:p>
+    <w:p>
+      <w:pPr>
+        <w:pStyle w:val="Heading3"/>
+      </w:pPr>
+      <w:r>
+        <w:t xml:space="preserve">Transfers on Recommended Reorder</w:t>
+      </w:r>
+    </w:p>
+    <w:p>
+      <w:pPr>
+        <w:keepNext w:val="false"/>
+        <w:spacing w:after="120"/>
+      </w:pPr>
+      <w:r>
+        <w:t xml:space="preserve">Parts another branch could send are marked in </w:t>
+      </w:r>
+      <w:r>
+        <w:rPr>
+          <w:b/>
+          <w:bCs/>
+        </w:rPr>
+        <w:t xml:space="preserve">purple</w:t>
+      </w:r>
+      <w:r>
+        <w:t xml:space="preserve">, so they stand out while you scan the list:</w:t>
+      </w:r>
+    </w:p>
+    <w:p>
+      <w:pPr>
+        <w:pStyle w:val="ListParagraph"/>
+        <w:numPr>
+          <w:ilvl w:val="0"/>
+          <w:numId w:val="3"/>
+        </w:numPr>
+        <w:spacing w:after="60"/>
+      </w:pPr>
+      <w:r>
+        <w:t xml:space="preserve">A purple banner above the list: for example "3 parts here could come by transfer instead of being bought", with </w:t>
+      </w:r>
+      <w:r>
+        <w:rPr>
+          <w:b/>
+          <w:bCs/>
+        </w:rPr>
+        <w:t xml:space="preserve">See Transfers</w:t>
+      </w:r>
+      <w:r>
+        <w:t xml:space="preserve">, which opens the Transfers page on this branch.</w:t>
+      </w:r>
+    </w:p>
+    <w:p>
+      <w:pPr>
+        <w:pStyle w:val="ListParagraph"/>
+        <w:numPr>
+          <w:ilvl w:val="0"/>
+          <w:numId w:val="3"/>
+        </w:numPr>
+        <w:spacing w:after="60"/>
+      </w:pPr>
+      <w:r>
+        <w:t xml:space="preserve">Each such row has a purple edge and a pill before the order: </w:t>
+      </w:r>
+      <w:r>
+        <w:rPr>
+          <w:b/>
+          <w:bCs/>
+        </w:rPr>
+        <w:t xml:space="preserve">Transfer 1 from 92</w:t>
+      </w:r>
+      <w:r>
+        <w:t xml:space="preserve">, or </w:t>
+      </w:r>
+      <w:r>
+        <w:rPr>
+          <w:b/>
+          <w:bCs/>
+        </w:rPr>
+        <w:t xml:space="preserve">Transfer 3 from 2 branches</w:t>
+      </w:r>
+      <w:r>
+        <w:t xml:space="preserve"> when several branches could send. </w:t>
+      </w:r>
+      <w:r>
+        <w:rPr>
+          <w:b/>
+          <w:bCs/>
+        </w:rPr>
+        <w:t xml:space="preserve">Redistribution 9 from 92</w:t>
+      </w:r>
+      <w:r>
+        <w:t xml:space="preserve"> means extra stock is on offer, not a replacement for buying (section 5).</w:t>
+      </w:r>
+    </w:p>
+    <w:p>
+      <w:pPr>
+        <w:pStyle w:val="ListParagraph"/>
+        <w:numPr>
+          <w:ilvl w:val="0"/>
+          <w:numId w:val="3"/>
+        </w:numPr>
+        <w:spacing w:after="60"/>
+      </w:pPr>
+      <w:r>
+        <w:t xml:space="preserve">In the row detail, a purple </w:t>
+      </w:r>
+      <w:r>
+        <w:rPr>
+          <w:b/>
+          <w:bCs/>
+        </w:rPr>
+        <w:t xml:space="preserve">Suggested transfers</w:t>
+      </w:r>
+      <w:r>
+        <w:t xml:space="preserve"> box comes first: for example "Branch 92 can send 1 instead of buying (Conventional), and 9 more (Redistribution)."</w:t>
+      </w:r>
+    </w:p>
+    <w:p>
+      <w:pPr>
+        <w:keepNext w:val="false"/>
+        <w:pBdr>
+          <w:left w:val="single" w:color="1F4E79" w:sz="12" w:space="8"/>
+        </w:pBdr>
+        <w:spacing w:before="60" w:after="160"/>
+        <w:ind w:left="360"/>
+      </w:pPr>
+      <w:r>
+        <w:rPr>
+          <w:i/>
+          <w:iCs/>
+          <w:color w:val="404040"/>
+        </w:rPr>
+        <w:t xml:space="preserve">In this version the suggested </w:t>
+      </w:r>
+      <w:r>
+        <w:rPr>
+          <w:b/>
+          <w:bCs/>
+          <w:i/>
+          <w:iCs/>
+          <w:color w:val="404040"/>
+        </w:rPr>
+        <w:t xml:space="preserve">order doesn’t drop</w:t>
+      </w:r>
+      <w:r>
+        <w:rPr>
+          <w:i/>
+          <w:iCs/>
+          <w:color w:val="404040"/>
+        </w:rPr>
+        <w:t xml:space="preserve"> when a transfer is suggested. Key the transfer into Equip yourself and lower the order before you save it. Ticking and saving transfers in the app comes in the next version, and the order will then be recalculated.</w:t>
+      </w:r>
+    </w:p>
+    <w:p>
+      <w:pPr>
+        <w:keepNext w:val="false"/>
+        <w:spacing w:after="120"/>
+      </w:pPr>
+      <w:r>
+        <w:t xml:space="preserve">These marks are from </w:t>
+      </w:r>
+      <w:r>
+        <w:rPr>
+          <w:b/>
+          <w:bCs/>
+        </w:rPr>
+        <w:t xml:space="preserve">this morning’s</w:t>
+      </w:r>
+      <w:r>
+        <w:t xml:space="preserve"> suggestions. The Transfers page works them out again live.</w:t>
+      </w:r>
+    </w:p>
+    <w:p>
+      <w:pPr>
+        <w:pStyle w:val="Heading3"/>
+      </w:pPr>
+      <w:r>
+        <w:t xml:space="preserve">Several branches at once</w:t>
+      </w:r>
+    </w:p>
+    <w:p>
+      <w:pPr>
+        <w:keepNext w:val="false"/>
+        <w:spacing w:after="120"/>
+      </w:pPr>
+      <w:r>
+        <w:t xml:space="preserve">Click </w:t>
+      </w:r>
+      <w:r>
+        <w:rPr>
+          <w:b/>
+          <w:bCs/>
+        </w:rPr>
+        <w:t xml:space="preserve">Several branches…</w:t>
+      </w:r>
+      <w:r>
+        <w:t xml:space="preserve"> and tick the branches you want (or </w:t>
+      </w:r>
+      <w:r>
+        <w:rPr>
+          <w:b/>
+          <w:bCs/>
+        </w:rPr>
+        <w:t xml:space="preserve">Select all</w:t>
+      </w:r>
+      <w:r>
+        <w:t xml:space="preserve">). Each loads by itself, with a progress line. The list then has a </w:t>
+      </w:r>
+      <w:r>
+        <w:rPr>
+          <w:b/>
+          <w:bCs/>
+        </w:rPr>
+        <w:t xml:space="preserve">Branch</w:t>
+      </w:r>
+      <w:r>
+        <w:t xml:space="preserve"> column, a </w:t>
+      </w:r>
+      <w:r>
+        <w:rPr>
+          <w:b/>
+          <w:bCs/>
+        </w:rPr>
+        <w:t xml:space="preserve">Totals by branch</w:t>
+      </w:r>
+      <w:r>
+        <w:t xml:space="preserve"> table, and a </w:t>
+      </w:r>
+      <w:r>
+        <w:rPr>
+          <w:b/>
+          <w:bCs/>
+        </w:rPr>
+        <w:t xml:space="preserve">Show</w:t>
+      </w:r>
+      <w:r>
+        <w:t xml:space="preserve"> picker to look at one branch at a time. Search, ticks and sorting work across every loaded branch. </w:t>
+      </w:r>
+      <w:r>
+        <w:rPr>
+          <w:b/>
+          <w:bCs/>
+        </w:rPr>
+        <w:t xml:space="preserve">Create orders</w:t>
+      </w:r>
+      <w:r>
+        <w:t xml:space="preserve"> makes one order per </w:t>
+      </w:r>
+      <w:r>
+        <w:rPr>
+          <w:b/>
+          <w:bCs/>
+        </w:rPr>
+        <w:t xml:space="preserve">branch and franchise</w:t>
+      </w:r>
+      <w:r>
+        <w:t xml:space="preserve">. Unticking a branch unticks its parts, and says how many. </w:t>
+      </w:r>
+      <w:r>
+        <w:rPr>
+          <w:b/>
+          <w:bCs/>
+        </w:rPr>
+        <w:t xml:space="preserve">Clear</w:t>
+      </w:r>
+      <w:r>
+        <w:t xml:space="preserve"> and tick one branch to go back to the single-branch view.</w:t>
+      </w:r>
+    </w:p>
+    <w:p>
+      <w:pPr>
+        <w:pStyle w:val="Heading3"/>
+      </w:pPr>
+      <w:r>
+        <w:t xml:space="preserve">Part actions: Mask, Manual order and Phase in</w:t>
+      </w:r>
+    </w:p>
+    <w:p>
+      <w:pPr>
+        <w:keepNext w:val="false"/>
+        <w:spacing w:after="120"/>
+      </w:pPr>
+      <w:r>
+        <w:t xml:space="preserve">In the row detail, </w:t>
+      </w:r>
+      <w:r>
+        <w:rPr>
+          <w:b/>
+          <w:bCs/>
+        </w:rPr>
+        <w:t xml:space="preserve">Mask…</w:t>
+      </w:r>
+      <w:r>
+        <w:t xml:space="preserve"> stops the tool suggesting the part, with an optional expiry date. </w:t>
+      </w:r>
+      <w:r>
+        <w:rPr>
+          <w:b/>
+          <w:bCs/>
+        </w:rPr>
+        <w:t xml:space="preserve">Manual order</w:t>
+      </w:r>
+      <w:r>
+        <w:t xml:space="preserve"> stops it until someone turns it off. </w:t>
+      </w:r>
+      <w:r>
+        <w:rPr>
+          <w:b/>
+          <w:bCs/>
+        </w:rPr>
+        <w:t xml:space="preserve">Phase in…</w:t>
+      </w:r>
+      <w:r>
+        <w:t xml:space="preserve"> sets a phase-in (see Part settings). On a part that is already masked or on Manual order, the buttons are </w:t>
+      </w:r>
+      <w:r>
+        <w:rPr>
+          <w:b/>
+          <w:bCs/>
+        </w:rPr>
+        <w:t xml:space="preserve">Unmask</w:t>
+      </w:r>
+      <w:r>
+        <w:t xml:space="preserve"> and </w:t>
+      </w:r>
+      <w:r>
+        <w:rPr>
+          <w:b/>
+          <w:bCs/>
+        </w:rPr>
+        <w:t xml:space="preserve">Clear manual</w:t>
+      </w:r>
+      <w:r>
+        <w:t xml:space="preserve">. Each one asks before saving, and the row updates straight away. The same buttons are on each line of the order review, and masking a line there takes it out of the order. A part with a phase-in has a small green </w:t>
+      </w:r>
+      <w:r>
+        <w:rPr>
+          <w:b/>
+          <w:bCs/>
+        </w:rPr>
+        <w:t xml:space="preserve">Phase-in</w:t>
+      </w:r>
+      <w:r>
+        <w:t xml:space="preserve"> tag by its part number (amber </w:t>
+      </w:r>
+      <w:r>
+        <w:rPr>
+          <w:b/>
+          <w:bCs/>
+        </w:rPr>
+        <w:t xml:space="preserve">Phase-in ended</w:t>
+      </w:r>
+      <w:r>
+        <w:t xml:space="preserve"> once it has ended).</w:t>
+      </w:r>
+    </w:p>
+    <w:p>
+      <w:pPr>
+        <w:pStyle w:val="Heading3"/>
+      </w:pPr>
+      <w:r>
+        <w:t xml:space="preserve">Making an order from the suggestions</w:t>
+      </w:r>
+    </w:p>
+    <w:p>
+      <w:pPr>
+        <w:pStyle w:val="ListParagraph"/>
+        <w:numPr>
+          <w:ilvl w:val="0"/>
+          <w:numId w:val="2"/>
+        </w:numPr>
+        <w:spacing w:after="60"/>
+      </w:pPr>
+      <w:r>
+        <w:t xml:space="preserve">Tick the parts you want (the box in the heading ticks every part listed by the current filter, on every page).</w:t>
+      </w:r>
+    </w:p>
+    <w:p>
+      <w:pPr>
+        <w:pStyle w:val="ListParagraph"/>
+        <w:numPr>
+          <w:ilvl w:val="0"/>
+          <w:numId w:val="2"/>
+        </w:numPr>
+        <w:spacing w:after="60"/>
+      </w:pPr>
+      <w:r>
+        <w:t xml:space="preserve">The bar at the bottom shows how many are ticked and their value at cost. Ticked parts stay ticked when you search or sort. Changing the branch or franchise asks first, because it clears them.</w:t>
+      </w:r>
+    </w:p>
+    <w:p>
+      <w:pPr>
+        <w:pStyle w:val="ListParagraph"/>
+        <w:numPr>
+          <w:ilvl w:val="0"/>
+          <w:numId w:val="2"/>
+        </w:numPr>
+        <w:spacing w:after="60"/>
+      </w:pPr>
+      <w:r>
+        <w:t xml:space="preserve">Click </w:t>
+      </w:r>
+      <w:r>
+        <w:rPr>
+          <w:b/>
+          <w:bCs/>
+        </w:rPr>
+        <w:t xml:space="preserve">Create order</w:t>
+      </w:r>
+      <w:r>
+        <w:t xml:space="preserve">. A review lists one order per franchise and every ticked part. Parts hidden by your current search are marked "Hidden by filter", so nothing is ordered by surprise.</w:t>
+      </w:r>
+    </w:p>
+    <w:p>
+      <w:pPr>
+        <w:pStyle w:val="ListParagraph"/>
+        <w:numPr>
+          <w:ilvl w:val="0"/>
+          <w:numId w:val="2"/>
+        </w:numPr>
+        <w:spacing w:after="60"/>
+      </w:pPr>
+      <w:r>
+        <w:t xml:space="preserve">Change any quantity. A quantity of 0 leaves the line out.</w:t>
+      </w:r>
+    </w:p>
+    <w:p>
+      <w:pPr>
+        <w:pStyle w:val="ListParagraph"/>
+        <w:numPr>
+          <w:ilvl w:val="0"/>
+          <w:numId w:val="2"/>
+        </w:numPr>
+        <w:spacing w:after="60"/>
+      </w:pPr>
+      <w:r>
+        <w:t xml:space="preserve">Save. The tool creates the order(s) and opens them.</w:t>
+      </w:r>
+    </w:p>
+    <w:p>
+      <w:pPr>
+        <w:pStyle w:val="Heading2"/>
+      </w:pPr>
+      <w:r>
+        <w:t xml:space="preserve">Part Lookup and the Part page</w:t>
+      </w:r>
+    </w:p>
+    <w:p>
+      <w:pPr>
+        <w:keepNext w:val="false"/>
+        <w:spacing w:after="120"/>
+      </w:pPr>
+      <w:r>
         <w:t xml:space="preserve">Search one branch, or </w:t>
       </w:r>
       <w:r>
@@ -535,7 +1153,7 @@
         <w:t xml:space="preserve">Other branches</w:t>
       </w:r>
       <w:r>
-        <w:t xml:space="preserve">: what each branch holds and any surplus.</w:t>
+        <w:t xml:space="preserve"> (below).</w:t>
       </w:r>
     </w:p>
     <w:p>
@@ -575,7 +1193,183 @@
         <w:t xml:space="preserve">Settings:</w:t>
       </w:r>
       <w:r>
-        <w:t xml:space="preserve"> this part’s own minimum, a mask, and notes (see below). Saving applies straight away for everyone.</w:t>
+        <w:t xml:space="preserve"> this part’s own minimum, Manual order, a mask, a phase-in and notes (below). Saving applies straight away for everyone.</w:t>
+      </w:r>
+    </w:p>
+    <w:p>
+      <w:pPr>
+        <w:pStyle w:val="Heading3"/>
+      </w:pPr>
+      <w:r>
+        <w:t xml:space="preserve">Other branches</w:t>
+      </w:r>
+    </w:p>
+    <w:p>
+      <w:pPr>
+        <w:keepNext w:val="false"/>
+        <w:spacing w:after="120"/>
+      </w:pPr>
+      <w:r>
+        <w:t xml:space="preserve">Every branch loads by itself when the page opens. This branch is listed first, marked "(this branch)". The columns are </w:t>
+      </w:r>
+      <w:r>
+        <w:rPr>
+          <w:b/>
+          <w:bCs/>
+        </w:rPr>
+        <w:t xml:space="preserve">On hand</w:t>
+      </w:r>
+      <w:r>
+        <w:t xml:space="preserve">, </w:t>
+      </w:r>
+      <w:r>
+        <w:rPr>
+          <w:b/>
+          <w:bCs/>
+        </w:rPr>
+        <w:t xml:space="preserve">Target</w:t>
+      </w:r>
+      <w:r>
+        <w:t xml:space="preserve">, </w:t>
+      </w:r>
+      <w:r>
+        <w:rPr>
+          <w:b/>
+          <w:bCs/>
+        </w:rPr>
+        <w:t xml:space="preserve">Above target</w:t>
+      </w:r>
+      <w:r>
+        <w:t xml:space="preserve">, </w:t>
+      </w:r>
+      <w:r>
+        <w:rPr>
+          <w:b/>
+          <w:bCs/>
+        </w:rPr>
+        <w:t xml:space="preserve">Excess</w:t>
+      </w:r>
+      <w:r>
+        <w:t xml:space="preserve">, </w:t>
+      </w:r>
+      <w:r>
+        <w:rPr>
+          <w:b/>
+          <w:bCs/>
+        </w:rPr>
+        <w:t xml:space="preserve">Months of supply</w:t>
+      </w:r>
+      <w:r>
+        <w:t xml:space="preserve"> and </w:t>
+      </w:r>
+      <w:r>
+        <w:rPr>
+          <w:b/>
+          <w:bCs/>
+        </w:rPr>
+        <w:t xml:space="preserve">Sold 12 mo</w:t>
+      </w:r>
+      <w:r>
+        <w:t xml:space="preserve">, and a </w:t>
+      </w:r>
+      <w:r>
+        <w:rPr>
+          <w:b/>
+          <w:bCs/>
+        </w:rPr>
+        <w:t xml:space="preserve">Total</w:t>
+      </w:r>
+      <w:r>
+        <w:t xml:space="preserve"> row at the bottom adds up every branch, this one included. While branches are still loading, the totals end with "+". Hover over a column heading for its meaning.</w:t>
+      </w:r>
+    </w:p>
+    <w:p>
+      <w:pPr>
+        <w:pStyle w:val="ListParagraph"/>
+        <w:numPr>
+          <w:ilvl w:val="0"/>
+          <w:numId w:val="3"/>
+        </w:numPr>
+        <w:spacing w:after="60"/>
+      </w:pPr>
+      <w:r>
+        <w:rPr>
+          <w:b/>
+          <w:bCs/>
+        </w:rPr>
+        <w:t xml:space="preserve">Above target</w:t>
+      </w:r>
+      <w:r>
+        <w:t xml:space="preserve"> = on hand above that branch’s target (round 1 called this "Excess"). Example: 10 on hand and a target of 4 is 6 above target.</w:t>
+      </w:r>
+    </w:p>
+    <w:p>
+      <w:pPr>
+        <w:pStyle w:val="ListParagraph"/>
+        <w:numPr>
+          <w:ilvl w:val="0"/>
+          <w:numId w:val="3"/>
+        </w:numPr>
+        <w:spacing w:after="60"/>
+      </w:pPr>
+      <w:r>
+        <w:rPr>
+          <w:b/>
+          <w:bCs/>
+        </w:rPr>
+        <w:t xml:space="preserve">Excess</w:t>
+      </w:r>
+      <w:r>
+        <w:t xml:space="preserve"> = stock that branch could </w:t>
+      </w:r>
+      <w:r>
+        <w:rPr>
+          <w:b/>
+          <w:bCs/>
+        </w:rPr>
+        <w:t xml:space="preserve">send</w:t>
+      </w:r>
+      <w:r>
+        <w:t xml:space="preserve">: free stock above what it keeps, which is the larger of its target and 12 months of supply. Stock committed to open tickets doesn’t count. This is John Deere’s meaning of excess (section 5).</w:t>
+      </w:r>
+    </w:p>
+    <w:p>
+      <w:pPr>
+        <w:pStyle w:val="ListParagraph"/>
+        <w:numPr>
+          <w:ilvl w:val="0"/>
+          <w:numId w:val="3"/>
+        </w:numPr>
+        <w:spacing w:after="60"/>
+      </w:pPr>
+      <w:r>
+        <w:rPr>
+          <w:b/>
+          <w:bCs/>
+        </w:rPr>
+        <w:t xml:space="preserve">Months of supply</w:t>
+      </w:r>
+      <w:r>
+        <w:t xml:space="preserve"> = on hand ÷ the monthly rate. "—" means the part has no sales there.</w:t>
+      </w:r>
+    </w:p>
+    <w:p>
+      <w:pPr>
+        <w:keepNext w:val="false"/>
+        <w:spacing w:after="120"/>
+      </w:pPr>
+      <w:r>
+        <w:t xml:space="preserve">Above the table, </w:t>
+      </w:r>
+      <w:r>
+        <w:rPr>
+          <w:b/>
+          <w:bCs/>
+        </w:rPr>
+        <w:t xml:space="preserve">Suggested transfers</w:t>
+      </w:r>
+      <w:r>
+        <w:t xml:space="preserve"> lists this part’s transfers into or out of this branch once every branch has loaded, for example "Suggested: 4 from branch 92 (conventional)".</w:t>
       </w:r>
     </w:p>
     <w:p>
@@ -599,8 +1393,8 @@
         </w:tblBorders>
       </w:tblPr>
       <w:tblGrid>
-        <w:gridCol w:w="2822"/>
-        <w:gridCol w:w="7258"/>
+        <w:gridCol w:w="2419"/>
+        <w:gridCol w:w="7661"/>
       </w:tblGrid>
       <w:tr>
         <w:trPr>
@@ -608,7 +1402,7 @@
         </w:trPr>
         <w:tc>
           <w:tcPr>
-            <w:tcW w:type="dxa" w:w="2822"/>
+            <w:tcW w:type="dxa" w:w="2419"/>
             <w:tcBorders>
               <w:top w:val="single" w:color="BFBFBF" w:sz="4"/>
               <w:left w:val="single" w:color="BFBFBF" w:sz="4"/>
@@ -624,6 +1418,9 @@
             </w:tcMar>
           </w:tcPr>
           <w:p>
+            <w:pPr>
+              <w:keepNext w:val="false"/>
+            </w:pPr>
             <w:r>
               <w:rPr>
                 <w:b/>
@@ -635,7 +1432,7 @@
         </w:tc>
         <w:tc>
           <w:tcPr>
-            <w:tcW w:type="dxa" w:w="7258"/>
+            <w:tcW w:type="dxa" w:w="7661"/>
             <w:tcBorders>
               <w:top w:val="single" w:color="BFBFBF" w:sz="4"/>
               <w:left w:val="single" w:color="BFBFBF" w:sz="4"/>
@@ -651,6 +1448,9 @@
             </w:tcMar>
           </w:tcPr>
           <w:p>
+            <w:pPr>
+              <w:keepNext w:val="false"/>
+            </w:pPr>
             <w:r>
               <w:rPr>
                 <w:b/>
@@ -667,21 +1467,24 @@
         </w:trPr>
         <w:tc>
           <w:tcPr>
-            <w:tcW w:type="dxa" w:w="2822"/>
-            <w:tcBorders>
-              <w:top w:val="single" w:color="BFBFBF" w:sz="4"/>
-              <w:left w:val="single" w:color="BFBFBF" w:sz="4"/>
-              <w:bottom w:val="single" w:color="BFBFBF" w:sz="4"/>
-              <w:right w:val="single" w:color="BFBFBF" w:sz="4"/>
-            </w:tcBorders>
-            <w:tcMar>
-              <w:top w:type="dxa" w:w="60"/>
-              <w:left w:type="dxa" w:w="100"/>
-              <w:bottom w:type="dxa" w:w="60"/>
-              <w:right w:type="dxa" w:w="100"/>
-            </w:tcMar>
-          </w:tcPr>
-          <w:p>
+            <w:tcW w:type="dxa" w:w="2419"/>
+            <w:tcBorders>
+              <w:top w:val="single" w:color="BFBFBF" w:sz="4"/>
+              <w:left w:val="single" w:color="BFBFBF" w:sz="4"/>
+              <w:bottom w:val="single" w:color="BFBFBF" w:sz="4"/>
+              <w:right w:val="single" w:color="BFBFBF" w:sz="4"/>
+            </w:tcBorders>
+            <w:tcMar>
+              <w:top w:type="dxa" w:w="60"/>
+              <w:left w:type="dxa" w:w="100"/>
+              <w:bottom w:type="dxa" w:w="60"/>
+              <w:right w:type="dxa" w:w="100"/>
+            </w:tcMar>
+          </w:tcPr>
+          <w:p>
+            <w:pPr>
+              <w:keepNext w:val="false"/>
+            </w:pPr>
             <w:r>
               <w:t xml:space="preserve">Min override</w:t>
             </w:r>
@@ -689,23 +1492,26 @@
         </w:tc>
         <w:tc>
           <w:tcPr>
-            <w:tcW w:type="dxa" w:w="7258"/>
-            <w:tcBorders>
-              <w:top w:val="single" w:color="BFBFBF" w:sz="4"/>
-              <w:left w:val="single" w:color="BFBFBF" w:sz="4"/>
-              <w:bottom w:val="single" w:color="BFBFBF" w:sz="4"/>
-              <w:right w:val="single" w:color="BFBFBF" w:sz="4"/>
-            </w:tcBorders>
-            <w:tcMar>
-              <w:top w:type="dxa" w:w="60"/>
-              <w:left w:type="dxa" w:w="100"/>
-              <w:bottom w:type="dxa" w:w="60"/>
-              <w:right w:type="dxa" w:w="100"/>
-            </w:tcMar>
-          </w:tcPr>
-          <w:p>
-            <w:r>
-              <w:t xml:space="preserve">This part’s own minimum. The suggested target is never below it. Whole numbers only; blank means none.</w:t>
+            <w:tcW w:type="dxa" w:w="7661"/>
+            <w:tcBorders>
+              <w:top w:val="single" w:color="BFBFBF" w:sz="4"/>
+              <w:left w:val="single" w:color="BFBFBF" w:sz="4"/>
+              <w:bottom w:val="single" w:color="BFBFBF" w:sz="4"/>
+              <w:right w:val="single" w:color="BFBFBF" w:sz="4"/>
+            </w:tcBorders>
+            <w:tcMar>
+              <w:top w:type="dxa" w:w="60"/>
+              <w:left w:type="dxa" w:w="100"/>
+              <w:bottom w:type="dxa" w:w="60"/>
+              <w:right w:type="dxa" w:w="100"/>
+            </w:tcMar>
+          </w:tcPr>
+          <w:p>
+            <w:pPr>
+              <w:keepNext w:val="false"/>
+            </w:pPr>
+            <w:r>
+              <w:t xml:space="preserve">This part’s own minimum. The target is never below it, and it replaces the Equip minimum. Whole numbers only; blank means none. A min override of 0 switches off an Equip minimum you don’t trust.</w:t>
             </w:r>
           </w:p>
         </w:tc>
@@ -716,45 +1522,51 @@
         </w:trPr>
         <w:tc>
           <w:tcPr>
-            <w:tcW w:type="dxa" w:w="2822"/>
-            <w:tcBorders>
-              <w:top w:val="single" w:color="BFBFBF" w:sz="4"/>
-              <w:left w:val="single" w:color="BFBFBF" w:sz="4"/>
-              <w:bottom w:val="single" w:color="BFBFBF" w:sz="4"/>
-              <w:right w:val="single" w:color="BFBFBF" w:sz="4"/>
-            </w:tcBorders>
-            <w:tcMar>
-              <w:top w:type="dxa" w:w="60"/>
-              <w:left w:type="dxa" w:w="100"/>
-              <w:bottom w:type="dxa" w:w="60"/>
-              <w:right w:type="dxa" w:w="100"/>
-            </w:tcMar>
-          </w:tcPr>
-          <w:p>
-            <w:r>
-              <w:t xml:space="preserve">Masked</w:t>
-            </w:r>
-          </w:p>
-        </w:tc>
-        <w:tc>
-          <w:tcPr>
-            <w:tcW w:type="dxa" w:w="7258"/>
-            <w:tcBorders>
-              <w:top w:val="single" w:color="BFBFBF" w:sz="4"/>
-              <w:left w:val="single" w:color="BFBFBF" w:sz="4"/>
-              <w:bottom w:val="single" w:color="BFBFBF" w:sz="4"/>
-              <w:right w:val="single" w:color="BFBFBF" w:sz="4"/>
-            </w:tcBorders>
-            <w:tcMar>
-              <w:top w:type="dxa" w:w="60"/>
-              <w:left w:type="dxa" w:w="100"/>
-              <w:bottom w:type="dxa" w:w="60"/>
-              <w:right w:type="dxa" w:w="100"/>
-            </w:tcMar>
-          </w:tcPr>
-          <w:p>
-            <w:r>
-              <w:t xml:space="preserve">Stops the tool suggesting this part (order 0). Give an expiry date and the mask lasts until the end of that day; leave it blank and it lasts until someone unmasks it.</w:t>
+            <w:tcW w:type="dxa" w:w="2419"/>
+            <w:tcBorders>
+              <w:top w:val="single" w:color="BFBFBF" w:sz="4"/>
+              <w:left w:val="single" w:color="BFBFBF" w:sz="4"/>
+              <w:bottom w:val="single" w:color="BFBFBF" w:sz="4"/>
+              <w:right w:val="single" w:color="BFBFBF" w:sz="4"/>
+            </w:tcBorders>
+            <w:tcMar>
+              <w:top w:type="dxa" w:w="60"/>
+              <w:left w:type="dxa" w:w="100"/>
+              <w:bottom w:type="dxa" w:w="60"/>
+              <w:right w:type="dxa" w:w="100"/>
+            </w:tcMar>
+          </w:tcPr>
+          <w:p>
+            <w:pPr>
+              <w:keepNext w:val="false"/>
+            </w:pPr>
+            <w:r>
+              <w:t xml:space="preserve">Manual order</w:t>
+            </w:r>
+          </w:p>
+        </w:tc>
+        <w:tc>
+          <w:tcPr>
+            <w:tcW w:type="dxa" w:w="7661"/>
+            <w:tcBorders>
+              <w:top w:val="single" w:color="BFBFBF" w:sz="4"/>
+              <w:left w:val="single" w:color="BFBFBF" w:sz="4"/>
+              <w:bottom w:val="single" w:color="BFBFBF" w:sz="4"/>
+              <w:right w:val="single" w:color="BFBFBF" w:sz="4"/>
+            </w:tcBorders>
+            <w:tcMar>
+              <w:top w:type="dxa" w:w="60"/>
+              <w:left w:type="dxa" w:w="100"/>
+              <w:bottom w:type="dxa" w:w="60"/>
+              <w:right w:type="dxa" w:w="100"/>
+            </w:tcMar>
+          </w:tcPr>
+          <w:p>
+            <w:pPr>
+              <w:keepNext w:val="false"/>
+            </w:pPr>
+            <w:r>
+              <w:t xml:space="preserve">The tool never suggests this part until someone turns it off. For parts you always order by hand.</w:t>
             </w:r>
           </w:p>
         </w:tc>
@@ -765,45 +1577,61 @@
         </w:trPr>
         <w:tc>
           <w:tcPr>
-            <w:tcW w:type="dxa" w:w="2822"/>
-            <w:tcBorders>
-              <w:top w:val="single" w:color="BFBFBF" w:sz="4"/>
-              <w:left w:val="single" w:color="BFBFBF" w:sz="4"/>
-              <w:bottom w:val="single" w:color="BFBFBF" w:sz="4"/>
-              <w:right w:val="single" w:color="BFBFBF" w:sz="4"/>
-            </w:tcBorders>
-            <w:tcMar>
-              <w:top w:type="dxa" w:w="60"/>
-              <w:left w:type="dxa" w:w="100"/>
-              <w:bottom w:type="dxa" w:w="60"/>
-              <w:right w:type="dxa" w:w="100"/>
-            </w:tcMar>
-          </w:tcPr>
-          <w:p>
-            <w:r>
-              <w:t xml:space="preserve">Notes</w:t>
-            </w:r>
-          </w:p>
-        </w:tc>
-        <w:tc>
-          <w:tcPr>
-            <w:tcW w:type="dxa" w:w="7258"/>
-            <w:tcBorders>
-              <w:top w:val="single" w:color="BFBFBF" w:sz="4"/>
-              <w:left w:val="single" w:color="BFBFBF" w:sz="4"/>
-              <w:bottom w:val="single" w:color="BFBFBF" w:sz="4"/>
-              <w:right w:val="single" w:color="BFBFBF" w:sz="4"/>
-            </w:tcBorders>
-            <w:tcMar>
-              <w:top w:type="dxa" w:w="60"/>
-              <w:left w:type="dxa" w:w="100"/>
-              <w:bottom w:type="dxa" w:w="60"/>
-              <w:right w:type="dxa" w:w="100"/>
-            </w:tcMar>
-          </w:tcPr>
-          <w:p>
-            <w:r>
-              <w:t xml:space="preserve">Free text for anyone looking at the part.</w:t>
+            <w:tcW w:type="dxa" w:w="2419"/>
+            <w:tcBorders>
+              <w:top w:val="single" w:color="BFBFBF" w:sz="4"/>
+              <w:left w:val="single" w:color="BFBFBF" w:sz="4"/>
+              <w:bottom w:val="single" w:color="BFBFBF" w:sz="4"/>
+              <w:right w:val="single" w:color="BFBFBF" w:sz="4"/>
+            </w:tcBorders>
+            <w:tcMar>
+              <w:top w:type="dxa" w:w="60"/>
+              <w:left w:type="dxa" w:w="100"/>
+              <w:bottom w:type="dxa" w:w="60"/>
+              <w:right w:type="dxa" w:w="100"/>
+            </w:tcMar>
+          </w:tcPr>
+          <w:p>
+            <w:pPr>
+              <w:keepNext w:val="false"/>
+            </w:pPr>
+            <w:r>
+              <w:t xml:space="preserve">Masked</w:t>
+            </w:r>
+          </w:p>
+        </w:tc>
+        <w:tc>
+          <w:tcPr>
+            <w:tcW w:type="dxa" w:w="7661"/>
+            <w:tcBorders>
+              <w:top w:val="single" w:color="BFBFBF" w:sz="4"/>
+              <w:left w:val="single" w:color="BFBFBF" w:sz="4"/>
+              <w:bottom w:val="single" w:color="BFBFBF" w:sz="4"/>
+              <w:right w:val="single" w:color="BFBFBF" w:sz="4"/>
+            </w:tcBorders>
+            <w:tcMar>
+              <w:top w:type="dxa" w:w="60"/>
+              <w:left w:type="dxa" w:w="100"/>
+              <w:bottom w:type="dxa" w:w="60"/>
+              <w:right w:type="dxa" w:w="100"/>
+            </w:tcMar>
+          </w:tcPr>
+          <w:p>
+            <w:pPr>
+              <w:keepNext w:val="false"/>
+            </w:pPr>
+            <w:r>
+              <w:t xml:space="preserve">Stops the tool suggesting this part (order 0). The mask ends at the </w:t>
+            </w:r>
+            <w:r>
+              <w:rPr>
+                <w:b/>
+                <w:bCs/>
+              </w:rPr>
+              <w:t xml:space="preserve">first</w:t>
+            </w:r>
+            <w:r>
+              <w:t xml:space="preserve"> of: the end of the expiry date, if you give one; or the next time the part is asked for (a demand after the day it was masked). A mask with no expiry date lasts until the part is asked for again or someone unmasks it.</w:t>
             </w:r>
           </w:p>
         </w:tc>
@@ -814,21 +1642,194 @@
         </w:trPr>
         <w:tc>
           <w:tcPr>
-            <w:tcW w:type="dxa" w:w="2822"/>
-            <w:tcBorders>
-              <w:top w:val="single" w:color="BFBFBF" w:sz="4"/>
-              <w:left w:val="single" w:color="BFBFBF" w:sz="4"/>
-              <w:bottom w:val="single" w:color="BFBFBF" w:sz="4"/>
-              <w:right w:val="single" w:color="BFBFBF" w:sz="4"/>
-            </w:tcBorders>
-            <w:tcMar>
-              <w:top w:type="dxa" w:w="60"/>
-              <w:left w:type="dxa" w:w="100"/>
-              <w:bottom w:type="dxa" w:w="60"/>
-              <w:right w:type="dxa" w:w="100"/>
-            </w:tcMar>
-          </w:tcPr>
-          <w:p>
+            <w:tcW w:type="dxa" w:w="2419"/>
+            <w:tcBorders>
+              <w:top w:val="single" w:color="BFBFBF" w:sz="4"/>
+              <w:left w:val="single" w:color="BFBFBF" w:sz="4"/>
+              <w:bottom w:val="single" w:color="BFBFBF" w:sz="4"/>
+              <w:right w:val="single" w:color="BFBFBF" w:sz="4"/>
+            </w:tcBorders>
+            <w:tcMar>
+              <w:top w:type="dxa" w:w="60"/>
+              <w:left w:type="dxa" w:w="100"/>
+              <w:bottom w:type="dxa" w:w="60"/>
+              <w:right w:type="dxa" w:w="100"/>
+            </w:tcMar>
+          </w:tcPr>
+          <w:p>
+            <w:pPr>
+              <w:keepNext w:val="false"/>
+            </w:pPr>
+            <w:r>
+              <w:t xml:space="preserve">Phase-in</w:t>
+            </w:r>
+          </w:p>
+        </w:tc>
+        <w:tc>
+          <w:tcPr>
+            <w:tcW w:type="dxa" w:w="7661"/>
+            <w:tcBorders>
+              <w:top w:val="single" w:color="BFBFBF" w:sz="4"/>
+              <w:left w:val="single" w:color="BFBFBF" w:sz="4"/>
+              <w:bottom w:val="single" w:color="BFBFBF" w:sz="4"/>
+              <w:right w:val="single" w:color="BFBFBF" w:sz="4"/>
+            </w:tcBorders>
+            <w:tcMar>
+              <w:top w:type="dxa" w:w="60"/>
+              <w:left w:type="dxa" w:w="100"/>
+              <w:bottom w:type="dxa" w:w="60"/>
+              <w:right w:type="dxa" w:w="100"/>
+            </w:tcMar>
+          </w:tcPr>
+          <w:p>
+            <w:pPr>
+              <w:keepNext w:val="false"/>
+            </w:pPr>
+            <w:r>
+              <w:t xml:space="preserve">Stocks a new part before it has the demands its rule needs. Give a </w:t>
+            </w:r>
+            <w:r>
+              <w:rPr>
+                <w:b/>
+                <w:bCs/>
+              </w:rPr>
+              <w:t xml:space="preserve">quantity</w:t>
+            </w:r>
+            <w:r>
+              <w:t xml:space="preserve"> and an </w:t>
+            </w:r>
+            <w:r>
+              <w:rPr>
+                <w:b/>
+                <w:bCs/>
+              </w:rPr>
+              <w:t xml:space="preserve">end date</w:t>
+            </w:r>
+            <w:r>
+              <w:t xml:space="preserve"> (it fills in 12 months from today; blank means no end date; it can’t be in the past). While it is active, the target is at least that quantity. It ends at the end date (it still applies on its last day), or as soon as the part has the demands its rule needs, because the rule then stocks it on its own. A badge next to the heading says </w:t>
+            </w:r>
+            <w:r>
+              <w:rPr>
+                <w:b/>
+                <w:bCs/>
+              </w:rPr>
+              <w:t xml:space="preserve">Active until …</w:t>
+            </w:r>
+            <w:r>
+              <w:t xml:space="preserve">, </w:t>
+            </w:r>
+            <w:r>
+              <w:rPr>
+                <w:b/>
+                <w:bCs/>
+              </w:rPr>
+              <w:t xml:space="preserve">Ended …</w:t>
+            </w:r>
+            <w:r>
+              <w:t xml:space="preserve"> or </w:t>
+            </w:r>
+            <w:r>
+              <w:rPr>
+                <w:b/>
+                <w:bCs/>
+              </w:rPr>
+              <w:t xml:space="preserve">Ignored</w:t>
+            </w:r>
+            <w:r>
+              <w:t xml:space="preserve"> (a quantity that isn’t a whole number from 1 to 99,999). </w:t>
+            </w:r>
+            <w:r>
+              <w:rPr>
+                <w:b/>
+                <w:bCs/>
+              </w:rPr>
+              <w:t xml:space="preserve">Clear phase-in</w:t>
+            </w:r>
+            <w:r>
+              <w:t xml:space="preserve"> removes it. Masked and Manual order still win.</w:t>
+            </w:r>
+          </w:p>
+        </w:tc>
+      </w:tr>
+      <w:tr>
+        <w:trPr>
+          <w:tblHeader w:val="false"/>
+        </w:trPr>
+        <w:tc>
+          <w:tcPr>
+            <w:tcW w:type="dxa" w:w="2419"/>
+            <w:tcBorders>
+              <w:top w:val="single" w:color="BFBFBF" w:sz="4"/>
+              <w:left w:val="single" w:color="BFBFBF" w:sz="4"/>
+              <w:bottom w:val="single" w:color="BFBFBF" w:sz="4"/>
+              <w:right w:val="single" w:color="BFBFBF" w:sz="4"/>
+            </w:tcBorders>
+            <w:tcMar>
+              <w:top w:type="dxa" w:w="60"/>
+              <w:left w:type="dxa" w:w="100"/>
+              <w:bottom w:type="dxa" w:w="60"/>
+              <w:right w:type="dxa" w:w="100"/>
+            </w:tcMar>
+          </w:tcPr>
+          <w:p>
+            <w:pPr>
+              <w:keepNext w:val="false"/>
+            </w:pPr>
+            <w:r>
+              <w:t xml:space="preserve">Notes</w:t>
+            </w:r>
+          </w:p>
+        </w:tc>
+        <w:tc>
+          <w:tcPr>
+            <w:tcW w:type="dxa" w:w="7661"/>
+            <w:tcBorders>
+              <w:top w:val="single" w:color="BFBFBF" w:sz="4"/>
+              <w:left w:val="single" w:color="BFBFBF" w:sz="4"/>
+              <w:bottom w:val="single" w:color="BFBFBF" w:sz="4"/>
+              <w:right w:val="single" w:color="BFBFBF" w:sz="4"/>
+            </w:tcBorders>
+            <w:tcMar>
+              <w:top w:type="dxa" w:w="60"/>
+              <w:left w:type="dxa" w:w="100"/>
+              <w:bottom w:type="dxa" w:w="60"/>
+              <w:right w:type="dxa" w:w="100"/>
+            </w:tcMar>
+          </w:tcPr>
+          <w:p>
+            <w:pPr>
+              <w:keepNext w:val="false"/>
+            </w:pPr>
+            <w:r>
+              <w:t xml:space="preserve">Free text for anyone looking at the part.</w:t>
+            </w:r>
+          </w:p>
+        </w:tc>
+      </w:tr>
+      <w:tr>
+        <w:trPr>
+          <w:tblHeader w:val="false"/>
+        </w:trPr>
+        <w:tc>
+          <w:tcPr>
+            <w:tcW w:type="dxa" w:w="2419"/>
+            <w:tcBorders>
+              <w:top w:val="single" w:color="BFBFBF" w:sz="4"/>
+              <w:left w:val="single" w:color="BFBFBF" w:sz="4"/>
+              <w:bottom w:val="single" w:color="BFBFBF" w:sz="4"/>
+              <w:right w:val="single" w:color="BFBFBF" w:sz="4"/>
+            </w:tcBorders>
+            <w:tcMar>
+              <w:top w:type="dxa" w:w="60"/>
+              <w:left w:type="dxa" w:w="100"/>
+              <w:bottom w:type="dxa" w:w="60"/>
+              <w:right w:type="dxa" w:w="100"/>
+            </w:tcMar>
+          </w:tcPr>
+          <w:p>
+            <w:pPr>
+              <w:keepNext w:val="false"/>
+            </w:pPr>
             <w:r>
               <w:t xml:space="preserve">EOQ, Force non-spiking, Pre-approved rule</w:t>
             </w:r>
@@ -836,23 +1837,26 @@
         </w:tc>
         <w:tc>
           <w:tcPr>
-            <w:tcW w:type="dxa" w:w="7258"/>
-            <w:tcBorders>
-              <w:top w:val="single" w:color="BFBFBF" w:sz="4"/>
-              <w:left w:val="single" w:color="BFBFBF" w:sz="4"/>
-              <w:bottom w:val="single" w:color="BFBFBF" w:sz="4"/>
-              <w:right w:val="single" w:color="BFBFBF" w:sz="4"/>
-            </w:tcBorders>
-            <w:tcMar>
-              <w:top w:type="dxa" w:w="60"/>
-              <w:left w:type="dxa" w:w="100"/>
-              <w:bottom w:type="dxa" w:w="60"/>
-              <w:right w:type="dxa" w:w="100"/>
-            </w:tcMar>
-          </w:tcPr>
-          <w:p>
-            <w:r>
-              <w:t xml:space="preserve">Saved, but not used by the calculation yet (see the questions document).</w:t>
+            <w:tcW w:type="dxa" w:w="7661"/>
+            <w:tcBorders>
+              <w:top w:val="single" w:color="BFBFBF" w:sz="4"/>
+              <w:left w:val="single" w:color="BFBFBF" w:sz="4"/>
+              <w:bottom w:val="single" w:color="BFBFBF" w:sz="4"/>
+              <w:right w:val="single" w:color="BFBFBF" w:sz="4"/>
+            </w:tcBorders>
+            <w:tcMar>
+              <w:top w:type="dxa" w:w="60"/>
+              <w:left w:type="dxa" w:w="100"/>
+              <w:bottom w:type="dxa" w:w="60"/>
+              <w:right w:type="dxa" w:w="100"/>
+            </w:tcMar>
+          </w:tcPr>
+          <w:p>
+            <w:pPr>
+              <w:keepNext w:val="false"/>
+            </w:pPr>
+            <w:r>
+              <w:t xml:space="preserve">Saved, but not used by the calculation yet (planned for when John Deere parts join).</w:t>
             </w:r>
           </w:p>
         </w:tc>
@@ -862,6 +1866,345 @@
       <w:pPr>
         <w:spacing w:after="120"/>
       </w:pPr>
+    </w:p>
+    <w:p>
+      <w:pPr>
+        <w:keepNext w:val="false"/>
+        <w:spacing w:after="120"/>
+      </w:pPr>
+      <w:r>
+        <w:t xml:space="preserve">Example of a mask ending: a part masked on October 5 with no expiry is asked for on October 9. From the next morning’s snapshot the mask has ended and the part is suggested again if it needs ordering. Its Settings tab then reads "the mask ended when the part was requested on 2026-10-09".</w:t>
+      </w:r>
+    </w:p>
+    <w:p>
+      <w:pPr>
+        <w:pStyle w:val="Heading2"/>
+      </w:pPr>
+      <w:r>
+        <w:t xml:space="preserve">Special statuses</w:t>
+      </w:r>
+    </w:p>
+    <w:p>
+      <w:pPr>
+        <w:keepNext w:val="false"/>
+        <w:spacing w:after="120"/>
+      </w:pPr>
+      <w:r>
+        <w:t xml:space="preserve">One list of every part with a special setting: </w:t>
+      </w:r>
+      <w:r>
+        <w:rPr>
+          <w:b/>
+          <w:bCs/>
+        </w:rPr>
+        <w:t xml:space="preserve">Masked</w:t>
+      </w:r>
+      <w:r>
+        <w:t xml:space="preserve">, </w:t>
+      </w:r>
+      <w:r>
+        <w:rPr>
+          <w:b/>
+          <w:bCs/>
+        </w:rPr>
+        <w:t xml:space="preserve">Manual order</w:t>
+      </w:r>
+      <w:r>
+        <w:t xml:space="preserve">, a </w:t>
+      </w:r>
+      <w:r>
+        <w:rPr>
+          <w:b/>
+          <w:bCs/>
+        </w:rPr>
+        <w:t xml:space="preserve">Min override</w:t>
+      </w:r>
+      <w:r>
+        <w:t xml:space="preserve">, a </w:t>
+      </w:r>
+      <w:r>
+        <w:rPr>
+          <w:b/>
+          <w:bCs/>
+        </w:rPr>
+        <w:t xml:space="preserve">Phase-in</w:t>
+      </w:r>
+      <w:r>
+        <w:t xml:space="preserve">, or a </w:t>
+      </w:r>
+      <w:r>
+        <w:rPr>
+          <w:b/>
+          <w:bCs/>
+        </w:rPr>
+        <w:t xml:space="preserve">mask or phase-in that has ended</w:t>
+      </w:r>
+      <w:r>
+        <w:t xml:space="preserve"> (so someone can tidy it). It shows the branch, part, description, on hand, status, who set it and when, the expiry or phase-in and the notes. Filter by status and branch, click a part to open it, and </w:t>
+      </w:r>
+      <w:r>
+        <w:rPr>
+          <w:b/>
+          <w:bCs/>
+        </w:rPr>
+        <w:t xml:space="preserve">Export CSV</w:t>
+      </w:r>
+      <w:r>
+        <w:t xml:space="preserve"> for a spreadsheet.</w:t>
+      </w:r>
+    </w:p>
+    <w:p>
+      <w:pPr>
+        <w:pStyle w:val="Heading2"/>
+      </w:pPr>
+      <w:r>
+        <w:t xml:space="preserve">Transfers</w:t>
+      </w:r>
+    </w:p>
+    <w:p>
+      <w:pPr>
+        <w:keepNext w:val="false"/>
+        <w:spacing w:after="120"/>
+      </w:pPr>
+      <w:r>
+        <w:t xml:space="preserve">Every suggested transfer between branches, all branches and franchises together. Read only in this version: </w:t>
+      </w:r>
+      <w:r>
+        <w:rPr>
+          <w:b/>
+          <w:bCs/>
+        </w:rPr>
+        <w:t xml:space="preserve">key them into Equip by hand</w:t>
+      </w:r>
+      <w:r>
+        <w:t xml:space="preserve">. Saving transfers comes next.</w:t>
+      </w:r>
+    </w:p>
+    <w:p>
+      <w:pPr>
+        <w:pStyle w:val="ListParagraph"/>
+        <w:numPr>
+          <w:ilvl w:val="0"/>
+          <w:numId w:val="3"/>
+        </w:numPr>
+        <w:spacing w:after="60"/>
+      </w:pPr>
+      <w:r>
+        <w:t xml:space="preserve">It opens on this morning’s suggestions (</w:t>
+      </w:r>
+      <w:r>
+        <w:rPr>
+          <w:b/>
+          <w:bCs/>
+        </w:rPr>
+        <w:t xml:space="preserve">As of this morning</w:t>
+      </w:r>
+      <w:r>
+        <w:t xml:space="preserve">) and loads every branch in the background, with a progress line. Once all have loaded it switches to </w:t>
+      </w:r>
+      <w:r>
+        <w:rPr>
+          <w:b/>
+          <w:bCs/>
+        </w:rPr>
+        <w:t xml:space="preserve">Live</w:t>
+      </w:r>
+      <w:r>
+        <w:t xml:space="preserve">: worked out again with the current rules, part settings and saved transfers.</w:t>
+      </w:r>
+    </w:p>
+    <w:p>
+      <w:pPr>
+        <w:pStyle w:val="ListParagraph"/>
+        <w:numPr>
+          <w:ilvl w:val="0"/>
+          <w:numId w:val="3"/>
+        </w:numPr>
+        <w:spacing w:after="60"/>
+      </w:pPr>
+      <w:r>
+        <w:t xml:space="preserve">A banner then says whether anything changed since this morning, for example "1 part has changed since this morning", and </w:t>
+      </w:r>
+      <w:r>
+        <w:rPr>
+          <w:b/>
+          <w:bCs/>
+        </w:rPr>
+        <w:t xml:space="preserve">Why</w:t>
+      </w:r>
+      <w:r>
+        <w:t xml:space="preserve"> (a rule or a part setting changed). A red banner saying the app disagrees with this morning’s run is a bug: tell Brian.</w:t>
+      </w:r>
+    </w:p>
+    <w:p>
+      <w:pPr>
+        <w:pStyle w:val="ListParagraph"/>
+        <w:numPr>
+          <w:ilvl w:val="0"/>
+          <w:numId w:val="3"/>
+        </w:numPr>
+        <w:spacing w:after="60"/>
+      </w:pPr>
+      <w:r>
+        <w:rPr>
+          <w:b/>
+          <w:bCs/>
+        </w:rPr>
+        <w:t xml:space="preserve">Filters</w:t>
+      </w:r>
+      <w:r>
+        <w:t xml:space="preserve"> at the top: </w:t>
+      </w:r>
+      <w:r>
+        <w:rPr>
+          <w:b/>
+          <w:bCs/>
+        </w:rPr>
+        <w:t xml:space="preserve">Franchise</w:t>
+      </w:r>
+      <w:r>
+        <w:t xml:space="preserve">, </w:t>
+      </w:r>
+      <w:r>
+        <w:rPr>
+          <w:b/>
+          <w:bCs/>
+        </w:rPr>
+        <w:t xml:space="preserve">Kind</w:t>
+      </w:r>
+      <w:r>
+        <w:t xml:space="preserve"> (Conventional or Redistribution), </w:t>
+      </w:r>
+      <w:r>
+        <w:rPr>
+          <w:b/>
+          <w:bCs/>
+        </w:rPr>
+        <w:t xml:space="preserve">From</w:t>
+      </w:r>
+      <w:r>
+        <w:t xml:space="preserve"> and </w:t>
+      </w:r>
+      <w:r>
+        <w:rPr>
+          <w:b/>
+          <w:bCs/>
+        </w:rPr>
+        <w:t xml:space="preserve">To</w:t>
+      </w:r>
+      <w:r>
+        <w:t xml:space="preserve"> branch.</w:t>
+      </w:r>
+    </w:p>
+    <w:p>
+      <w:pPr>
+        <w:pStyle w:val="ListParagraph"/>
+        <w:numPr>
+          <w:ilvl w:val="0"/>
+          <w:numId w:val="3"/>
+        </w:numPr>
+        <w:spacing w:after="60"/>
+      </w:pPr>
+      <w:r>
+        <w:t xml:space="preserve">Each line has a </w:t>
+      </w:r>
+      <w:r>
+        <w:rPr>
+          <w:b/>
+          <w:bCs/>
+        </w:rPr>
+        <w:t xml:space="preserve">kind badge</w:t>
+      </w:r>
+      <w:r>
+        <w:t xml:space="preserve">: </w:t>
+      </w:r>
+      <w:r>
+        <w:rPr>
+          <w:b/>
+          <w:bCs/>
+        </w:rPr>
+        <w:t xml:space="preserve">Conventional</w:t>
+      </w:r>
+      <w:r>
+        <w:t xml:space="preserve"> (another branch sends what this branch would otherwise buy) or </w:t>
+      </w:r>
+      <w:r>
+        <w:rPr>
+          <w:b/>
+          <w:bCs/>
+        </w:rPr>
+        <w:t xml:space="preserve">Redistribution</w:t>
+      </w:r>
+      <w:r>
+        <w:t xml:space="preserve"> (extra stock to a branch that sells the part and has room).</w:t>
+      </w:r>
+    </w:p>
+    <w:p>
+      <w:pPr>
+        <w:pStyle w:val="ListParagraph"/>
+        <w:numPr>
+          <w:ilvl w:val="0"/>
+          <w:numId w:val="3"/>
+        </w:numPr>
+        <w:spacing w:after="60"/>
+      </w:pPr>
+      <w:r>
+        <w:t xml:space="preserve">The columns show the receiving branch’s need, the quantity, and the sending branch’s on hand, months of supply and excess as "before → after" this transfer, plus the receiving branch’s months of supply before → after and the value.</w:t>
+      </w:r>
+    </w:p>
+    <w:p>
+      <w:pPr>
+        <w:pStyle w:val="ListParagraph"/>
+        <w:numPr>
+          <w:ilvl w:val="0"/>
+          <w:numId w:val="3"/>
+        </w:numPr>
+        <w:spacing w:after="60"/>
+      </w:pPr>
+      <w:r>
+        <w:t xml:space="preserve">The line under the table totals each kind. </w:t>
+      </w:r>
+      <w:r>
+        <w:rPr>
+          <w:b/>
+          <w:bCs/>
+        </w:rPr>
+        <w:t xml:space="preserve">Export CSV</w:t>
+      </w:r>
+      <w:r>
+        <w:t xml:space="preserve"> downloads the filtered list: </w:t>
+      </w:r>
+      <w:r>
+        <w:rPr>
+          <w:rFonts w:ascii="Consolas" w:cs="Consolas" w:eastAsia="Consolas" w:hAnsi="Consolas"/>
+          <w:sz w:val="20"/>
+          <w:szCs w:val="20"/>
+        </w:rPr>
+        <w:t xml:space="preserve">Kind, FromBranch, ToBranch, PartNumber, Franchise, Description, Qty, FromBin, ToBin, FromCost, Value</w:t>
+      </w:r>
+      <w:r>
+        <w:t xml:space="preserve">.</w:t>
+      </w:r>
+    </w:p>
+    <w:p>
+      <w:pPr>
+        <w:pStyle w:val="ListParagraph"/>
+        <w:numPr>
+          <w:ilvl w:val="0"/>
+          <w:numId w:val="3"/>
+        </w:numPr>
+        <w:spacing w:after="60"/>
+      </w:pPr>
+      <w:r>
+        <w:rPr>
+          <w:b/>
+          <w:bCs/>
+        </w:rPr>
+        <w:t xml:space="preserve">Transfer rules in use</w:t>
+      </w:r>
+      <w:r>
+        <w:t xml:space="preserve"> (at the bottom, closed to start with) lists the transfer rules, or the built-in default: excess above 12 months, receive up to 6 months, no minimum.</w:t>
+      </w:r>
     </w:p>
     <w:p>
       <w:pPr>
@@ -928,6 +2271,9 @@
             </w:tcMar>
           </w:tcPr>
           <w:p>
+            <w:pPr>
+              <w:keepNext w:val="false"/>
+            </w:pPr>
             <w:r>
               <w:rPr>
                 <w:b/>
@@ -955,6 +2301,9 @@
             </w:tcMar>
           </w:tcPr>
           <w:p>
+            <w:pPr>
+              <w:keepNext w:val="false"/>
+            </w:pPr>
             <w:r>
               <w:rPr>
                 <w:b/>
@@ -986,6 +2335,9 @@
             </w:tcMar>
           </w:tcPr>
           <w:p>
+            <w:pPr>
+              <w:keepNext w:val="false"/>
+            </w:pPr>
             <w:r>
               <w:t xml:space="preserve">Draft</w:t>
             </w:r>
@@ -1008,6 +2360,9 @@
             </w:tcMar>
           </w:tcPr>
           <w:p>
+            <w:pPr>
+              <w:keepNext w:val="false"/>
+            </w:pPr>
             <w:r>
               <w:t xml:space="preserve">Change quantities (press Enter or click away to save each one) and remove lines. Export when ready.</w:t>
             </w:r>
@@ -1035,6 +2390,9 @@
             </w:tcMar>
           </w:tcPr>
           <w:p>
+            <w:pPr>
+              <w:keepNext w:val="false"/>
+            </w:pPr>
             <w:r>
               <w:t xml:space="preserve">Exported</w:t>
             </w:r>
@@ -1057,6 +2415,9 @@
             </w:tcMar>
           </w:tcPr>
           <w:p>
+            <w:pPr>
+              <w:keepNext w:val="false"/>
+            </w:pPr>
             <w:r>
               <w:rPr>
                 <w:b/>
@@ -1091,6 +2452,9 @@
             </w:tcMar>
           </w:tcPr>
           <w:p>
+            <w:pPr>
+              <w:keepNext w:val="false"/>
+            </w:pPr>
             <w:r>
               <w:t xml:space="preserve">Placed</w:t>
             </w:r>
@@ -1113,6 +2477,9 @@
             </w:tcMar>
           </w:tcPr>
           <w:p>
+            <w:pPr>
+              <w:keepNext w:val="false"/>
+            </w:pPr>
             <w:r>
               <w:rPr>
                 <w:b/>
@@ -1186,7 +2553,57 @@
         <w:t xml:space="preserve">Setup:</w:t>
       </w:r>
       <w:r>
-        <w:t xml:space="preserve"> name the order, pick the branch, franchise and (optionally) a dealer group, and choose the months: Rolling 12/24/36, a full calendar year, or tick any months. Click a highlighted range again to clear it.</w:t>
+        <w:t xml:space="preserve"> name the order, tick one or more </w:t>
+      </w:r>
+      <w:r>
+        <w:rPr>
+          <w:b/>
+          <w:bCs/>
+        </w:rPr>
+        <w:t xml:space="preserve">branches</w:t>
+      </w:r>
+      <w:r>
+        <w:t xml:space="preserve"> and </w:t>
+      </w:r>
+      <w:r>
+        <w:rPr>
+          <w:b/>
+          <w:bCs/>
+        </w:rPr>
+        <w:t xml:space="preserve">franchises</w:t>
+      </w:r>
+      <w:r>
+        <w:t xml:space="preserve">, optionally tick </w:t>
+      </w:r>
+      <w:r>
+        <w:rPr>
+          <w:b/>
+          <w:bCs/>
+        </w:rPr>
+        <w:t xml:space="preserve">dealer groups</w:t>
+      </w:r>
+      <w:r>
+        <w:t xml:space="preserve"> (none ticked = every group), and choose the months: Rolling 12/24/36, a full calendar year, or tick any months. Click a highlighted range again to clear it. Optionally set a </w:t>
+      </w:r>
+      <w:r>
+        <w:rPr>
+          <w:b/>
+          <w:bCs/>
+        </w:rPr>
+        <w:t xml:space="preserve">Min line value</w:t>
+      </w:r>
+      <w:r>
+        <w:t xml:space="preserve"> and </w:t>
+      </w:r>
+      <w:r>
+        <w:rPr>
+          <w:b/>
+          <w:bCs/>
+        </w:rPr>
+        <w:t xml:space="preserve">Max line value</w:t>
+      </w:r>
+      <w:r>
+        <w:t xml:space="preserve"> in dollars (section 6). One order is made for each branch and franchise that has parts to order.</w:t>
       </w:r>
     </w:p>
     <w:p>
@@ -1226,7 +2643,17 @@
         <w:t xml:space="preserve">Avg / mo</w:t>
       </w:r>
       <w:r>
-        <w:t xml:space="preserve">, the factor, and optional minimum sales / minimum demands. The list updates as you change them. Untick anything you don’t want.</w:t>
+        <w:t xml:space="preserve">, the factor (called </w:t>
+      </w:r>
+      <w:r>
+        <w:rPr>
+          <w:b/>
+          <w:bCs/>
+        </w:rPr>
+        <w:t xml:space="preserve">Months of supply</w:t>
+      </w:r>
+      <w:r>
+        <w:t xml:space="preserve"> with Avg / mo), and optional minimum sales / minimum demands. The list updates as you change them. Untick anything you don’t want.</w:t>
       </w:r>
     </w:p>
     <w:p>
@@ -1247,14 +2674,6 @@
       </w:r>
       <w:r>
         <w:t xml:space="preserve"> the same review and save as above; the order is marked One-Time.</w:t>
-      </w:r>
-    </w:p>
-    <w:p>
-      <w:pPr>
-        <w:pStyle w:val="Heading2"/>
-      </w:pPr>
-      <w:r>
-        <w:t xml:space="preserve">Rules</w:t>
       </w:r>
     </w:p>
     <w:p>
@@ -1263,7 +2682,15 @@
         <w:spacing w:after="120"/>
       </w:pPr>
       <w:r>
-        <w:t xml:space="preserve">The rules that drive every suggestion (how much history to look at, how much to stock). Anyone in the test group can change them, and the page shows who last changed each rule and when. Section 4 explains them.</w:t>
+        <w:t xml:space="preserve">Masked and Manual order parts are left off One-Time Orders completely. The review says how many were left off. A phase-in doesn’t affect One-Time Orders.</w:t>
+      </w:r>
+    </w:p>
+    <w:p>
+      <w:pPr>
+        <w:pStyle w:val="Heading2"/>
+      </w:pPr>
+      <w:r>
+        <w:t xml:space="preserve">Rules</w:t>
       </w:r>
     </w:p>
     <w:p>
@@ -1272,42 +2699,7 @@
         <w:spacing w:after="120"/>
       </w:pPr>
       <w:r>
-        <w:rPr>
-          <w:b/>
-          <w:bCs/>
-        </w:rPr>
-        <w:t xml:space="preserve">Try it</w:t>
-      </w:r>
-      <w:r>
-        <w:t xml:space="preserve"> lets you test a change before saving it: click </w:t>
-      </w:r>
-      <w:r>
-        <w:rPr>
-          <w:b/>
-          <w:bCs/>
-        </w:rPr>
-        <w:t xml:space="preserve">Edit</w:t>
-      </w:r>
-      <w:r>
-        <w:t xml:space="preserve"> on a rule, change a number, and the panel shows a branch before and after: order lines, total value, status counts and the parts that change most. Nothing is saved until you click </w:t>
-      </w:r>
-      <w:r>
-        <w:rPr>
-          <w:b/>
-          <w:bCs/>
-        </w:rPr>
-        <w:t xml:space="preserve">Save rule</w:t>
-      </w:r>
-      <w:r>
-        <w:t xml:space="preserve">. If you leave with unsaved changes, it asks first.</w:t>
-      </w:r>
-    </w:p>
-    <w:p>
-      <w:pPr>
-        <w:pStyle w:val="Heading2"/>
-      </w:pPr>
-      <w:r>
-        <w:t xml:space="preserve">Cleanup</w:t>
+        <w:t xml:space="preserve">The rules that drive every suggestion (how much history to look at, how much to stock). Anyone in the test group can change them, and the page shows who last changed each rule and when. Section 4 explains them.</w:t>
       </w:r>
     </w:p>
     <w:p>
@@ -1316,35 +2708,34 @@
         <w:spacing w:after="120"/>
       </w:pPr>
       <w:r>
-        <w:t xml:space="preserve">Parts with an </w:t>
-      </w:r>
-      <w:r>
-        <w:rPr>
-          <w:b/>
-          <w:bCs/>
-        </w:rPr>
-        <w:t xml:space="preserve">Equip minimum that the tool is ignoring</w:t>
-      </w:r>
-      <w:r>
-        <w:t xml:space="preserve"> because the part had no sales in the rule’s history window. These minimums would otherwise tie up stock in parts nobody buys. The list shows each one’s minimum, on hand, cost, the stock value the minimum would commit (minimum × cost) and what it </w:t>
-      </w:r>
-      <w:r>
-        <w:rPr>
-          <w:b/>
-          <w:bCs/>
-        </w:rPr>
-        <w:t xml:space="preserve">would order</w:t>
-      </w:r>
-      <w:r>
-        <w:t xml:space="preserve"> today. Export it to work through in Equip.</w:t>
-      </w:r>
-    </w:p>
-    <w:p>
-      <w:pPr>
-        <w:pStyle w:val="Heading2"/>
-      </w:pPr>
-      <w:r>
-        <w:t xml:space="preserve">App Settings</w:t>
+        <w:rPr>
+          <w:b/>
+          <w:bCs/>
+        </w:rPr>
+        <w:t xml:space="preserve">Try it</w:t>
+      </w:r>
+      <w:r>
+        <w:t xml:space="preserve"> lets you test a change before saving it: click </w:t>
+      </w:r>
+      <w:r>
+        <w:rPr>
+          <w:b/>
+          <w:bCs/>
+        </w:rPr>
+        <w:t xml:space="preserve">Edit</w:t>
+      </w:r>
+      <w:r>
+        <w:t xml:space="preserve"> on a rule, change a number, and the panel shows a branch before and after: order lines, total value, status counts and the parts that change most. Nothing is saved until you click </w:t>
+      </w:r>
+      <w:r>
+        <w:rPr>
+          <w:b/>
+          <w:bCs/>
+        </w:rPr>
+        <w:t xml:space="preserve">Save rule</w:t>
+      </w:r>
+      <w:r>
+        <w:t xml:space="preserve">. If you leave with unsaved changes, it asks first.</w:t>
       </w:r>
     </w:p>
     <w:p>
@@ -1353,15 +2744,42 @@
         <w:spacing w:after="120"/>
       </w:pPr>
       <w:r>
-        <w:t xml:space="preserve">Your own default branch and franchise (saved in your browser only). Reorder, One-Time Order and Part Lookup open on them.</w:t>
-      </w:r>
-    </w:p>
-    <w:p>
-      <w:pPr>
-        <w:pStyle w:val="Heading1"/>
-      </w:pPr>
-      <w:r>
-        <w:t xml:space="preserve">3. How the suggested order is worked out</w:t>
+        <w:rPr>
+          <w:b/>
+          <w:bCs/>
+        </w:rPr>
+        <w:t xml:space="preserve">Archive</w:t>
+      </w:r>
+      <w:r>
+        <w:t xml:space="preserve"> hides a rule you no longer use, instead of deleting it. Archived rules are never used. They are hidden unless </w:t>
+      </w:r>
+      <w:r>
+        <w:rPr>
+          <w:b/>
+          <w:bCs/>
+        </w:rPr>
+        <w:t xml:space="preserve">Show archived</w:t>
+      </w:r>
+      <w:r>
+        <w:t xml:space="preserve"> is on; then they show greyed out, and </w:t>
+      </w:r>
+      <w:r>
+        <w:rPr>
+          <w:b/>
+          <w:bCs/>
+        </w:rPr>
+        <w:t xml:space="preserve">Unarchive</w:t>
+      </w:r>
+      <w:r>
+        <w:t xml:space="preserve"> brings one back.</w:t>
+      </w:r>
+    </w:p>
+    <w:p>
+      <w:pPr>
+        <w:pStyle w:val="Heading2"/>
+      </w:pPr>
+      <w:r>
+        <w:t xml:space="preserve">Cleanup</w:t>
       </w:r>
     </w:p>
     <w:p>
@@ -1370,235 +2788,45 @@
         <w:spacing w:after="120"/>
       </w:pPr>
       <w:r>
-        <w:t xml:space="preserve">For each part at each branch, every morning and again in the tool whenever you change a rule or setting:</w:t>
-      </w:r>
-    </w:p>
-    <w:p>
-      <w:pPr>
-        <w:pStyle w:val="ListParagraph"/>
-        <w:numPr>
-          <w:ilvl w:val="0"/>
-          <w:numId w:val="5"/>
-        </w:numPr>
-        <w:spacing w:after="60"/>
-      </w:pPr>
-      <w:r>
-        <w:rPr>
-          <w:b/>
-          <w:bCs/>
-        </w:rPr>
-        <w:t xml:space="preserve">Pick the rule</w:t>
-      </w:r>
-      <w:r>
-        <w:t xml:space="preserve"> that applies to the part (section 4).</w:t>
-      </w:r>
-    </w:p>
-    <w:p>
-      <w:pPr>
-        <w:pStyle w:val="ListParagraph"/>
-        <w:numPr>
-          <w:ilvl w:val="0"/>
-          <w:numId w:val="5"/>
-        </w:numPr>
-        <w:spacing w:after="60"/>
-      </w:pPr>
-      <w:r>
-        <w:rPr>
-          <w:b/>
-          <w:bCs/>
-        </w:rPr>
-        <w:t xml:space="preserve">Add up demand</w:t>
-      </w:r>
-      <w:r>
-        <w:t xml:space="preserve"> over the rule’s </w:t>
-      </w:r>
-      <w:r>
-        <w:rPr>
-          <w:b/>
-          <w:bCs/>
-        </w:rPr>
-        <w:t xml:space="preserve">history months</w:t>
-      </w:r>
-      <w:r>
-        <w:t xml:space="preserve">: units sold, or the number of requests if the rule says so. Full months only; the current month isn’t finished, so it’s left out. Returns are netted off, and a total below 0 counts as 0.</w:t>
-      </w:r>
-    </w:p>
-    <w:p>
-      <w:pPr>
-        <w:pStyle w:val="ListParagraph"/>
-        <w:numPr>
-          <w:ilvl w:val="0"/>
-          <w:numId w:val="5"/>
-        </w:numPr>
-        <w:spacing w:after="60"/>
-      </w:pPr>
-      <w:r>
-        <w:rPr>
-          <w:b/>
-          <w:bCs/>
-        </w:rPr>
-        <w:t xml:space="preserve">Count active months:</w:t>
-      </w:r>
-      <w:r>
-        <w:t xml:space="preserve"> how many of those months had any demand.</w:t>
-      </w:r>
-    </w:p>
-    <w:p>
-      <w:pPr>
-        <w:pStyle w:val="ListParagraph"/>
-        <w:numPr>
-          <w:ilvl w:val="0"/>
-          <w:numId w:val="5"/>
-        </w:numPr>
-        <w:spacing w:after="60"/>
-      </w:pPr>
-      <w:r>
-        <w:rPr>
-          <w:b/>
-          <w:bCs/>
-        </w:rPr>
-        <w:t xml:space="preserve">Monthly rate</w:t>
-      </w:r>
-      <w:r>
-        <w:t xml:space="preserve"> = total demand ÷ history months. A part that sold 12 in 12 months has a rate of 1 a month, whether the sales came in one month or twelve.</w:t>
-      </w:r>
-    </w:p>
-    <w:p>
-      <w:pPr>
-        <w:pStyle w:val="ListParagraph"/>
-        <w:numPr>
-          <w:ilvl w:val="0"/>
-          <w:numId w:val="5"/>
-        </w:numPr>
-        <w:spacing w:after="60"/>
-      </w:pPr>
-      <w:r>
-        <w:rPr>
-          <w:b/>
-          <w:bCs/>
-        </w:rPr>
-        <w:t xml:space="preserve">Rule target.</w:t>
-      </w:r>
-      <w:r>
-        <w:t xml:space="preserve"> If the part had demand in at least the rule’s </w:t>
-      </w:r>
-      <w:r>
-        <w:rPr>
-          <w:b/>
-          <w:bCs/>
-        </w:rPr>
-        <w:t xml:space="preserve">min active months</w:t>
-      </w:r>
-      <w:r>
-        <w:t xml:space="preserve">, the target is the monthly rate turned into the rule’s </w:t>
-      </w:r>
-      <w:r>
-        <w:rPr>
-          <w:b/>
-          <w:bCs/>
-        </w:rPr>
-        <w:t xml:space="preserve">weeks of cover</w:t>
-      </w:r>
-      <w:r>
-        <w:t xml:space="preserve">, rounded up: </w:t>
-      </w:r>
-      <w:r>
-        <w:rPr>
-          <w:b/>
-          <w:bCs/>
-        </w:rPr>
-        <w:t xml:space="preserve">rate × weeks × 12 ÷ 52</w:t>
-      </w:r>
-      <w:r>
-        <w:t xml:space="preserve">. Otherwise the rule target is 0 (the rule doesn’t stock it).</w:t>
-      </w:r>
-    </w:p>
-    <w:p>
-      <w:pPr>
-        <w:pStyle w:val="ListParagraph"/>
-        <w:numPr>
-          <w:ilvl w:val="0"/>
-          <w:numId w:val="5"/>
-        </w:numPr>
-        <w:spacing w:after="60"/>
-      </w:pPr>
-      <w:r>
-        <w:rPr>
-          <w:b/>
-          <w:bCs/>
-        </w:rPr>
-        <w:t xml:space="preserve">Minimum.</w:t>
-      </w:r>
-      <w:r>
-        <w:t xml:space="preserve"> The part’s own </w:t>
-      </w:r>
-      <w:r>
-        <w:rPr>
-          <w:b/>
-          <w:bCs/>
-        </w:rPr>
-        <w:t xml:space="preserve">min override</w:t>
-      </w:r>
-      <w:r>
-        <w:t xml:space="preserve"> (Part page) always applies. If there isn’t one, the </w:t>
-      </w:r>
-      <w:r>
-        <w:rPr>
-          <w:b/>
-          <w:bCs/>
-        </w:rPr>
-        <w:t xml:space="preserve">Equip minimum</w:t>
-      </w:r>
-      <w:r>
-        <w:t xml:space="preserve"> applies, but only if the part had some demand in the history window; with no demand at all it is ignored and listed on Cleanup.</w:t>
-      </w:r>
-    </w:p>
-    <w:p>
-      <w:pPr>
-        <w:pStyle w:val="ListParagraph"/>
-        <w:numPr>
-          <w:ilvl w:val="0"/>
-          <w:numId w:val="5"/>
-        </w:numPr>
-        <w:spacing w:after="60"/>
-      </w:pPr>
-      <w:r>
-        <w:rPr>
-          <w:b/>
-          <w:bCs/>
-        </w:rPr>
-        <w:t xml:space="preserve">Target</w:t>
-      </w:r>
-      <w:r>
-        <w:t xml:space="preserve"> = the larger of the rule target and the minimum (rounded up).</w:t>
-      </w:r>
-    </w:p>
-    <w:p>
-      <w:pPr>
-        <w:pStyle w:val="ListParagraph"/>
-        <w:numPr>
-          <w:ilvl w:val="0"/>
-          <w:numId w:val="5"/>
-        </w:numPr>
-        <w:spacing w:after="60"/>
-      </w:pPr>
-      <w:r>
-        <w:rPr>
-          <w:b/>
-          <w:bCs/>
-        </w:rPr>
-        <w:t xml:space="preserve">Suggested order</w:t>
-      </w:r>
-      <w:r>
-        <w:t xml:space="preserve"> = target − on hand − on order, never below 0. On hand and on order count whole units. A masked part always gets 0.</w:t>
-      </w:r>
-    </w:p>
-    <w:p>
-      <w:pPr>
-        <w:pStyle w:val="Heading3"/>
-      </w:pPr>
-      <w:r>
-        <w:t xml:space="preserve">Worked example</w:t>
+        <w:t xml:space="preserve">Equip minimums on parts with </w:t>
+      </w:r>
+      <w:r>
+        <w:rPr>
+          <w:b/>
+          <w:bCs/>
+        </w:rPr>
+        <w:t xml:space="preserve">no demand and no units sold</w:t>
+      </w:r>
+      <w:r>
+        <w:t xml:space="preserve"> in the rule’s history months: the same lines that carry the Min, no demand tag. These minimums </w:t>
+      </w:r>
+      <w:r>
+        <w:rPr>
+          <w:b/>
+          <w:bCs/>
+        </w:rPr>
+        <w:t xml:space="preserve">do</w:t>
+      </w:r>
+      <w:r>
+        <w:t xml:space="preserve"> apply to the order, so this is the list to fix. The list shows each one’s minimum, on hand, cost, the stock value the minimum commits (minimum × cost) and what it </w:t>
+      </w:r>
+      <w:r>
+        <w:rPr>
+          <w:b/>
+          <w:bCs/>
+        </w:rPr>
+        <w:t xml:space="preserve">would order</w:t>
+      </w:r>
+      <w:r>
+        <w:t xml:space="preserve"> today. Export it to work through in Equip.</w:t>
+      </w:r>
+    </w:p>
+    <w:p>
+      <w:pPr>
+        <w:pStyle w:val="Heading2"/>
+      </w:pPr>
+      <w:r>
+        <w:t xml:space="preserve">App Settings</w:t>
       </w:r>
     </w:p>
     <w:p>
@@ -1607,6 +2835,400 @@
         <w:spacing w:after="120"/>
       </w:pPr>
       <w:r>
+        <w:t xml:space="preserve">Your own default branch and franchise (saved in your browser only). Reorder, One-Time Order and Part Lookup open on them. </w:t>
+      </w:r>
+      <w:r>
+        <w:rPr>
+          <w:b/>
+          <w:bCs/>
+        </w:rPr>
+        <w:t xml:space="preserve">About</w:t>
+      </w:r>
+      <w:r>
+        <w:t xml:space="preserve"> shows the version.</w:t>
+      </w:r>
+    </w:p>
+    <w:p>
+      <w:pPr>
+        <w:pStyle w:val="Heading1"/>
+      </w:pPr>
+      <w:r>
+        <w:t xml:space="preserve">3. How the suggested order is worked out</w:t>
+      </w:r>
+    </w:p>
+    <w:p>
+      <w:pPr>
+        <w:keepNext w:val="false"/>
+        <w:spacing w:after="120"/>
+      </w:pPr>
+      <w:r>
+        <w:t xml:space="preserve">For each part at each branch, every morning and again in the tool whenever you change a rule or setting:</w:t>
+      </w:r>
+    </w:p>
+    <w:p>
+      <w:pPr>
+        <w:pStyle w:val="ListParagraph"/>
+        <w:numPr>
+          <w:ilvl w:val="0"/>
+          <w:numId w:val="5"/>
+        </w:numPr>
+        <w:spacing w:after="60"/>
+      </w:pPr>
+      <w:r>
+        <w:rPr>
+          <w:b/>
+          <w:bCs/>
+        </w:rPr>
+        <w:t xml:space="preserve">Pick the rule</w:t>
+      </w:r>
+      <w:r>
+        <w:t xml:space="preserve"> that applies to the part (section 4).</w:t>
+      </w:r>
+    </w:p>
+    <w:p>
+      <w:pPr>
+        <w:pStyle w:val="ListParagraph"/>
+        <w:numPr>
+          <w:ilvl w:val="0"/>
+          <w:numId w:val="5"/>
+        </w:numPr>
+        <w:spacing w:after="60"/>
+      </w:pPr>
+      <w:r>
+        <w:rPr>
+          <w:b/>
+          <w:bCs/>
+        </w:rPr>
+        <w:t xml:space="preserve">Count demands</w:t>
+      </w:r>
+      <w:r>
+        <w:t xml:space="preserve"> over the rule’s </w:t>
+      </w:r>
+      <w:r>
+        <w:rPr>
+          <w:b/>
+          <w:bCs/>
+        </w:rPr>
+        <w:t xml:space="preserve">history months</w:t>
+      </w:r>
+      <w:r>
+        <w:t xml:space="preserve">. A demand is one transaction (one request for the part), however many units it was for. Full months only; the current month isn’t finished, so it’s left out.</w:t>
+      </w:r>
+    </w:p>
+    <w:p>
+      <w:pPr>
+        <w:pStyle w:val="ListParagraph"/>
+        <w:numPr>
+          <w:ilvl w:val="0"/>
+          <w:numId w:val="5"/>
+        </w:numPr>
+        <w:spacing w:after="60"/>
+      </w:pPr>
+      <w:r>
+        <w:rPr>
+          <w:b/>
+          <w:bCs/>
+        </w:rPr>
+        <w:t xml:space="preserve">Add up units sold</w:t>
+      </w:r>
+      <w:r>
+        <w:t xml:space="preserve"> over the same months (or the number of requests, if the rule says so). Returns are netted off, and a total below 0 counts as 0.</w:t>
+      </w:r>
+    </w:p>
+    <w:p>
+      <w:pPr>
+        <w:pStyle w:val="ListParagraph"/>
+        <w:numPr>
+          <w:ilvl w:val="0"/>
+          <w:numId w:val="5"/>
+        </w:numPr>
+        <w:spacing w:after="60"/>
+      </w:pPr>
+      <w:r>
+        <w:rPr>
+          <w:b/>
+          <w:bCs/>
+        </w:rPr>
+        <w:t xml:space="preserve">Monthly rate</w:t>
+      </w:r>
+      <w:r>
+        <w:t xml:space="preserve"> = units sold ÷ history months. A part that sold 12 in 12 months has a rate of 1 a month, whether the sales came in one month or twelve.</w:t>
+      </w:r>
+    </w:p>
+    <w:p>
+      <w:pPr>
+        <w:pStyle w:val="ListParagraph"/>
+        <w:numPr>
+          <w:ilvl w:val="0"/>
+          <w:numId w:val="5"/>
+        </w:numPr>
+        <w:spacing w:after="60"/>
+      </w:pPr>
+      <w:r>
+        <w:rPr>
+          <w:b/>
+          <w:bCs/>
+        </w:rPr>
+        <w:t xml:space="preserve">Supply in months.</w:t>
+      </w:r>
+      <w:r>
+        <w:t xml:space="preserve"> The rule’s supply is in weeks or months. Weeks are turned into months: </w:t>
+      </w:r>
+      <w:r>
+        <w:rPr>
+          <w:b/>
+          <w:bCs/>
+        </w:rPr>
+        <w:t xml:space="preserve">weeks × 12 ÷ 52</w:t>
+      </w:r>
+      <w:r>
+        <w:t xml:space="preserve">. So 12 weeks = 2.77 months.</w:t>
+      </w:r>
+    </w:p>
+    <w:p>
+      <w:pPr>
+        <w:pStyle w:val="ListParagraph"/>
+        <w:numPr>
+          <w:ilvl w:val="0"/>
+          <w:numId w:val="5"/>
+        </w:numPr>
+        <w:spacing w:after="60"/>
+      </w:pPr>
+      <w:r>
+        <w:rPr>
+          <w:b/>
+          <w:bCs/>
+        </w:rPr>
+        <w:t xml:space="preserve">Rule target.</w:t>
+      </w:r>
+      <w:r>
+        <w:t xml:space="preserve"> If the part had at least the rule’s </w:t>
+      </w:r>
+      <w:r>
+        <w:rPr>
+          <w:b/>
+          <w:bCs/>
+        </w:rPr>
+        <w:t xml:space="preserve">min demands</w:t>
+      </w:r>
+      <w:r>
+        <w:t xml:space="preserve">, the rule target is </w:t>
+      </w:r>
+      <w:r>
+        <w:rPr>
+          <w:b/>
+          <w:bCs/>
+        </w:rPr>
+        <w:t xml:space="preserve">monthly rate × months of supply, rounded up</w:t>
+      </w:r>
+      <w:r>
+        <w:t xml:space="preserve">. Otherwise the rule target is 0 (the rule doesn’t stock it).</w:t>
+      </w:r>
+    </w:p>
+    <w:p>
+      <w:pPr>
+        <w:pStyle w:val="ListParagraph"/>
+        <w:numPr>
+          <w:ilvl w:val="0"/>
+          <w:numId w:val="5"/>
+        </w:numPr>
+        <w:spacing w:after="60"/>
+      </w:pPr>
+      <w:r>
+        <w:rPr>
+          <w:b/>
+          <w:bCs/>
+        </w:rPr>
+        <w:t xml:space="preserve">Minimum.</w:t>
+      </w:r>
+      <w:r>
+        <w:t xml:space="preserve"> The part’s own </w:t>
+      </w:r>
+      <w:r>
+        <w:rPr>
+          <w:b/>
+          <w:bCs/>
+        </w:rPr>
+        <w:t xml:space="preserve">min override</w:t>
+      </w:r>
+      <w:r>
+        <w:t xml:space="preserve"> (Part page) applies if set. If not, the </w:t>
+      </w:r>
+      <w:r>
+        <w:rPr>
+          <w:b/>
+          <w:bCs/>
+        </w:rPr>
+        <w:t xml:space="preserve">Equip minimum</w:t>
+      </w:r>
+      <w:r>
+        <w:t xml:space="preserve"> applies, always, even with no demand.</w:t>
+      </w:r>
+    </w:p>
+    <w:p>
+      <w:pPr>
+        <w:pStyle w:val="ListParagraph"/>
+        <w:numPr>
+          <w:ilvl w:val="0"/>
+          <w:numId w:val="5"/>
+        </w:numPr>
+        <w:spacing w:after="60"/>
+      </w:pPr>
+      <w:r>
+        <w:rPr>
+          <w:b/>
+          <w:bCs/>
+        </w:rPr>
+        <w:t xml:space="preserve">Phase-in.</w:t>
+      </w:r>
+      <w:r>
+        <w:t xml:space="preserve"> A phase-in is </w:t>
+      </w:r>
+      <w:r>
+        <w:rPr>
+          <w:b/>
+          <w:bCs/>
+        </w:rPr>
+        <w:t xml:space="preserve">active</w:t>
+      </w:r>
+      <w:r>
+        <w:t xml:space="preserve"> while it has a quantity, its end date hasn’t passed, and the part has fewer demands than its rule needs (at least 1). It is checked fresh every morning.</w:t>
+      </w:r>
+    </w:p>
+    <w:p>
+      <w:pPr>
+        <w:pStyle w:val="ListParagraph"/>
+        <w:numPr>
+          <w:ilvl w:val="0"/>
+          <w:numId w:val="5"/>
+        </w:numPr>
+        <w:spacing w:after="60"/>
+      </w:pPr>
+      <w:r>
+        <w:rPr>
+          <w:b/>
+          <w:bCs/>
+        </w:rPr>
+        <w:t xml:space="preserve">Target</w:t>
+      </w:r>
+      <w:r>
+        <w:t xml:space="preserve"> = the largest of the rule target, the minimum (rounded up) and an active phase-in quantity.</w:t>
+      </w:r>
+    </w:p>
+    <w:p>
+      <w:pPr>
+        <w:pStyle w:val="ListParagraph"/>
+        <w:numPr>
+          <w:ilvl w:val="0"/>
+          <w:numId w:val="5"/>
+        </w:numPr>
+        <w:spacing w:after="60"/>
+      </w:pPr>
+      <w:r>
+        <w:rPr>
+          <w:b/>
+          <w:bCs/>
+        </w:rPr>
+        <w:t xml:space="preserve">Order</w:t>
+      </w:r>
+      <w:r>
+        <w:t xml:space="preserve"> = target − on hand − on order − </w:t>
+      </w:r>
+      <w:r>
+        <w:rPr>
+          <w:b/>
+          <w:bCs/>
+        </w:rPr>
+        <w:t xml:space="preserve">transfers in</w:t>
+      </w:r>
+      <w:r>
+        <w:t xml:space="preserve"> (transfers saved in this app, coming next version), never below 0. On hand and on order count whole units. </w:t>
+      </w:r>
+      <w:r>
+        <w:rPr>
+          <w:b/>
+          <w:bCs/>
+        </w:rPr>
+        <w:t xml:space="preserve">A target of 0 always means order 0</w:t>
+      </w:r>
+      <w:r>
+        <w:t xml:space="preserve">, even when Equip shows negative stock.</w:t>
+      </w:r>
+    </w:p>
+    <w:p>
+      <w:pPr>
+        <w:pStyle w:val="ListParagraph"/>
+        <w:numPr>
+          <w:ilvl w:val="0"/>
+          <w:numId w:val="5"/>
+        </w:numPr>
+        <w:spacing w:after="60"/>
+      </w:pPr>
+      <w:r>
+        <w:rPr>
+          <w:b/>
+          <w:bCs/>
+        </w:rPr>
+        <w:t xml:space="preserve">Line value limits</w:t>
+      </w:r>
+      <w:r>
+        <w:t xml:space="preserve"> (only if the rule has them): if the line is worth more than the </w:t>
+      </w:r>
+      <w:r>
+        <w:rPr>
+          <w:b/>
+          <w:bCs/>
+        </w:rPr>
+        <w:t xml:space="preserve">max line value</w:t>
+      </w:r>
+      <w:r>
+        <w:t xml:space="preserve">, the quantity is cut back to fit under it. Then, if the line is worth less than the </w:t>
+      </w:r>
+      <w:r>
+        <w:rPr>
+          <w:b/>
+          <w:bCs/>
+        </w:rPr>
+        <w:t xml:space="preserve">min line value</w:t>
+      </w:r>
+      <w:r>
+        <w:t xml:space="preserve">, nothing is suggested.</w:t>
+      </w:r>
+    </w:p>
+    <w:p>
+      <w:pPr>
+        <w:pStyle w:val="ListParagraph"/>
+        <w:numPr>
+          <w:ilvl w:val="0"/>
+          <w:numId w:val="5"/>
+        </w:numPr>
+        <w:spacing w:after="60"/>
+      </w:pPr>
+      <w:r>
+        <w:rPr>
+          <w:b/>
+          <w:bCs/>
+        </w:rPr>
+        <w:t xml:space="preserve">Manual order or masked:</w:t>
+      </w:r>
+      <w:r>
+        <w:t xml:space="preserve"> the order is 0, even with a phase-in.</w:t>
+      </w:r>
+    </w:p>
+    <w:p>
+      <w:pPr>
+        <w:pStyle w:val="Heading3"/>
+      </w:pPr>
+      <w:r>
+        <w:t xml:space="preserve">Worked example</w:t>
+      </w:r>
+    </w:p>
+    <w:p>
+      <w:pPr>
+        <w:keepNext w:val="false"/>
+        <w:spacing w:after="120"/>
+      </w:pPr>
+      <w:r>
         <w:t xml:space="preserve">Branch 1, part </w:t>
       </w:r>
       <w:r>
@@ -1617,7 +3239,7 @@
         <w:t xml:space="preserve">124184</w:t>
       </w:r>
       <w:r>
-        <w:t xml:space="preserve"> (Mobil 1 0W20 motor oil), Default rule (12 months, 3 active months, 6 weeks):</w:t>
+        <w:t xml:space="preserve"> (Mobil 1 0W20 motor oil), Default rule (12 months, 3 demands, 12 weeks of supply). Dev data of October 26, 2026; the 12 months are October 2025 to September 2026.</w:t>
       </w:r>
     </w:p>
     <w:tbl>
@@ -1634,8 +3256,8 @@
       </w:tblPr>
       <w:tblGrid>
         <w:gridCol w:w="2016"/>
-        <w:gridCol w:w="6048"/>
-        <w:gridCol w:w="2016"/>
+        <w:gridCol w:w="5544"/>
+        <w:gridCol w:w="2520"/>
       </w:tblGrid>
       <w:tr>
         <w:trPr>
@@ -1659,6 +3281,9 @@
             </w:tcMar>
           </w:tcPr>
           <w:p>
+            <w:pPr>
+              <w:keepNext/>
+            </w:pPr>
             <w:r>
               <w:rPr>
                 <w:b/>
@@ -1670,7 +3295,7 @@
         </w:tc>
         <w:tc>
           <w:tcPr>
-            <w:tcW w:type="dxa" w:w="6048"/>
+            <w:tcW w:type="dxa" w:w="5544"/>
             <w:tcBorders>
               <w:top w:val="single" w:color="BFBFBF" w:sz="4"/>
               <w:left w:val="single" w:color="BFBFBF" w:sz="4"/>
@@ -1686,6 +3311,9 @@
             </w:tcMar>
           </w:tcPr>
           <w:p>
+            <w:pPr>
+              <w:keepNext/>
+            </w:pPr>
             <w:r>
               <w:rPr>
                 <w:b/>
@@ -1697,7 +3325,7 @@
         </w:tc>
         <w:tc>
           <w:tcPr>
-            <w:tcW w:type="dxa" w:w="2016"/>
+            <w:tcW w:type="dxa" w:w="2520"/>
             <w:tcBorders>
               <w:top w:val="single" w:color="BFBFBF" w:sz="4"/>
               <w:left w:val="single" w:color="BFBFBF" w:sz="4"/>
@@ -1713,6 +3341,9 @@
             </w:tcMar>
           </w:tcPr>
           <w:p>
+            <w:pPr>
+              <w:keepNext/>
+            </w:pPr>
             <w:r>
               <w:rPr>
                 <w:b/>
@@ -1744,52 +3375,61 @@
             </w:tcMar>
           </w:tcPr>
           <w:p>
-            <w:r>
-              <w:t xml:space="preserve">Demand</w:t>
-            </w:r>
-          </w:p>
-        </w:tc>
-        <w:tc>
-          <w:tcPr>
-            <w:tcW w:type="dxa" w:w="6048"/>
-            <w:tcBorders>
-              <w:top w:val="single" w:color="BFBFBF" w:sz="4"/>
-              <w:left w:val="single" w:color="BFBFBF" w:sz="4"/>
-              <w:bottom w:val="single" w:color="BFBFBF" w:sz="4"/>
-              <w:right w:val="single" w:color="BFBFBF" w:sz="4"/>
-            </w:tcBorders>
-            <w:tcMar>
-              <w:top w:type="dxa" w:w="60"/>
-              <w:left w:type="dxa" w:w="100"/>
-              <w:bottom w:type="dxa" w:w="60"/>
-              <w:right w:type="dxa" w:w="100"/>
-            </w:tcMar>
-          </w:tcPr>
-          <w:p>
-            <w:r>
-              <w:t xml:space="preserve">170 sold in the last 12 full months, in 8 different months</w:t>
-            </w:r>
-          </w:p>
-        </w:tc>
-        <w:tc>
-          <w:tcPr>
-            <w:tcW w:type="dxa" w:w="2016"/>
-            <w:tcBorders>
-              <w:top w:val="single" w:color="BFBFBF" w:sz="4"/>
-              <w:left w:val="single" w:color="BFBFBF" w:sz="4"/>
-              <w:bottom w:val="single" w:color="BFBFBF" w:sz="4"/>
-              <w:right w:val="single" w:color="BFBFBF" w:sz="4"/>
-            </w:tcBorders>
-            <w:tcMar>
-              <w:top w:type="dxa" w:w="60"/>
-              <w:left w:type="dxa" w:w="100"/>
-              <w:bottom w:type="dxa" w:w="60"/>
-              <w:right w:type="dxa" w:w="100"/>
-            </w:tcMar>
-          </w:tcPr>
-          <w:p>
-            <w:r>
-              <w:t xml:space="preserve">170</w:t>
+            <w:pPr>
+              <w:keepNext/>
+            </w:pPr>
+            <w:r>
+              <w:t xml:space="preserve">Demands</w:t>
+            </w:r>
+          </w:p>
+        </w:tc>
+        <w:tc>
+          <w:tcPr>
+            <w:tcW w:type="dxa" w:w="5544"/>
+            <w:tcBorders>
+              <w:top w:val="single" w:color="BFBFBF" w:sz="4"/>
+              <w:left w:val="single" w:color="BFBFBF" w:sz="4"/>
+              <w:bottom w:val="single" w:color="BFBFBF" w:sz="4"/>
+              <w:right w:val="single" w:color="BFBFBF" w:sz="4"/>
+            </w:tcBorders>
+            <w:tcMar>
+              <w:top w:type="dxa" w:w="60"/>
+              <w:left w:type="dxa" w:w="100"/>
+              <w:bottom w:type="dxa" w:w="60"/>
+              <w:right w:type="dxa" w:w="100"/>
+            </w:tcMar>
+          </w:tcPr>
+          <w:p>
+            <w:pPr>
+              <w:keepNext/>
+            </w:pPr>
+            <w:r>
+              <w:t xml:space="preserve">22 transactions in the 12 months. 22 is at least 3, so the rule stocks it</w:t>
+            </w:r>
+          </w:p>
+        </w:tc>
+        <w:tc>
+          <w:tcPr>
+            <w:tcW w:type="dxa" w:w="2520"/>
+            <w:tcBorders>
+              <w:top w:val="single" w:color="BFBFBF" w:sz="4"/>
+              <w:left w:val="single" w:color="BFBFBF" w:sz="4"/>
+              <w:bottom w:val="single" w:color="BFBFBF" w:sz="4"/>
+              <w:right w:val="single" w:color="BFBFBF" w:sz="4"/>
+            </w:tcBorders>
+            <w:tcMar>
+              <w:top w:type="dxa" w:w="60"/>
+              <w:left w:type="dxa" w:w="100"/>
+              <w:bottom w:type="dxa" w:w="60"/>
+              <w:right w:type="dxa" w:w="100"/>
+            </w:tcMar>
+          </w:tcPr>
+          <w:p>
+            <w:pPr>
+              <w:keepNext/>
+            </w:pPr>
+            <w:r>
+              <w:t xml:space="preserve">stocked</w:t>
             </w:r>
           </w:p>
         </w:tc>
@@ -1815,52 +3455,61 @@
             </w:tcMar>
           </w:tcPr>
           <w:p>
-            <w:r>
-              <w:t xml:space="preserve">Monthly rate</w:t>
-            </w:r>
-          </w:p>
-        </w:tc>
-        <w:tc>
-          <w:tcPr>
-            <w:tcW w:type="dxa" w:w="6048"/>
-            <w:tcBorders>
-              <w:top w:val="single" w:color="BFBFBF" w:sz="4"/>
-              <w:left w:val="single" w:color="BFBFBF" w:sz="4"/>
-              <w:bottom w:val="single" w:color="BFBFBF" w:sz="4"/>
-              <w:right w:val="single" w:color="BFBFBF" w:sz="4"/>
-            </w:tcBorders>
-            <w:tcMar>
-              <w:top w:type="dxa" w:w="60"/>
-              <w:left w:type="dxa" w:w="100"/>
-              <w:bottom w:type="dxa" w:w="60"/>
-              <w:right w:type="dxa" w:w="100"/>
-            </w:tcMar>
-          </w:tcPr>
-          <w:p>
-            <w:r>
-              <w:t xml:space="preserve">170 ÷ 12</w:t>
-            </w:r>
-          </w:p>
-        </w:tc>
-        <w:tc>
-          <w:tcPr>
-            <w:tcW w:type="dxa" w:w="2016"/>
-            <w:tcBorders>
-              <w:top w:val="single" w:color="BFBFBF" w:sz="4"/>
-              <w:left w:val="single" w:color="BFBFBF" w:sz="4"/>
-              <w:bottom w:val="single" w:color="BFBFBF" w:sz="4"/>
-              <w:right w:val="single" w:color="BFBFBF" w:sz="4"/>
-            </w:tcBorders>
-            <w:tcMar>
-              <w:top w:type="dxa" w:w="60"/>
-              <w:left w:type="dxa" w:w="100"/>
-              <w:bottom w:type="dxa" w:w="60"/>
-              <w:right w:type="dxa" w:w="100"/>
-            </w:tcMar>
-          </w:tcPr>
-          <w:p>
-            <w:r>
-              <w:t xml:space="preserve">14.17 a month</w:t>
+            <w:pPr>
+              <w:keepNext/>
+            </w:pPr>
+            <w:r>
+              <w:t xml:space="preserve">Units sold</w:t>
+            </w:r>
+          </w:p>
+        </w:tc>
+        <w:tc>
+          <w:tcPr>
+            <w:tcW w:type="dxa" w:w="5544"/>
+            <w:tcBorders>
+              <w:top w:val="single" w:color="BFBFBF" w:sz="4"/>
+              <w:left w:val="single" w:color="BFBFBF" w:sz="4"/>
+              <w:bottom w:val="single" w:color="BFBFBF" w:sz="4"/>
+              <w:right w:val="single" w:color="BFBFBF" w:sz="4"/>
+            </w:tcBorders>
+            <w:tcMar>
+              <w:top w:type="dxa" w:w="60"/>
+              <w:left w:type="dxa" w:w="100"/>
+              <w:bottom w:type="dxa" w:w="60"/>
+              <w:right w:type="dxa" w:w="100"/>
+            </w:tcMar>
+          </w:tcPr>
+          <w:p>
+            <w:pPr>
+              <w:keepNext/>
+            </w:pPr>
+            <w:r>
+              <w:t xml:space="preserve">170 sold in the 12 months</w:t>
+            </w:r>
+          </w:p>
+        </w:tc>
+        <w:tc>
+          <w:tcPr>
+            <w:tcW w:type="dxa" w:w="2520"/>
+            <w:tcBorders>
+              <w:top w:val="single" w:color="BFBFBF" w:sz="4"/>
+              <w:left w:val="single" w:color="BFBFBF" w:sz="4"/>
+              <w:bottom w:val="single" w:color="BFBFBF" w:sz="4"/>
+              <w:right w:val="single" w:color="BFBFBF" w:sz="4"/>
+            </w:tcBorders>
+            <w:tcMar>
+              <w:top w:type="dxa" w:w="60"/>
+              <w:left w:type="dxa" w:w="100"/>
+              <w:bottom w:type="dxa" w:w="60"/>
+              <w:right w:type="dxa" w:w="100"/>
+            </w:tcMar>
+          </w:tcPr>
+          <w:p>
+            <w:pPr>
+              <w:keepNext/>
+            </w:pPr>
+            <w:r>
+              <w:t xml:space="preserve">170</w:t>
             </w:r>
           </w:p>
         </w:tc>
@@ -1886,52 +3535,61 @@
             </w:tcMar>
           </w:tcPr>
           <w:p>
-            <w:r>
-              <w:t xml:space="preserve">Active months</w:t>
-            </w:r>
-          </w:p>
-        </w:tc>
-        <w:tc>
-          <w:tcPr>
-            <w:tcW w:type="dxa" w:w="6048"/>
-            <w:tcBorders>
-              <w:top w:val="single" w:color="BFBFBF" w:sz="4"/>
-              <w:left w:val="single" w:color="BFBFBF" w:sz="4"/>
-              <w:bottom w:val="single" w:color="BFBFBF" w:sz="4"/>
-              <w:right w:val="single" w:color="BFBFBF" w:sz="4"/>
-            </w:tcBorders>
-            <w:tcMar>
-              <w:top w:type="dxa" w:w="60"/>
-              <w:left w:type="dxa" w:w="100"/>
-              <w:bottom w:type="dxa" w:w="60"/>
-              <w:right w:type="dxa" w:w="100"/>
-            </w:tcMar>
-          </w:tcPr>
-          <w:p>
-            <w:r>
-              <w:t xml:space="preserve">8 is at least 3, so the rule stocks it</w:t>
-            </w:r>
-          </w:p>
-        </w:tc>
-        <w:tc>
-          <w:tcPr>
-            <w:tcW w:type="dxa" w:w="2016"/>
-            <w:tcBorders>
-              <w:top w:val="single" w:color="BFBFBF" w:sz="4"/>
-              <w:left w:val="single" w:color="BFBFBF" w:sz="4"/>
-              <w:bottom w:val="single" w:color="BFBFBF" w:sz="4"/>
-              <w:right w:val="single" w:color="BFBFBF" w:sz="4"/>
-            </w:tcBorders>
-            <w:tcMar>
-              <w:top w:type="dxa" w:w="60"/>
-              <w:left w:type="dxa" w:w="100"/>
-              <w:bottom w:type="dxa" w:w="60"/>
-              <w:right w:type="dxa" w:w="100"/>
-            </w:tcMar>
-          </w:tcPr>
-          <w:p>
-            <w:r>
-              <w:t xml:space="preserve">stocked</w:t>
+            <w:pPr>
+              <w:keepNext/>
+            </w:pPr>
+            <w:r>
+              <w:t xml:space="preserve">Monthly rate</w:t>
+            </w:r>
+          </w:p>
+        </w:tc>
+        <w:tc>
+          <w:tcPr>
+            <w:tcW w:type="dxa" w:w="5544"/>
+            <w:tcBorders>
+              <w:top w:val="single" w:color="BFBFBF" w:sz="4"/>
+              <w:left w:val="single" w:color="BFBFBF" w:sz="4"/>
+              <w:bottom w:val="single" w:color="BFBFBF" w:sz="4"/>
+              <w:right w:val="single" w:color="BFBFBF" w:sz="4"/>
+            </w:tcBorders>
+            <w:tcMar>
+              <w:top w:type="dxa" w:w="60"/>
+              <w:left w:type="dxa" w:w="100"/>
+              <w:bottom w:type="dxa" w:w="60"/>
+              <w:right w:type="dxa" w:w="100"/>
+            </w:tcMar>
+          </w:tcPr>
+          <w:p>
+            <w:pPr>
+              <w:keepNext/>
+            </w:pPr>
+            <w:r>
+              <w:t xml:space="preserve">170 ÷ 12</w:t>
+            </w:r>
+          </w:p>
+        </w:tc>
+        <w:tc>
+          <w:tcPr>
+            <w:tcW w:type="dxa" w:w="2520"/>
+            <w:tcBorders>
+              <w:top w:val="single" w:color="BFBFBF" w:sz="4"/>
+              <w:left w:val="single" w:color="BFBFBF" w:sz="4"/>
+              <w:bottom w:val="single" w:color="BFBFBF" w:sz="4"/>
+              <w:right w:val="single" w:color="BFBFBF" w:sz="4"/>
+            </w:tcBorders>
+            <w:tcMar>
+              <w:top w:type="dxa" w:w="60"/>
+              <w:left w:type="dxa" w:w="100"/>
+              <w:bottom w:type="dxa" w:w="60"/>
+              <w:right w:type="dxa" w:w="100"/>
+            </w:tcMar>
+          </w:tcPr>
+          <w:p>
+            <w:pPr>
+              <w:keepNext/>
+            </w:pPr>
+            <w:r>
+              <w:t xml:space="preserve">14.17 a month</w:t>
             </w:r>
           </w:p>
         </w:tc>
@@ -1957,52 +3615,61 @@
             </w:tcMar>
           </w:tcPr>
           <w:p>
-            <w:r>
-              <w:t xml:space="preserve">Rule target</w:t>
-            </w:r>
-          </w:p>
-        </w:tc>
-        <w:tc>
-          <w:tcPr>
-            <w:tcW w:type="dxa" w:w="6048"/>
-            <w:tcBorders>
-              <w:top w:val="single" w:color="BFBFBF" w:sz="4"/>
-              <w:left w:val="single" w:color="BFBFBF" w:sz="4"/>
-              <w:bottom w:val="single" w:color="BFBFBF" w:sz="4"/>
-              <w:right w:val="single" w:color="BFBFBF" w:sz="4"/>
-            </w:tcBorders>
-            <w:tcMar>
-              <w:top w:type="dxa" w:w="60"/>
-              <w:left w:type="dxa" w:w="100"/>
-              <w:bottom w:type="dxa" w:w="60"/>
-              <w:right w:type="dxa" w:w="100"/>
-            </w:tcMar>
-          </w:tcPr>
-          <w:p>
-            <w:r>
-              <w:t xml:space="preserve">14.17 × 6 × 12 ÷ 52 = 19.6, rounded up</w:t>
-            </w:r>
-          </w:p>
-        </w:tc>
-        <w:tc>
-          <w:tcPr>
-            <w:tcW w:type="dxa" w:w="2016"/>
-            <w:tcBorders>
-              <w:top w:val="single" w:color="BFBFBF" w:sz="4"/>
-              <w:left w:val="single" w:color="BFBFBF" w:sz="4"/>
-              <w:bottom w:val="single" w:color="BFBFBF" w:sz="4"/>
-              <w:right w:val="single" w:color="BFBFBF" w:sz="4"/>
-            </w:tcBorders>
-            <w:tcMar>
-              <w:top w:type="dxa" w:w="60"/>
-              <w:left w:type="dxa" w:w="100"/>
-              <w:bottom w:type="dxa" w:w="60"/>
-              <w:right w:type="dxa" w:w="100"/>
-            </w:tcMar>
-          </w:tcPr>
-          <w:p>
-            <w:r>
-              <w:t xml:space="preserve">20</w:t>
+            <w:pPr>
+              <w:keepNext/>
+            </w:pPr>
+            <w:r>
+              <w:t xml:space="preserve">Supply in months</w:t>
+            </w:r>
+          </w:p>
+        </w:tc>
+        <w:tc>
+          <w:tcPr>
+            <w:tcW w:type="dxa" w:w="5544"/>
+            <w:tcBorders>
+              <w:top w:val="single" w:color="BFBFBF" w:sz="4"/>
+              <w:left w:val="single" w:color="BFBFBF" w:sz="4"/>
+              <w:bottom w:val="single" w:color="BFBFBF" w:sz="4"/>
+              <w:right w:val="single" w:color="BFBFBF" w:sz="4"/>
+            </w:tcBorders>
+            <w:tcMar>
+              <w:top w:type="dxa" w:w="60"/>
+              <w:left w:type="dxa" w:w="100"/>
+              <w:bottom w:type="dxa" w:w="60"/>
+              <w:right w:type="dxa" w:w="100"/>
+            </w:tcMar>
+          </w:tcPr>
+          <w:p>
+            <w:pPr>
+              <w:keepNext/>
+            </w:pPr>
+            <w:r>
+              <w:t xml:space="preserve">12 weeks × 12 ÷ 52</w:t>
+            </w:r>
+          </w:p>
+        </w:tc>
+        <w:tc>
+          <w:tcPr>
+            <w:tcW w:type="dxa" w:w="2520"/>
+            <w:tcBorders>
+              <w:top w:val="single" w:color="BFBFBF" w:sz="4"/>
+              <w:left w:val="single" w:color="BFBFBF" w:sz="4"/>
+              <w:bottom w:val="single" w:color="BFBFBF" w:sz="4"/>
+              <w:right w:val="single" w:color="BFBFBF" w:sz="4"/>
+            </w:tcBorders>
+            <w:tcMar>
+              <w:top w:type="dxa" w:w="60"/>
+              <w:left w:type="dxa" w:w="100"/>
+              <w:bottom w:type="dxa" w:w="60"/>
+              <w:right w:type="dxa" w:w="100"/>
+            </w:tcMar>
+          </w:tcPr>
+          <w:p>
+            <w:pPr>
+              <w:keepNext/>
+            </w:pPr>
+            <w:r>
+              <w:t xml:space="preserve">2.77 months</w:t>
             </w:r>
           </w:p>
         </w:tc>
@@ -2028,52 +3695,61 @@
             </w:tcMar>
           </w:tcPr>
           <w:p>
-            <w:r>
-              <w:t xml:space="preserve">Minimum</w:t>
-            </w:r>
-          </w:p>
-        </w:tc>
-        <w:tc>
-          <w:tcPr>
-            <w:tcW w:type="dxa" w:w="6048"/>
-            <w:tcBorders>
-              <w:top w:val="single" w:color="BFBFBF" w:sz="4"/>
-              <w:left w:val="single" w:color="BFBFBF" w:sz="4"/>
-              <w:bottom w:val="single" w:color="BFBFBF" w:sz="4"/>
-              <w:right w:val="single" w:color="BFBFBF" w:sz="4"/>
-            </w:tcBorders>
-            <w:tcMar>
-              <w:top w:type="dxa" w:w="60"/>
-              <w:left w:type="dxa" w:w="100"/>
-              <w:bottom w:type="dxa" w:w="60"/>
-              <w:right w:type="dxa" w:w="100"/>
-            </w:tcMar>
-          </w:tcPr>
-          <w:p>
-            <w:r>
-              <w:t xml:space="preserve">none set</w:t>
-            </w:r>
-          </w:p>
-        </w:tc>
-        <w:tc>
-          <w:tcPr>
-            <w:tcW w:type="dxa" w:w="2016"/>
-            <w:tcBorders>
-              <w:top w:val="single" w:color="BFBFBF" w:sz="4"/>
-              <w:left w:val="single" w:color="BFBFBF" w:sz="4"/>
-              <w:bottom w:val="single" w:color="BFBFBF" w:sz="4"/>
-              <w:right w:val="single" w:color="BFBFBF" w:sz="4"/>
-            </w:tcBorders>
-            <w:tcMar>
-              <w:top w:type="dxa" w:w="60"/>
-              <w:left w:type="dxa" w:w="100"/>
-              <w:bottom w:type="dxa" w:w="60"/>
-              <w:right w:type="dxa" w:w="100"/>
-            </w:tcMar>
-          </w:tcPr>
-          <w:p>
-            <w:r>
-              <w:t xml:space="preserve">–</w:t>
+            <w:pPr>
+              <w:keepNext/>
+            </w:pPr>
+            <w:r>
+              <w:t xml:space="preserve">Rule target</w:t>
+            </w:r>
+          </w:p>
+        </w:tc>
+        <w:tc>
+          <w:tcPr>
+            <w:tcW w:type="dxa" w:w="5544"/>
+            <w:tcBorders>
+              <w:top w:val="single" w:color="BFBFBF" w:sz="4"/>
+              <w:left w:val="single" w:color="BFBFBF" w:sz="4"/>
+              <w:bottom w:val="single" w:color="BFBFBF" w:sz="4"/>
+              <w:right w:val="single" w:color="BFBFBF" w:sz="4"/>
+            </w:tcBorders>
+            <w:tcMar>
+              <w:top w:type="dxa" w:w="60"/>
+              <w:left w:type="dxa" w:w="100"/>
+              <w:bottom w:type="dxa" w:w="60"/>
+              <w:right w:type="dxa" w:w="100"/>
+            </w:tcMar>
+          </w:tcPr>
+          <w:p>
+            <w:pPr>
+              <w:keepNext/>
+            </w:pPr>
+            <w:r>
+              <w:t xml:space="preserve">14.17 × 2.77 = 39.2, rounded up</w:t>
+            </w:r>
+          </w:p>
+        </w:tc>
+        <w:tc>
+          <w:tcPr>
+            <w:tcW w:type="dxa" w:w="2520"/>
+            <w:tcBorders>
+              <w:top w:val="single" w:color="BFBFBF" w:sz="4"/>
+              <w:left w:val="single" w:color="BFBFBF" w:sz="4"/>
+              <w:bottom w:val="single" w:color="BFBFBF" w:sz="4"/>
+              <w:right w:val="single" w:color="BFBFBF" w:sz="4"/>
+            </w:tcBorders>
+            <w:tcMar>
+              <w:top w:type="dxa" w:w="60"/>
+              <w:left w:type="dxa" w:w="100"/>
+              <w:bottom w:type="dxa" w:w="60"/>
+              <w:right w:type="dxa" w:w="100"/>
+            </w:tcMar>
+          </w:tcPr>
+          <w:p>
+            <w:pPr>
+              <w:keepNext/>
+            </w:pPr>
+            <w:r>
+              <w:t xml:space="preserve">40</w:t>
             </w:r>
           </w:p>
         </w:tc>
@@ -2099,6 +3775,89 @@
             </w:tcMar>
           </w:tcPr>
           <w:p>
+            <w:pPr>
+              <w:keepNext/>
+            </w:pPr>
+            <w:r>
+              <w:t xml:space="preserve">Minimum</w:t>
+            </w:r>
+          </w:p>
+        </w:tc>
+        <w:tc>
+          <w:tcPr>
+            <w:tcW w:type="dxa" w:w="5544"/>
+            <w:tcBorders>
+              <w:top w:val="single" w:color="BFBFBF" w:sz="4"/>
+              <w:left w:val="single" w:color="BFBFBF" w:sz="4"/>
+              <w:bottom w:val="single" w:color="BFBFBF" w:sz="4"/>
+              <w:right w:val="single" w:color="BFBFBF" w:sz="4"/>
+            </w:tcBorders>
+            <w:tcMar>
+              <w:top w:type="dxa" w:w="60"/>
+              <w:left w:type="dxa" w:w="100"/>
+              <w:bottom w:type="dxa" w:w="60"/>
+              <w:right w:type="dxa" w:w="100"/>
+            </w:tcMar>
+          </w:tcPr>
+          <w:p>
+            <w:pPr>
+              <w:keepNext/>
+            </w:pPr>
+            <w:r>
+              <w:t xml:space="preserve">none set</w:t>
+            </w:r>
+          </w:p>
+        </w:tc>
+        <w:tc>
+          <w:tcPr>
+            <w:tcW w:type="dxa" w:w="2520"/>
+            <w:tcBorders>
+              <w:top w:val="single" w:color="BFBFBF" w:sz="4"/>
+              <w:left w:val="single" w:color="BFBFBF" w:sz="4"/>
+              <w:bottom w:val="single" w:color="BFBFBF" w:sz="4"/>
+              <w:right w:val="single" w:color="BFBFBF" w:sz="4"/>
+            </w:tcBorders>
+            <w:tcMar>
+              <w:top w:type="dxa" w:w="60"/>
+              <w:left w:type="dxa" w:w="100"/>
+              <w:bottom w:type="dxa" w:w="60"/>
+              <w:right w:type="dxa" w:w="100"/>
+            </w:tcMar>
+          </w:tcPr>
+          <w:p>
+            <w:pPr>
+              <w:keepNext/>
+            </w:pPr>
+            <w:r>
+              <w:t xml:space="preserve">–</w:t>
+            </w:r>
+          </w:p>
+        </w:tc>
+      </w:tr>
+      <w:tr>
+        <w:trPr>
+          <w:tblHeader w:val="false"/>
+        </w:trPr>
+        <w:tc>
+          <w:tcPr>
+            <w:tcW w:type="dxa" w:w="2016"/>
+            <w:tcBorders>
+              <w:top w:val="single" w:color="BFBFBF" w:sz="4"/>
+              <w:left w:val="single" w:color="BFBFBF" w:sz="4"/>
+              <w:bottom w:val="single" w:color="BFBFBF" w:sz="4"/>
+              <w:right w:val="single" w:color="BFBFBF" w:sz="4"/>
+            </w:tcBorders>
+            <w:tcMar>
+              <w:top w:type="dxa" w:w="60"/>
+              <w:left w:type="dxa" w:w="100"/>
+              <w:bottom w:type="dxa" w:w="60"/>
+              <w:right w:type="dxa" w:w="100"/>
+            </w:tcMar>
+          </w:tcPr>
+          <w:p>
+            <w:pPr>
+              <w:keepNext w:val="false"/>
+            </w:pPr>
             <w:r>
               <w:t xml:space="preserve">Order</w:t>
             </w:r>
@@ -2106,49 +3865,58 @@
         </w:tc>
         <w:tc>
           <w:tcPr>
-            <w:tcW w:type="dxa" w:w="6048"/>
-            <w:tcBorders>
-              <w:top w:val="single" w:color="BFBFBF" w:sz="4"/>
-              <w:left w:val="single" w:color="BFBFBF" w:sz="4"/>
-              <w:bottom w:val="single" w:color="BFBFBF" w:sz="4"/>
-              <w:right w:val="single" w:color="BFBFBF" w:sz="4"/>
-            </w:tcBorders>
-            <w:tcMar>
-              <w:top w:type="dxa" w:w="60"/>
-              <w:left w:type="dxa" w:w="100"/>
-              <w:bottom w:type="dxa" w:w="60"/>
-              <w:right w:type="dxa" w:w="100"/>
-            </w:tcMar>
-          </w:tcPr>
-          <w:p>
-            <w:r>
-              <w:t xml:space="preserve">20 target − 1 on hand − 0 on order</w:t>
-            </w:r>
-          </w:p>
-        </w:tc>
-        <w:tc>
-          <w:tcPr>
-            <w:tcW w:type="dxa" w:w="2016"/>
-            <w:tcBorders>
-              <w:top w:val="single" w:color="BFBFBF" w:sz="4"/>
-              <w:left w:val="single" w:color="BFBFBF" w:sz="4"/>
-              <w:bottom w:val="single" w:color="BFBFBF" w:sz="4"/>
-              <w:right w:val="single" w:color="BFBFBF" w:sz="4"/>
-            </w:tcBorders>
-            <w:tcMar>
-              <w:top w:type="dxa" w:w="60"/>
-              <w:left w:type="dxa" w:w="100"/>
-              <w:bottom w:type="dxa" w:w="60"/>
-              <w:right w:type="dxa" w:w="100"/>
-            </w:tcMar>
-          </w:tcPr>
-          <w:p>
+            <w:tcW w:type="dxa" w:w="5544"/>
+            <w:tcBorders>
+              <w:top w:val="single" w:color="BFBFBF" w:sz="4"/>
+              <w:left w:val="single" w:color="BFBFBF" w:sz="4"/>
+              <w:bottom w:val="single" w:color="BFBFBF" w:sz="4"/>
+              <w:right w:val="single" w:color="BFBFBF" w:sz="4"/>
+            </w:tcBorders>
+            <w:tcMar>
+              <w:top w:type="dxa" w:w="60"/>
+              <w:left w:type="dxa" w:w="100"/>
+              <w:bottom w:type="dxa" w:w="60"/>
+              <w:right w:type="dxa" w:w="100"/>
+            </w:tcMar>
+          </w:tcPr>
+          <w:p>
+            <w:pPr>
+              <w:keepNext w:val="false"/>
+            </w:pPr>
+            <w:r>
+              <w:t xml:space="preserve">40 target − 1 on hand − 0 on order</w:t>
+            </w:r>
+          </w:p>
+        </w:tc>
+        <w:tc>
+          <w:tcPr>
+            <w:tcW w:type="dxa" w:w="2520"/>
+            <w:tcBorders>
+              <w:top w:val="single" w:color="BFBFBF" w:sz="4"/>
+              <w:left w:val="single" w:color="BFBFBF" w:sz="4"/>
+              <w:bottom w:val="single" w:color="BFBFBF" w:sz="4"/>
+              <w:right w:val="single" w:color="BFBFBF" w:sz="4"/>
+            </w:tcBorders>
+            <w:tcMar>
+              <w:top w:type="dxa" w:w="60"/>
+              <w:left w:type="dxa" w:w="100"/>
+              <w:bottom w:type="dxa" w:w="60"/>
+              <w:right w:type="dxa" w:w="100"/>
+            </w:tcMar>
+          </w:tcPr>
+          <w:p>
+            <w:pPr>
+              <w:keepNext w:val="false"/>
+            </w:pPr>
             <w:r>
               <w:rPr>
                 <w:b/>
                 <w:bCs/>
               </w:rPr>
-              <w:t xml:space="preserve">19</w:t>
+              <w:t xml:space="preserve">39</w:t>
+            </w:r>
+            <w:r>
+              <w:t xml:space="preserve"> ($464.10 at $11.90)</w:t>
             </w:r>
           </w:p>
         </w:tc>
@@ -2165,7 +3933,190 @@
         <w:spacing w:after="120"/>
       </w:pPr>
       <w:r>
-        <w:t xml:space="preserve">And a minimum at work: Branch 1, part </w:t>
+        <w:t xml:space="preserve">A shortcut that gives the same answer with 12 months of history: units sold in the year × weeks ÷ 52 = 170 × 12 ÷ 52 = 39.2, rounded up to 40.</w:t>
+      </w:r>
+    </w:p>
+    <w:p>
+      <w:pPr>
+        <w:keepNext w:val="false"/>
+        <w:spacing w:after="120"/>
+      </w:pPr>
+      <w:r>
+        <w:rPr>
+          <w:b/>
+          <w:bCs/>
+        </w:rPr>
+        <w:t xml:space="preserve">The same part with supply in months.</w:t>
+      </w:r>
+      <w:r>
+        <w:t xml:space="preserve"> If the rule said </w:t>
+      </w:r>
+      <w:r>
+        <w:rPr>
+          <w:b/>
+          <w:bCs/>
+        </w:rPr>
+        <w:t xml:space="preserve">3 months</w:t>
+      </w:r>
+      <w:r>
+        <w:t xml:space="preserve"> of supply instead: 14.17 × 3 = 42.5, rounded up to a target of 43, so the order is 43 − 1 = </w:t>
+      </w:r>
+      <w:r>
+        <w:rPr>
+          <w:b/>
+          <w:bCs/>
+        </w:rPr>
+        <w:t xml:space="preserve">42</w:t>
+      </w:r>
+      <w:r>
+        <w:t xml:space="preserve">.</w:t>
+      </w:r>
+    </w:p>
+    <w:p>
+      <w:pPr>
+        <w:keepNext/>
+        <w:spacing w:after="120"/>
+      </w:pPr>
+      <w:r>
+        <w:rPr>
+          <w:b/>
+          <w:bCs/>
+        </w:rPr>
+        <w:t xml:space="preserve">Line value limits on the same part</w:t>
+      </w:r>
+      <w:r>
+        <w:t xml:space="preserve"> (a rule with a max line value of $300 and a min line value of $50):</w:t>
+      </w:r>
+    </w:p>
+    <w:p>
+      <w:pPr>
+        <w:pStyle w:val="ListParagraph"/>
+        <w:numPr>
+          <w:ilvl w:val="0"/>
+          <w:numId w:val="3"/>
+        </w:numPr>
+        <w:spacing w:after="60"/>
+      </w:pPr>
+      <w:r>
+        <w:t xml:space="preserve">The order of 39 is worth 39 × $11.90 = $464.10, more than $300. The quantity is cut back to what $300 buys: $300 ÷ $11.90 = 25.2, rounded down to </w:t>
+      </w:r>
+      <w:r>
+        <w:rPr>
+          <w:b/>
+          <w:bCs/>
+        </w:rPr>
+        <w:t xml:space="preserve">25</w:t>
+      </w:r>
+      <w:r>
+        <w:t xml:space="preserve"> ($297.50). That is still above the $50 minimum, so 25 is suggested, with a </w:t>
+      </w:r>
+      <w:r>
+        <w:rPr>
+          <w:b/>
+          <w:bCs/>
+        </w:rPr>
+        <w:t xml:space="preserve">Max value</w:t>
+      </w:r>
+      <w:r>
+        <w:t xml:space="preserve"> badge.</w:t>
+      </w:r>
+    </w:p>
+    <w:p>
+      <w:pPr>
+        <w:pStyle w:val="ListParagraph"/>
+        <w:numPr>
+          <w:ilvl w:val="0"/>
+          <w:numId w:val="3"/>
+        </w:numPr>
+        <w:spacing w:after="60"/>
+      </w:pPr>
+      <w:r>
+        <w:t xml:space="preserve">If there were 37 on hand, the line would be 40 − 37 = 3, worth $35.70. That is under the $50 minimum, so nothing is suggested (status </w:t>
+      </w:r>
+      <w:r>
+        <w:rPr>
+          <w:b/>
+          <w:bCs/>
+        </w:rPr>
+        <w:t xml:space="preserve">Below min value</w:t>
+      </w:r>
+      <w:r>
+        <w:t xml:space="preserve">).</w:t>
+      </w:r>
+    </w:p>
+    <w:p>
+      <w:pPr>
+        <w:pStyle w:val="ListParagraph"/>
+        <w:numPr>
+          <w:ilvl w:val="0"/>
+          <w:numId w:val="3"/>
+        </w:numPr>
+        <w:spacing w:after="60"/>
+      </w:pPr>
+      <w:r>
+        <w:t xml:space="preserve">The cap is applied first, then the minimum.</w:t>
+      </w:r>
+    </w:p>
+    <w:p>
+      <w:pPr>
+        <w:keepNext w:val="false"/>
+        <w:spacing w:after="120"/>
+      </w:pPr>
+      <w:r>
+        <w:rPr>
+          <w:b/>
+          <w:bCs/>
+        </w:rPr>
+        <w:t xml:space="preserve">Too few demands.</w:t>
+      </w:r>
+      <w:r>
+        <w:t xml:space="preserve"> Branch 1, part </w:t>
+      </w:r>
+      <w:r>
+        <w:rPr>
+          <w:b/>
+          <w:bCs/>
+        </w:rPr>
+        <w:t xml:space="preserve">1426W</w:t>
+      </w:r>
+      <w:r>
+        <w:t xml:space="preserve"> (26" wide neck row crop sweep) sold 30 units, but in only 2 transactions. 2 is fewer than 3, so the rule doesn’t stock it (</w:t>
+      </w:r>
+      <w:r>
+        <w:rPr>
+          <w:b/>
+          <w:bCs/>
+        </w:rPr>
+        <w:t xml:space="preserve">Not stocked</w:t>
+      </w:r>
+      <w:r>
+        <w:t xml:space="preserve">).</w:t>
+      </w:r>
+    </w:p>
+    <w:p>
+      <w:pPr>
+        <w:keepNext w:val="false"/>
+        <w:spacing w:after="120"/>
+      </w:pPr>
+      <w:r>
+        <w:rPr>
+          <w:b/>
+          <w:bCs/>
+        </w:rPr>
+        <w:t xml:space="preserve">A minimum at work.</w:t>
+      </w:r>
+      <w:r>
+        <w:t xml:space="preserve"> Branch 91, the same 1426W: 39 sold in 3 demands, so the rule target is 3.25 a month × 2.77 = 9. The Equip minimum is 12, so the target is 12. With 2 on hand the order is </w:t>
+      </w:r>
+      <w:r>
+        <w:rPr>
+          <w:b/>
+          <w:bCs/>
+        </w:rPr>
+        <w:t xml:space="preserve">10</w:t>
+      </w:r>
+      <w:r>
+        <w:t xml:space="preserve">. And at Branch 1, part </w:t>
       </w:r>
       <w:r>
         <w:rPr>
@@ -2175,7 +4126,7 @@
         <w:t xml:space="preserve">09-1785273</w:t>
       </w:r>
       <w:r>
-        <w:t xml:space="preserve"> sold 4, all in one month, so the rule alone doesn’t stock it (1 active month is fewer than 3). With a min override of 5 set on its Part page, the target is 5 and, with none on hand, the order is 5.</w:t>
+        <w:t xml:space="preserve"> sold 4 in 1 demand, so the rule alone doesn’t stock it; a min override of 5 on its Part page makes the target 5 and, with none on hand, the order 5.</w:t>
       </w:r>
     </w:p>
     <w:p>
@@ -2184,6 +4135,15 @@
       </w:pPr>
       <w:r>
         <w:t xml:space="preserve">Status</w:t>
+      </w:r>
+    </w:p>
+    <w:p>
+      <w:pPr>
+        <w:keepNext/>
+        <w:spacing w:after="120"/>
+      </w:pPr>
+      <w:r>
+        <w:t xml:space="preserve">Each part gets the first status in this list that fits it:</w:t>
       </w:r>
     </w:p>
     <w:tbl>
@@ -2199,8 +4159,8 @@
         </w:tblBorders>
       </w:tblPr>
       <w:tblGrid>
-        <w:gridCol w:w="2520"/>
-        <w:gridCol w:w="7560"/>
+        <w:gridCol w:w="2218"/>
+        <w:gridCol w:w="7862"/>
       </w:tblGrid>
       <w:tr>
         <w:trPr>
@@ -2208,7 +4168,7 @@
         </w:trPr>
         <w:tc>
           <w:tcPr>
-            <w:tcW w:type="dxa" w:w="2520"/>
+            <w:tcW w:type="dxa" w:w="2218"/>
             <w:tcBorders>
               <w:top w:val="single" w:color="BFBFBF" w:sz="4"/>
               <w:left w:val="single" w:color="BFBFBF" w:sz="4"/>
@@ -2224,6 +4184,9 @@
             </w:tcMar>
           </w:tcPr>
           <w:p>
+            <w:pPr>
+              <w:keepNext/>
+            </w:pPr>
             <w:r>
               <w:rPr>
                 <w:b/>
@@ -2235,7 +4198,7 @@
         </w:tc>
         <w:tc>
           <w:tcPr>
-            <w:tcW w:type="dxa" w:w="7560"/>
+            <w:tcW w:type="dxa" w:w="7862"/>
             <w:tcBorders>
               <w:top w:val="single" w:color="BFBFBF" w:sz="4"/>
               <w:left w:val="single" w:color="BFBFBF" w:sz="4"/>
@@ -2251,6 +4214,9 @@
             </w:tcMar>
           </w:tcPr>
           <w:p>
+            <w:pPr>
+              <w:keepNext/>
+            </w:pPr>
             <w:r>
               <w:rPr>
                 <w:b/>
@@ -2267,45 +4233,51 @@
         </w:trPr>
         <w:tc>
           <w:tcPr>
-            <w:tcW w:type="dxa" w:w="2520"/>
-            <w:tcBorders>
-              <w:top w:val="single" w:color="BFBFBF" w:sz="4"/>
-              <w:left w:val="single" w:color="BFBFBF" w:sz="4"/>
-              <w:bottom w:val="single" w:color="BFBFBF" w:sz="4"/>
-              <w:right w:val="single" w:color="BFBFBF" w:sz="4"/>
-            </w:tcBorders>
-            <w:tcMar>
-              <w:top w:type="dxa" w:w="60"/>
-              <w:left w:type="dxa" w:w="100"/>
-              <w:bottom w:type="dxa" w:w="60"/>
-              <w:right w:type="dxa" w:w="100"/>
-            </w:tcMar>
-          </w:tcPr>
-          <w:p>
-            <w:r>
-              <w:t xml:space="preserve">Out of stock</w:t>
-            </w:r>
-          </w:p>
-        </w:tc>
-        <w:tc>
-          <w:tcPr>
-            <w:tcW w:type="dxa" w:w="7560"/>
-            <w:tcBorders>
-              <w:top w:val="single" w:color="BFBFBF" w:sz="4"/>
-              <w:left w:val="single" w:color="BFBFBF" w:sz="4"/>
-              <w:bottom w:val="single" w:color="BFBFBF" w:sz="4"/>
-              <w:right w:val="single" w:color="BFBFBF" w:sz="4"/>
-            </w:tcBorders>
-            <w:tcMar>
-              <w:top w:type="dxa" w:w="60"/>
-              <w:left w:type="dxa" w:w="100"/>
-              <w:bottom w:type="dxa" w:w="60"/>
-              <w:right w:type="dxa" w:w="100"/>
-            </w:tcMar>
-          </w:tcPr>
-          <w:p>
-            <w:r>
-              <w:t xml:space="preserve">An order is suggested and there is none on hand.</w:t>
+            <w:tcW w:type="dxa" w:w="2218"/>
+            <w:tcBorders>
+              <w:top w:val="single" w:color="BFBFBF" w:sz="4"/>
+              <w:left w:val="single" w:color="BFBFBF" w:sz="4"/>
+              <w:bottom w:val="single" w:color="BFBFBF" w:sz="4"/>
+              <w:right w:val="single" w:color="BFBFBF" w:sz="4"/>
+            </w:tcBorders>
+            <w:tcMar>
+              <w:top w:type="dxa" w:w="60"/>
+              <w:left w:type="dxa" w:w="100"/>
+              <w:bottom w:type="dxa" w:w="60"/>
+              <w:right w:type="dxa" w:w="100"/>
+            </w:tcMar>
+          </w:tcPr>
+          <w:p>
+            <w:pPr>
+              <w:keepNext/>
+            </w:pPr>
+            <w:r>
+              <w:t xml:space="preserve">Manual order</w:t>
+            </w:r>
+          </w:p>
+        </w:tc>
+        <w:tc>
+          <w:tcPr>
+            <w:tcW w:type="dxa" w:w="7862"/>
+            <w:tcBorders>
+              <w:top w:val="single" w:color="BFBFBF" w:sz="4"/>
+              <w:left w:val="single" w:color="BFBFBF" w:sz="4"/>
+              <w:bottom w:val="single" w:color="BFBFBF" w:sz="4"/>
+              <w:right w:val="single" w:color="BFBFBF" w:sz="4"/>
+            </w:tcBorders>
+            <w:tcMar>
+              <w:top w:type="dxa" w:w="60"/>
+              <w:left w:type="dxa" w:w="100"/>
+              <w:bottom w:type="dxa" w:w="60"/>
+              <w:right w:type="dxa" w:w="100"/>
+            </w:tcMar>
+          </w:tcPr>
+          <w:p>
+            <w:pPr>
+              <w:keepNext/>
+            </w:pPr>
+            <w:r>
+              <w:t xml:space="preserve">Someone set Manual order on the part; it is never suggested until that is turned off.</w:t>
             </w:r>
           </w:p>
         </w:tc>
@@ -2316,45 +4288,51 @@
         </w:trPr>
         <w:tc>
           <w:tcPr>
-            <w:tcW w:type="dxa" w:w="2520"/>
-            <w:tcBorders>
-              <w:top w:val="single" w:color="BFBFBF" w:sz="4"/>
-              <w:left w:val="single" w:color="BFBFBF" w:sz="4"/>
-              <w:bottom w:val="single" w:color="BFBFBF" w:sz="4"/>
-              <w:right w:val="single" w:color="BFBFBF" w:sz="4"/>
-            </w:tcBorders>
-            <w:tcMar>
-              <w:top w:type="dxa" w:w="60"/>
-              <w:left w:type="dxa" w:w="100"/>
-              <w:bottom w:type="dxa" w:w="60"/>
-              <w:right w:type="dxa" w:w="100"/>
-            </w:tcMar>
-          </w:tcPr>
-          <w:p>
-            <w:r>
-              <w:t xml:space="preserve">Reorder</w:t>
-            </w:r>
-          </w:p>
-        </w:tc>
-        <w:tc>
-          <w:tcPr>
-            <w:tcW w:type="dxa" w:w="7560"/>
-            <w:tcBorders>
-              <w:top w:val="single" w:color="BFBFBF" w:sz="4"/>
-              <w:left w:val="single" w:color="BFBFBF" w:sz="4"/>
-              <w:bottom w:val="single" w:color="BFBFBF" w:sz="4"/>
-              <w:right w:val="single" w:color="BFBFBF" w:sz="4"/>
-            </w:tcBorders>
-            <w:tcMar>
-              <w:top w:type="dxa" w:w="60"/>
-              <w:left w:type="dxa" w:w="100"/>
-              <w:bottom w:type="dxa" w:w="60"/>
-              <w:right w:type="dxa" w:w="100"/>
-            </w:tcMar>
-          </w:tcPr>
-          <w:p>
-            <w:r>
-              <w:t xml:space="preserve">An order is suggested; some stock is on hand.</w:t>
+            <w:tcW w:type="dxa" w:w="2218"/>
+            <w:tcBorders>
+              <w:top w:val="single" w:color="BFBFBF" w:sz="4"/>
+              <w:left w:val="single" w:color="BFBFBF" w:sz="4"/>
+              <w:bottom w:val="single" w:color="BFBFBF" w:sz="4"/>
+              <w:right w:val="single" w:color="BFBFBF" w:sz="4"/>
+            </w:tcBorders>
+            <w:tcMar>
+              <w:top w:type="dxa" w:w="60"/>
+              <w:left w:type="dxa" w:w="100"/>
+              <w:bottom w:type="dxa" w:w="60"/>
+              <w:right w:type="dxa" w:w="100"/>
+            </w:tcMar>
+          </w:tcPr>
+          <w:p>
+            <w:pPr>
+              <w:keepNext/>
+            </w:pPr>
+            <w:r>
+              <w:t xml:space="preserve">Masked</w:t>
+            </w:r>
+          </w:p>
+        </w:tc>
+        <w:tc>
+          <w:tcPr>
+            <w:tcW w:type="dxa" w:w="7862"/>
+            <w:tcBorders>
+              <w:top w:val="single" w:color="BFBFBF" w:sz="4"/>
+              <w:left w:val="single" w:color="BFBFBF" w:sz="4"/>
+              <w:bottom w:val="single" w:color="BFBFBF" w:sz="4"/>
+              <w:right w:val="single" w:color="BFBFBF" w:sz="4"/>
+            </w:tcBorders>
+            <w:tcMar>
+              <w:top w:type="dxa" w:w="60"/>
+              <w:left w:type="dxa" w:w="100"/>
+              <w:bottom w:type="dxa" w:w="60"/>
+              <w:right w:type="dxa" w:w="100"/>
+            </w:tcMar>
+          </w:tcPr>
+          <w:p>
+            <w:pPr>
+              <w:keepNext/>
+            </w:pPr>
+            <w:r>
+              <w:t xml:space="preserve">Someone masked it, and the mask hasn’t ended; no order.</w:t>
             </w:r>
           </w:p>
         </w:tc>
@@ -2365,45 +4343,51 @@
         </w:trPr>
         <w:tc>
           <w:tcPr>
-            <w:tcW w:type="dxa" w:w="2520"/>
-            <w:tcBorders>
-              <w:top w:val="single" w:color="BFBFBF" w:sz="4"/>
-              <w:left w:val="single" w:color="BFBFBF" w:sz="4"/>
-              <w:bottom w:val="single" w:color="BFBFBF" w:sz="4"/>
-              <w:right w:val="single" w:color="BFBFBF" w:sz="4"/>
-            </w:tcBorders>
-            <w:tcMar>
-              <w:top w:type="dxa" w:w="60"/>
-              <w:left w:type="dxa" w:w="100"/>
-              <w:bottom w:type="dxa" w:w="60"/>
-              <w:right w:type="dxa" w:w="100"/>
-            </w:tcMar>
-          </w:tcPr>
-          <w:p>
-            <w:r>
-              <w:t xml:space="preserve">Stocked</w:t>
-            </w:r>
-          </w:p>
-        </w:tc>
-        <w:tc>
-          <w:tcPr>
-            <w:tcW w:type="dxa" w:w="7560"/>
-            <w:tcBorders>
-              <w:top w:val="single" w:color="BFBFBF" w:sz="4"/>
-              <w:left w:val="single" w:color="BFBFBF" w:sz="4"/>
-              <w:bottom w:val="single" w:color="BFBFBF" w:sz="4"/>
-              <w:right w:val="single" w:color="BFBFBF" w:sz="4"/>
-            </w:tcBorders>
-            <w:tcMar>
-              <w:top w:type="dxa" w:w="60"/>
-              <w:left w:type="dxa" w:w="100"/>
-              <w:bottom w:type="dxa" w:w="60"/>
-              <w:right w:type="dxa" w:w="100"/>
-            </w:tcMar>
-          </w:tcPr>
-          <w:p>
-            <w:r>
-              <w:t xml:space="preserve">The part is stocked and there’s enough; no order needed.</w:t>
+            <w:tcW w:type="dxa" w:w="2218"/>
+            <w:tcBorders>
+              <w:top w:val="single" w:color="BFBFBF" w:sz="4"/>
+              <w:left w:val="single" w:color="BFBFBF" w:sz="4"/>
+              <w:bottom w:val="single" w:color="BFBFBF" w:sz="4"/>
+              <w:right w:val="single" w:color="BFBFBF" w:sz="4"/>
+            </w:tcBorders>
+            <w:tcMar>
+              <w:top w:type="dxa" w:w="60"/>
+              <w:left w:type="dxa" w:w="100"/>
+              <w:bottom w:type="dxa" w:w="60"/>
+              <w:right w:type="dxa" w:w="100"/>
+            </w:tcMar>
+          </w:tcPr>
+          <w:p>
+            <w:pPr>
+              <w:keepNext/>
+            </w:pPr>
+            <w:r>
+              <w:t xml:space="preserve">No recent activity</w:t>
+            </w:r>
+          </w:p>
+        </w:tc>
+        <w:tc>
+          <w:tcPr>
+            <w:tcW w:type="dxa" w:w="7862"/>
+            <w:tcBorders>
+              <w:top w:val="single" w:color="BFBFBF" w:sz="4"/>
+              <w:left w:val="single" w:color="BFBFBF" w:sz="4"/>
+              <w:bottom w:val="single" w:color="BFBFBF" w:sz="4"/>
+              <w:right w:val="single" w:color="BFBFBF" w:sz="4"/>
+            </w:tcBorders>
+            <w:tcMar>
+              <w:top w:type="dxa" w:w="60"/>
+              <w:left w:type="dxa" w:w="100"/>
+              <w:bottom w:type="dxa" w:w="60"/>
+              <w:right w:type="dxa" w:w="100"/>
+            </w:tcMar>
+          </w:tcPr>
+          <w:p>
+            <w:pPr>
+              <w:keepNext/>
+            </w:pPr>
+            <w:r>
+              <w:t xml:space="preserve">The target is 0 and the part had no demands and no units sold in the history months.</w:t>
             </w:r>
           </w:p>
         </w:tc>
@@ -2414,21 +4398,24 @@
         </w:trPr>
         <w:tc>
           <w:tcPr>
-            <w:tcW w:type="dxa" w:w="2520"/>
-            <w:tcBorders>
-              <w:top w:val="single" w:color="BFBFBF" w:sz="4"/>
-              <w:left w:val="single" w:color="BFBFBF" w:sz="4"/>
-              <w:bottom w:val="single" w:color="BFBFBF" w:sz="4"/>
-              <w:right w:val="single" w:color="BFBFBF" w:sz="4"/>
-            </w:tcBorders>
-            <w:tcMar>
-              <w:top w:type="dxa" w:w="60"/>
-              <w:left w:type="dxa" w:w="100"/>
-              <w:bottom w:type="dxa" w:w="60"/>
-              <w:right w:type="dxa" w:w="100"/>
-            </w:tcMar>
-          </w:tcPr>
-          <w:p>
+            <w:tcW w:type="dxa" w:w="2218"/>
+            <w:tcBorders>
+              <w:top w:val="single" w:color="BFBFBF" w:sz="4"/>
+              <w:left w:val="single" w:color="BFBFBF" w:sz="4"/>
+              <w:bottom w:val="single" w:color="BFBFBF" w:sz="4"/>
+              <w:right w:val="single" w:color="BFBFBF" w:sz="4"/>
+            </w:tcBorders>
+            <w:tcMar>
+              <w:top w:type="dxa" w:w="60"/>
+              <w:left w:type="dxa" w:w="100"/>
+              <w:bottom w:type="dxa" w:w="60"/>
+              <w:right w:type="dxa" w:w="100"/>
+            </w:tcMar>
+          </w:tcPr>
+          <w:p>
+            <w:pPr>
+              <w:keepNext/>
+            </w:pPr>
             <w:r>
               <w:t xml:space="preserve">Not stocked</w:t>
             </w:r>
@@ -2436,23 +4423,26 @@
         </w:tc>
         <w:tc>
           <w:tcPr>
-            <w:tcW w:type="dxa" w:w="7560"/>
-            <w:tcBorders>
-              <w:top w:val="single" w:color="BFBFBF" w:sz="4"/>
-              <w:left w:val="single" w:color="BFBFBF" w:sz="4"/>
-              <w:bottom w:val="single" w:color="BFBFBF" w:sz="4"/>
-              <w:right w:val="single" w:color="BFBFBF" w:sz="4"/>
-            </w:tcBorders>
-            <w:tcMar>
-              <w:top w:type="dxa" w:w="60"/>
-              <w:left w:type="dxa" w:w="100"/>
-              <w:bottom w:type="dxa" w:w="60"/>
-              <w:right w:type="dxa" w:w="100"/>
-            </w:tcMar>
-          </w:tcPr>
-          <w:p>
-            <w:r>
-              <w:t xml:space="preserve">It had some demand, but not enough active months for the rule, and no minimum.</w:t>
+            <w:tcW w:type="dxa" w:w="7862"/>
+            <w:tcBorders>
+              <w:top w:val="single" w:color="BFBFBF" w:sz="4"/>
+              <w:left w:val="single" w:color="BFBFBF" w:sz="4"/>
+              <w:bottom w:val="single" w:color="BFBFBF" w:sz="4"/>
+              <w:right w:val="single" w:color="BFBFBF" w:sz="4"/>
+            </w:tcBorders>
+            <w:tcMar>
+              <w:top w:type="dxa" w:w="60"/>
+              <w:left w:type="dxa" w:w="100"/>
+              <w:bottom w:type="dxa" w:w="60"/>
+              <w:right w:type="dxa" w:w="100"/>
+            </w:tcMar>
+          </w:tcPr>
+          <w:p>
+            <w:pPr>
+              <w:keepNext/>
+            </w:pPr>
+            <w:r>
+              <w:t xml:space="preserve">The part had some activity, but the target came out 0 (usually fewer demands than the rule needs) and there is no minimum.</w:t>
             </w:r>
           </w:p>
         </w:tc>
@@ -2463,45 +4453,51 @@
         </w:trPr>
         <w:tc>
           <w:tcPr>
-            <w:tcW w:type="dxa" w:w="2520"/>
-            <w:tcBorders>
-              <w:top w:val="single" w:color="BFBFBF" w:sz="4"/>
-              <w:left w:val="single" w:color="BFBFBF" w:sz="4"/>
-              <w:bottom w:val="single" w:color="BFBFBF" w:sz="4"/>
-              <w:right w:val="single" w:color="BFBFBF" w:sz="4"/>
-            </w:tcBorders>
-            <w:tcMar>
-              <w:top w:type="dxa" w:w="60"/>
-              <w:left w:type="dxa" w:w="100"/>
-              <w:bottom w:type="dxa" w:w="60"/>
-              <w:right w:type="dxa" w:w="100"/>
-            </w:tcMar>
-          </w:tcPr>
-          <w:p>
-            <w:r>
-              <w:t xml:space="preserve">No recent activity</w:t>
-            </w:r>
-          </w:p>
-        </w:tc>
-        <w:tc>
-          <w:tcPr>
-            <w:tcW w:type="dxa" w:w="7560"/>
-            <w:tcBorders>
-              <w:top w:val="single" w:color="BFBFBF" w:sz="4"/>
-              <w:left w:val="single" w:color="BFBFBF" w:sz="4"/>
-              <w:bottom w:val="single" w:color="BFBFBF" w:sz="4"/>
-              <w:right w:val="single" w:color="BFBFBF" w:sz="4"/>
-            </w:tcBorders>
-            <w:tcMar>
-              <w:top w:type="dxa" w:w="60"/>
-              <w:left w:type="dxa" w:w="100"/>
-              <w:bottom w:type="dxa" w:w="60"/>
-              <w:right w:type="dxa" w:w="100"/>
-            </w:tcMar>
-          </w:tcPr>
-          <w:p>
-            <w:r>
-              <w:t xml:space="preserve">No demand at all in the history window.</w:t>
+            <w:tcW w:type="dxa" w:w="2218"/>
+            <w:tcBorders>
+              <w:top w:val="single" w:color="BFBFBF" w:sz="4"/>
+              <w:left w:val="single" w:color="BFBFBF" w:sz="4"/>
+              <w:bottom w:val="single" w:color="BFBFBF" w:sz="4"/>
+              <w:right w:val="single" w:color="BFBFBF" w:sz="4"/>
+            </w:tcBorders>
+            <w:tcMar>
+              <w:top w:type="dxa" w:w="60"/>
+              <w:left w:type="dxa" w:w="100"/>
+              <w:bottom w:type="dxa" w:w="60"/>
+              <w:right w:type="dxa" w:w="100"/>
+            </w:tcMar>
+          </w:tcPr>
+          <w:p>
+            <w:pPr>
+              <w:keepNext/>
+            </w:pPr>
+            <w:r>
+              <w:t xml:space="preserve">Below min value</w:t>
+            </w:r>
+          </w:p>
+        </w:tc>
+        <w:tc>
+          <w:tcPr>
+            <w:tcW w:type="dxa" w:w="7862"/>
+            <w:tcBorders>
+              <w:top w:val="single" w:color="BFBFBF" w:sz="4"/>
+              <w:left w:val="single" w:color="BFBFBF" w:sz="4"/>
+              <w:bottom w:val="single" w:color="BFBFBF" w:sz="4"/>
+              <w:right w:val="single" w:color="BFBFBF" w:sz="4"/>
+            </w:tcBorders>
+            <w:tcMar>
+              <w:top w:type="dxa" w:w="60"/>
+              <w:left w:type="dxa" w:w="100"/>
+              <w:bottom w:type="dxa" w:w="60"/>
+              <w:right w:type="dxa" w:w="100"/>
+            </w:tcMar>
+          </w:tcPr>
+          <w:p>
+            <w:pPr>
+              <w:keepNext/>
+            </w:pPr>
+            <w:r>
+              <w:t xml:space="preserve">An order was due, but the line is worth less than the rule’s min line value, so nothing is suggested.</w:t>
             </w:r>
           </w:p>
         </w:tc>
@@ -2512,45 +4508,216 @@
         </w:trPr>
         <w:tc>
           <w:tcPr>
-            <w:tcW w:type="dxa" w:w="2520"/>
-            <w:tcBorders>
-              <w:top w:val="single" w:color="BFBFBF" w:sz="4"/>
-              <w:left w:val="single" w:color="BFBFBF" w:sz="4"/>
-              <w:bottom w:val="single" w:color="BFBFBF" w:sz="4"/>
-              <w:right w:val="single" w:color="BFBFBF" w:sz="4"/>
-            </w:tcBorders>
-            <w:tcMar>
-              <w:top w:type="dxa" w:w="60"/>
-              <w:left w:type="dxa" w:w="100"/>
-              <w:bottom w:type="dxa" w:w="60"/>
-              <w:right w:type="dxa" w:w="100"/>
-            </w:tcMar>
-          </w:tcPr>
-          <w:p>
-            <w:r>
-              <w:t xml:space="preserve">Masked</w:t>
-            </w:r>
-          </w:p>
-        </w:tc>
-        <w:tc>
-          <w:tcPr>
-            <w:tcW w:type="dxa" w:w="7560"/>
-            <w:tcBorders>
-              <w:top w:val="single" w:color="BFBFBF" w:sz="4"/>
-              <w:left w:val="single" w:color="BFBFBF" w:sz="4"/>
-              <w:bottom w:val="single" w:color="BFBFBF" w:sz="4"/>
-              <w:right w:val="single" w:color="BFBFBF" w:sz="4"/>
-            </w:tcBorders>
-            <w:tcMar>
-              <w:top w:type="dxa" w:w="60"/>
-              <w:left w:type="dxa" w:w="100"/>
-              <w:bottom w:type="dxa" w:w="60"/>
-              <w:right w:type="dxa" w:w="100"/>
-            </w:tcMar>
-          </w:tcPr>
-          <w:p>
-            <w:r>
-              <w:t xml:space="preserve">Someone masked it on its Part page; no order.</w:t>
+            <w:tcW w:type="dxa" w:w="2218"/>
+            <w:tcBorders>
+              <w:top w:val="single" w:color="BFBFBF" w:sz="4"/>
+              <w:left w:val="single" w:color="BFBFBF" w:sz="4"/>
+              <w:bottom w:val="single" w:color="BFBFBF" w:sz="4"/>
+              <w:right w:val="single" w:color="BFBFBF" w:sz="4"/>
+            </w:tcBorders>
+            <w:tcMar>
+              <w:top w:type="dxa" w:w="60"/>
+              <w:left w:type="dxa" w:w="100"/>
+              <w:bottom w:type="dxa" w:w="60"/>
+              <w:right w:type="dxa" w:w="100"/>
+            </w:tcMar>
+          </w:tcPr>
+          <w:p>
+            <w:pPr>
+              <w:keepNext/>
+            </w:pPr>
+            <w:r>
+              <w:t xml:space="preserve">Above max value</w:t>
+            </w:r>
+          </w:p>
+        </w:tc>
+        <w:tc>
+          <w:tcPr>
+            <w:tcW w:type="dxa" w:w="7862"/>
+            <w:tcBorders>
+              <w:top w:val="single" w:color="BFBFBF" w:sz="4"/>
+              <w:left w:val="single" w:color="BFBFBF" w:sz="4"/>
+              <w:bottom w:val="single" w:color="BFBFBF" w:sz="4"/>
+              <w:right w:val="single" w:color="BFBFBF" w:sz="4"/>
+            </w:tcBorders>
+            <w:tcMar>
+              <w:top w:type="dxa" w:w="60"/>
+              <w:left w:type="dxa" w:w="100"/>
+              <w:bottom w:type="dxa" w:w="60"/>
+              <w:right w:type="dxa" w:w="100"/>
+            </w:tcMar>
+          </w:tcPr>
+          <w:p>
+            <w:pPr>
+              <w:keepNext/>
+            </w:pPr>
+            <w:r>
+              <w:t xml:space="preserve">An order was due, but one unit costs more than the rule’s max line value, so nothing is suggested.</w:t>
+            </w:r>
+          </w:p>
+        </w:tc>
+      </w:tr>
+      <w:tr>
+        <w:trPr>
+          <w:tblHeader w:val="false"/>
+        </w:trPr>
+        <w:tc>
+          <w:tcPr>
+            <w:tcW w:type="dxa" w:w="2218"/>
+            <w:tcBorders>
+              <w:top w:val="single" w:color="BFBFBF" w:sz="4"/>
+              <w:left w:val="single" w:color="BFBFBF" w:sz="4"/>
+              <w:bottom w:val="single" w:color="BFBFBF" w:sz="4"/>
+              <w:right w:val="single" w:color="BFBFBF" w:sz="4"/>
+            </w:tcBorders>
+            <w:tcMar>
+              <w:top w:type="dxa" w:w="60"/>
+              <w:left w:type="dxa" w:w="100"/>
+              <w:bottom w:type="dxa" w:w="60"/>
+              <w:right w:type="dxa" w:w="100"/>
+            </w:tcMar>
+          </w:tcPr>
+          <w:p>
+            <w:pPr>
+              <w:keepNext/>
+            </w:pPr>
+            <w:r>
+              <w:t xml:space="preserve">Out of stock</w:t>
+            </w:r>
+          </w:p>
+        </w:tc>
+        <w:tc>
+          <w:tcPr>
+            <w:tcW w:type="dxa" w:w="7862"/>
+            <w:tcBorders>
+              <w:top w:val="single" w:color="BFBFBF" w:sz="4"/>
+              <w:left w:val="single" w:color="BFBFBF" w:sz="4"/>
+              <w:bottom w:val="single" w:color="BFBFBF" w:sz="4"/>
+              <w:right w:val="single" w:color="BFBFBF" w:sz="4"/>
+            </w:tcBorders>
+            <w:tcMar>
+              <w:top w:type="dxa" w:w="60"/>
+              <w:left w:type="dxa" w:w="100"/>
+              <w:bottom w:type="dxa" w:w="60"/>
+              <w:right w:type="dxa" w:w="100"/>
+            </w:tcMar>
+          </w:tcPr>
+          <w:p>
+            <w:pPr>
+              <w:keepNext/>
+            </w:pPr>
+            <w:r>
+              <w:t xml:space="preserve">An order is suggested and there is none on hand.</w:t>
+            </w:r>
+          </w:p>
+        </w:tc>
+      </w:tr>
+      <w:tr>
+        <w:trPr>
+          <w:tblHeader w:val="false"/>
+        </w:trPr>
+        <w:tc>
+          <w:tcPr>
+            <w:tcW w:type="dxa" w:w="2218"/>
+            <w:tcBorders>
+              <w:top w:val="single" w:color="BFBFBF" w:sz="4"/>
+              <w:left w:val="single" w:color="BFBFBF" w:sz="4"/>
+              <w:bottom w:val="single" w:color="BFBFBF" w:sz="4"/>
+              <w:right w:val="single" w:color="BFBFBF" w:sz="4"/>
+            </w:tcBorders>
+            <w:tcMar>
+              <w:top w:type="dxa" w:w="60"/>
+              <w:left w:type="dxa" w:w="100"/>
+              <w:bottom w:type="dxa" w:w="60"/>
+              <w:right w:type="dxa" w:w="100"/>
+            </w:tcMar>
+          </w:tcPr>
+          <w:p>
+            <w:pPr>
+              <w:keepNext/>
+            </w:pPr>
+            <w:r>
+              <w:t xml:space="preserve">Reorder</w:t>
+            </w:r>
+          </w:p>
+        </w:tc>
+        <w:tc>
+          <w:tcPr>
+            <w:tcW w:type="dxa" w:w="7862"/>
+            <w:tcBorders>
+              <w:top w:val="single" w:color="BFBFBF" w:sz="4"/>
+              <w:left w:val="single" w:color="BFBFBF" w:sz="4"/>
+              <w:bottom w:val="single" w:color="BFBFBF" w:sz="4"/>
+              <w:right w:val="single" w:color="BFBFBF" w:sz="4"/>
+            </w:tcBorders>
+            <w:tcMar>
+              <w:top w:type="dxa" w:w="60"/>
+              <w:left w:type="dxa" w:w="100"/>
+              <w:bottom w:type="dxa" w:w="60"/>
+              <w:right w:type="dxa" w:w="100"/>
+            </w:tcMar>
+          </w:tcPr>
+          <w:p>
+            <w:pPr>
+              <w:keepNext/>
+            </w:pPr>
+            <w:r>
+              <w:t xml:space="preserve">An order is suggested; some stock is on hand.</w:t>
+            </w:r>
+          </w:p>
+        </w:tc>
+      </w:tr>
+      <w:tr>
+        <w:trPr>
+          <w:tblHeader w:val="false"/>
+        </w:trPr>
+        <w:tc>
+          <w:tcPr>
+            <w:tcW w:type="dxa" w:w="2218"/>
+            <w:tcBorders>
+              <w:top w:val="single" w:color="BFBFBF" w:sz="4"/>
+              <w:left w:val="single" w:color="BFBFBF" w:sz="4"/>
+              <w:bottom w:val="single" w:color="BFBFBF" w:sz="4"/>
+              <w:right w:val="single" w:color="BFBFBF" w:sz="4"/>
+            </w:tcBorders>
+            <w:tcMar>
+              <w:top w:type="dxa" w:w="60"/>
+              <w:left w:type="dxa" w:w="100"/>
+              <w:bottom w:type="dxa" w:w="60"/>
+              <w:right w:type="dxa" w:w="100"/>
+            </w:tcMar>
+          </w:tcPr>
+          <w:p>
+            <w:pPr>
+              <w:keepNext w:val="false"/>
+            </w:pPr>
+            <w:r>
+              <w:t xml:space="preserve">Stocked</w:t>
+            </w:r>
+          </w:p>
+        </w:tc>
+        <w:tc>
+          <w:tcPr>
+            <w:tcW w:type="dxa" w:w="7862"/>
+            <w:tcBorders>
+              <w:top w:val="single" w:color="BFBFBF" w:sz="4"/>
+              <w:left w:val="single" w:color="BFBFBF" w:sz="4"/>
+              <w:bottom w:val="single" w:color="BFBFBF" w:sz="4"/>
+              <w:right w:val="single" w:color="BFBFBF" w:sz="4"/>
+            </w:tcBorders>
+            <w:tcMar>
+              <w:top w:type="dxa" w:w="60"/>
+              <w:left w:type="dxa" w:w="100"/>
+              <w:bottom w:type="dxa" w:w="60"/>
+              <w:right w:type="dxa" w:w="100"/>
+            </w:tcMar>
+          </w:tcPr>
+          <w:p>
+            <w:pPr>
+              <w:keepNext w:val="false"/>
+            </w:pPr>
+            <w:r>
+              <w:t xml:space="preserve">The part is stocked and there’s enough; no order needed.</w:t>
             </w:r>
           </w:p>
         </w:tc>
@@ -2563,117 +4730,196 @@
     </w:p>
     <w:p>
       <w:pPr>
-        <w:pStyle w:val="Heading3"/>
-      </w:pPr>
-      <w:r>
-        <w:t xml:space="preserve">Other numbers you’ll see</w:t>
-      </w:r>
-    </w:p>
-    <w:p>
-      <w:pPr>
-        <w:pStyle w:val="ListParagraph"/>
-        <w:numPr>
-          <w:ilvl w:val="0"/>
-          <w:numId w:val="3"/>
-        </w:numPr>
-        <w:spacing w:after="60"/>
-      </w:pPr>
-      <w:r>
-        <w:rPr>
-          <w:b/>
-          <w:bCs/>
-        </w:rPr>
-        <w:t xml:space="preserve">Surplus</w:t>
-      </w:r>
-      <w:r>
-        <w:t xml:space="preserve"> = on hand above that branch’s target. Shown under "Other branches" and in the row detail, so you can ask for a transfer instead of buying.</w:t>
-      </w:r>
-    </w:p>
-    <w:p>
-      <w:pPr>
-        <w:pStyle w:val="ListParagraph"/>
-        <w:numPr>
-          <w:ilvl w:val="0"/>
-          <w:numId w:val="3"/>
-        </w:numPr>
-        <w:spacing w:after="60"/>
-      </w:pPr>
-      <w:r>
-        <w:rPr>
-          <w:b/>
-          <w:bCs/>
-        </w:rPr>
-        <w:t xml:space="preserve">Inbound</w:t>
-      </w:r>
-      <w:r>
-        <w:t xml:space="preserve"> = transfers on their way to this branch. Shown for information; they do </w:t>
-      </w:r>
-      <w:r>
-        <w:rPr>
-          <w:b/>
-          <w:bCs/>
-        </w:rPr>
-        <w:t xml:space="preserve">not</w:t>
-      </w:r>
-      <w:r>
-        <w:t xml:space="preserve"> reduce the suggested order.</w:t>
-      </w:r>
-    </w:p>
-    <w:p>
-      <w:pPr>
-        <w:pStyle w:val="ListParagraph"/>
-        <w:numPr>
-          <w:ilvl w:val="0"/>
-          <w:numId w:val="3"/>
-        </w:numPr>
-        <w:spacing w:after="60"/>
-      </w:pPr>
-      <w:r>
-        <w:rPr>
-          <w:b/>
-          <w:bCs/>
-        </w:rPr>
-        <w:t xml:space="preserve">Est. value</w:t>
-      </w:r>
-      <w:r>
-        <w:t xml:space="preserve"> = suggested order × cost.</w:t>
-      </w:r>
-    </w:p>
-    <w:p>
-      <w:pPr>
-        <w:pStyle w:val="ListParagraph"/>
-        <w:numPr>
-          <w:ilvl w:val="0"/>
-          <w:numId w:val="3"/>
-        </w:numPr>
-        <w:spacing w:after="60"/>
-      </w:pPr>
-      <w:r>
-        <w:rPr>
-          <w:b/>
-          <w:bCs/>
-        </w:rPr>
-        <w:t xml:space="preserve">"Changed"</w:t>
-      </w:r>
-      <w:r>
-        <w:t xml:space="preserve"> marks a part whose number differs from this morning’s because someone changed a rule or a part setting since.</w:t>
-      </w:r>
-    </w:p>
-    <w:p>
-      <w:pPr>
-        <w:pStyle w:val="Heading1"/>
-      </w:pPr>
-      <w:r>
-        <w:t xml:space="preserve">4. Rules</w:t>
-      </w:r>
-    </w:p>
-    <w:p>
-      <w:pPr>
         <w:keepNext w:val="false"/>
         <w:spacing w:after="120"/>
       </w:pPr>
       <w:r>
-        <w:t xml:space="preserve">Each rule says how to work out the target for the parts it covers. A rule can be narrowed to a </w:t>
+        <w:t xml:space="preserve">Two badges can appear next to the status: </w:t>
+      </w:r>
+      <w:r>
+        <w:rPr>
+          <w:b/>
+          <w:bCs/>
+        </w:rPr>
+        <w:t xml:space="preserve">Max value</w:t>
+      </w:r>
+      <w:r>
+        <w:t xml:space="preserve"> (the quantity was cut back to fit the max line value) and </w:t>
+      </w:r>
+      <w:r>
+        <w:rPr>
+          <w:b/>
+          <w:bCs/>
+        </w:rPr>
+        <w:t xml:space="preserve">Min value</w:t>
+      </w:r>
+      <w:r>
+        <w:t xml:space="preserve"> (the line was under the min line value). The </w:t>
+      </w:r>
+      <w:r>
+        <w:rPr>
+          <w:b/>
+          <w:bCs/>
+        </w:rPr>
+        <w:t xml:space="preserve">Min, no demand</w:t>
+      </w:r>
+      <w:r>
+        <w:t xml:space="preserve"> tag marks a line that is there only because of an Equip minimum on a part with no activity.</w:t>
+      </w:r>
+    </w:p>
+    <w:p>
+      <w:pPr>
+        <w:pStyle w:val="Heading3"/>
+      </w:pPr>
+      <w:r>
+        <w:t xml:space="preserve">Other numbers you’ll see</w:t>
+      </w:r>
+    </w:p>
+    <w:p>
+      <w:pPr>
+        <w:pStyle w:val="ListParagraph"/>
+        <w:numPr>
+          <w:ilvl w:val="0"/>
+          <w:numId w:val="3"/>
+        </w:numPr>
+        <w:spacing w:after="60"/>
+      </w:pPr>
+      <w:r>
+        <w:rPr>
+          <w:b/>
+          <w:bCs/>
+        </w:rPr>
+        <w:t xml:space="preserve">Above target</w:t>
+      </w:r>
+      <w:r>
+        <w:t xml:space="preserve"> = on hand above that branch’s target. </w:t>
+      </w:r>
+      <w:r>
+        <w:rPr>
+          <w:b/>
+          <w:bCs/>
+        </w:rPr>
+        <w:t xml:space="preserve">Excess</w:t>
+      </w:r>
+      <w:r>
+        <w:t xml:space="preserve"> = stock a branch could send (section 5). </w:t>
+      </w:r>
+      <w:r>
+        <w:rPr>
+          <w:b/>
+          <w:bCs/>
+        </w:rPr>
+        <w:t xml:space="preserve">Months of supply</w:t>
+      </w:r>
+      <w:r>
+        <w:t xml:space="preserve"> = on hand ÷ monthly rate.</w:t>
+      </w:r>
+    </w:p>
+    <w:p>
+      <w:pPr>
+        <w:pStyle w:val="ListParagraph"/>
+        <w:numPr>
+          <w:ilvl w:val="0"/>
+          <w:numId w:val="3"/>
+        </w:numPr>
+        <w:spacing w:after="60"/>
+      </w:pPr>
+      <w:r>
+        <w:rPr>
+          <w:b/>
+          <w:bCs/>
+        </w:rPr>
+        <w:t xml:space="preserve">Inbound</w:t>
+      </w:r>
+      <w:r>
+        <w:t xml:space="preserve"> = transfers on their way to this branch. Transfers open in </w:t>
+      </w:r>
+      <w:r>
+        <w:rPr>
+          <w:b/>
+          <w:bCs/>
+        </w:rPr>
+        <w:t xml:space="preserve">Equip</w:t>
+      </w:r>
+      <w:r>
+        <w:t xml:space="preserve"> are already in Equip’s on order, so they don’t reduce the order a second time. Transfers </w:t>
+      </w:r>
+      <w:r>
+        <w:rPr>
+          <w:b/>
+          <w:bCs/>
+        </w:rPr>
+        <w:t xml:space="preserve">saved in this app</w:t>
+      </w:r>
+      <w:r>
+        <w:t xml:space="preserve"> (tagged </w:t>
+      </w:r>
+      <w:r>
+        <w:rPr>
+          <w:b/>
+          <w:bCs/>
+        </w:rPr>
+        <w:t xml:space="preserve">app</w:t>
+      </w:r>
+      <w:r>
+        <w:t xml:space="preserve">) do reduce it.</w:t>
+      </w:r>
+    </w:p>
+    <w:p>
+      <w:pPr>
+        <w:pStyle w:val="ListParagraph"/>
+        <w:numPr>
+          <w:ilvl w:val="0"/>
+          <w:numId w:val="3"/>
+        </w:numPr>
+        <w:spacing w:after="60"/>
+      </w:pPr>
+      <w:r>
+        <w:rPr>
+          <w:b/>
+          <w:bCs/>
+        </w:rPr>
+        <w:t xml:space="preserve">Est. value</w:t>
+      </w:r>
+      <w:r>
+        <w:t xml:space="preserve"> = suggested order × cost. Example: 39 × $11.90 = $464.10.</w:t>
+      </w:r>
+    </w:p>
+    <w:p>
+      <w:pPr>
+        <w:pStyle w:val="ListParagraph"/>
+        <w:numPr>
+          <w:ilvl w:val="0"/>
+          <w:numId w:val="3"/>
+        </w:numPr>
+        <w:spacing w:after="60"/>
+      </w:pPr>
+      <w:r>
+        <w:rPr>
+          <w:b/>
+          <w:bCs/>
+        </w:rPr>
+        <w:t xml:space="preserve">"Changed"</w:t>
+      </w:r>
+      <w:r>
+        <w:t xml:space="preserve"> marks a part whose number differs from this morning’s because someone changed a rule or a part setting since.</w:t>
+      </w:r>
+    </w:p>
+    <w:p>
+      <w:pPr>
+        <w:pStyle w:val="Heading1"/>
+      </w:pPr>
+      <w:r>
+        <w:t xml:space="preserve">4. Rules</w:t>
+      </w:r>
+    </w:p>
+    <w:p>
+      <w:pPr>
+        <w:keepNext w:val="false"/>
+        <w:spacing w:after="120"/>
+      </w:pPr>
+      <w:r>
+        <w:t xml:space="preserve">Each rule says how to work out the target for the parts it covers. A rule can be narrowed by </w:t>
       </w:r>
       <w:r>
         <w:rPr>
@@ -2683,7 +4929,7 @@
         <w:t xml:space="preserve">franchise</w:t>
       </w:r>
       <w:r>
-        <w:t xml:space="preserve">, a </w:t>
+        <w:t xml:space="preserve">, </w:t>
       </w:r>
       <w:r>
         <w:rPr>
@@ -2693,7 +4939,7 @@
         <w:t xml:space="preserve">dealer group code</w:t>
       </w:r>
       <w:r>
-        <w:t xml:space="preserve"> and/or a </w:t>
+        <w:t xml:space="preserve">, </w:t>
       </w:r>
       <w:r>
         <w:rPr>
@@ -2703,7 +4949,57 @@
         <w:t xml:space="preserve">branch</w:t>
       </w:r>
       <w:r>
-        <w:t xml:space="preserve"> (blank means any), and limited to a </w:t>
+        <w:t xml:space="preserve">, </w:t>
+      </w:r>
+      <w:r>
+        <w:rPr>
+          <w:b/>
+          <w:bCs/>
+        </w:rPr>
+        <w:t xml:space="preserve">SLC</w:t>
+      </w:r>
+      <w:r>
+        <w:t xml:space="preserve">, </w:t>
+      </w:r>
+      <w:r>
+        <w:rPr>
+          <w:b/>
+          <w:bCs/>
+        </w:rPr>
+        <w:t xml:space="preserve">source</w:t>
+      </w:r>
+      <w:r>
+        <w:t xml:space="preserve">, </w:t>
+      </w:r>
+      <w:r>
+        <w:rPr>
+          <w:b/>
+          <w:bCs/>
+        </w:rPr>
+        <w:t xml:space="preserve">vendor code</w:t>
+      </w:r>
+      <w:r>
+        <w:t xml:space="preserve">, </w:t>
+      </w:r>
+      <w:r>
+        <w:rPr>
+          <w:b/>
+          <w:bCs/>
+        </w:rPr>
+        <w:t xml:space="preserve">product group</w:t>
+      </w:r>
+      <w:r>
+        <w:t xml:space="preserve"> and </w:t>
+      </w:r>
+      <w:r>
+        <w:rPr>
+          <w:b/>
+          <w:bCs/>
+        </w:rPr>
+        <w:t xml:space="preserve">commodity code</w:t>
+      </w:r>
+      <w:r>
+        <w:t xml:space="preserve"> (blank means any; case and spaces at either end don’t matter), and limited to a </w:t>
       </w:r>
       <w:r>
         <w:rPr>
@@ -2723,7 +5019,46 @@
         <w:t xml:space="preserve">active</w:t>
       </w:r>
       <w:r>
-        <w:t xml:space="preserve"> rules are used.</w:t>
+        <w:t xml:space="preserve"> rules that aren’t </w:t>
+      </w:r>
+      <w:r>
+        <w:rPr>
+          <w:b/>
+          <w:bCs/>
+        </w:rPr>
+        <w:t xml:space="preserve">archived</w:t>
+      </w:r>
+      <w:r>
+        <w:t xml:space="preserve"> are used.</w:t>
+      </w:r>
+    </w:p>
+    <w:p>
+      <w:pPr>
+        <w:keepNext w:val="false"/>
+        <w:spacing w:after="120"/>
+      </w:pPr>
+      <w:r>
+        <w:t xml:space="preserve">Each branch’s own part record decides, so a part can match at one branch and not another. </w:t>
+      </w:r>
+      <w:r>
+        <w:rPr>
+          <w:b/>
+          <w:bCs/>
+        </w:rPr>
+        <w:t xml:space="preserve">Vendor code</w:t>
+      </w:r>
+      <w:r>
+        <w:t xml:space="preserve"> is the whole number without leading zeros (1234, not 01234); 0 means parts with no vendor code. </w:t>
+      </w:r>
+      <w:r>
+        <w:rPr>
+          <w:b/>
+          <w:bCs/>
+        </w:rPr>
+        <w:t xml:space="preserve">Commodity code</w:t>
+      </w:r>
+      <w:r>
+        <w:t xml:space="preserve"> is empty for most non-JD parts today.</w:t>
       </w:r>
     </w:p>
     <w:p>
@@ -2777,7 +5112,7 @@
         <w:t xml:space="preserve">more specific</w:t>
       </w:r>
       <w:r>
-        <w:t xml:space="preserve"> rule wins (more of franchise, dealer group and branch filled in).</w:t>
+        <w:t xml:space="preserve"> rule wins (more of the eight criteria filled in).</w:t>
       </w:r>
     </w:p>
     <w:p>
@@ -2803,7 +5138,7 @@
         <w:spacing w:after="60"/>
       </w:pPr>
       <w:r>
-        <w:t xml:space="preserve">If none fits, the built-in default applies: 12 months, 3 active months, 6 weeks, units sold.</w:t>
+        <w:t xml:space="preserve">If none fits, the built-in default applies: 12 months, 3 demands, 12 weeks of supply, units sold, no line value limits.</w:t>
       </w:r>
     </w:p>
     <w:tbl>
@@ -2846,6 +5181,9 @@
             </w:tcMar>
           </w:tcPr>
           <w:p>
+            <w:pPr>
+              <w:keepNext/>
+            </w:pPr>
             <w:r>
               <w:rPr>
                 <w:b/>
@@ -2873,6 +5211,9 @@
             </w:tcMar>
           </w:tcPr>
           <w:p>
+            <w:pPr>
+              <w:keepNext/>
+            </w:pPr>
             <w:r>
               <w:rPr>
                 <w:b/>
@@ -2900,6 +5241,9 @@
             </w:tcMar>
           </w:tcPr>
           <w:p>
+            <w:pPr>
+              <w:keepNext/>
+            </w:pPr>
             <w:r>
               <w:rPr>
                 <w:b/>
@@ -2927,6 +5271,9 @@
             </w:tcMar>
           </w:tcPr>
           <w:p>
+            <w:pPr>
+              <w:keepNext/>
+            </w:pPr>
             <w:r>
               <w:rPr>
                 <w:b/>
@@ -2958,6 +5305,9 @@
             </w:tcMar>
           </w:tcPr>
           <w:p>
+            <w:pPr>
+              <w:keepNext/>
+            </w:pPr>
             <w:r>
               <w:t xml:space="preserve">History months (1–59)</w:t>
             </w:r>
@@ -2980,6 +5330,9 @@
             </w:tcMar>
           </w:tcPr>
           <w:p>
+            <w:pPr>
+              <w:keepNext/>
+            </w:pPr>
             <w:r>
               <w:t xml:space="preserve">How far back demand is measured</w:t>
             </w:r>
@@ -3002,6 +5355,9 @@
             </w:tcMar>
           </w:tcPr>
           <w:p>
+            <w:pPr>
+              <w:keepNext/>
+            </w:pPr>
             <w:r>
               <w:t xml:space="preserve">Smoother; slow parts get more history</w:t>
             </w:r>
@@ -3024,6 +5380,9 @@
             </w:tcMar>
           </w:tcPr>
           <w:p>
+            <w:pPr>
+              <w:keepNext/>
+            </w:pPr>
             <w:r>
               <w:t xml:space="preserve">Reacts faster to recent changes</w:t>
             </w:r>
@@ -3051,8 +5410,11 @@
             </w:tcMar>
           </w:tcPr>
           <w:p>
-            <w:r>
-              <w:t xml:space="preserve">Min active months (0–59)</w:t>
+            <w:pPr>
+              <w:keepNext/>
+            </w:pPr>
+            <w:r>
+              <w:t xml:space="preserve">Min demands (0–9999)</w:t>
             </w:r>
           </w:p>
         </w:tc>
@@ -3073,8 +5435,11 @@
             </w:tcMar>
           </w:tcPr>
           <w:p>
-            <w:r>
-              <w:t xml:space="preserve">Months with demand needed before the rule stocks a part</w:t>
+            <w:pPr>
+              <w:keepNext/>
+            </w:pPr>
+            <w:r>
+              <w:t xml:space="preserve">Demands (transactions) in the history months needed before the rule stocks a part</w:t>
             </w:r>
           </w:p>
         </w:tc>
@@ -3095,6 +5460,9 @@
             </w:tcMar>
           </w:tcPr>
           <w:p>
+            <w:pPr>
+              <w:keepNext/>
+            </w:pPr>
             <w:r>
               <w:t xml:space="preserve">Fewer, steadier parts stocked</w:t>
             </w:r>
@@ -3117,6 +5485,9 @@
             </w:tcMar>
           </w:tcPr>
           <w:p>
+            <w:pPr>
+              <w:keepNext/>
+            </w:pPr>
             <w:r>
               <w:t xml:space="preserve">More occasional sellers stocked</w:t>
             </w:r>
@@ -3144,8 +5515,11 @@
             </w:tcMar>
           </w:tcPr>
           <w:p>
-            <w:r>
-              <w:t xml:space="preserve">Weeks of cover (0–104)</w:t>
+            <w:pPr>
+              <w:keepNext/>
+            </w:pPr>
+            <w:r>
+              <w:t xml:space="preserve">Supply and Supply unit</w:t>
             </w:r>
           </w:p>
         </w:tc>
@@ -3166,8 +5540,11 @@
             </w:tcMar>
           </w:tcPr>
           <w:p>
-            <w:r>
-              <w:t xml:space="preserve">How much stock to hold</w:t>
+            <w:pPr>
+              <w:keepNext/>
+            </w:pPr>
+            <w:r>
+              <w:t xml:space="preserve">How much stock to hold: 0–104 weeks or 0–24 months</w:t>
             </w:r>
           </w:p>
         </w:tc>
@@ -3188,6 +5565,9 @@
             </w:tcMar>
           </w:tcPr>
           <w:p>
+            <w:pPr>
+              <w:keepNext/>
+            </w:pPr>
             <w:r>
               <w:t xml:space="preserve">More stock (long lead times, busy season)</w:t>
             </w:r>
@@ -3210,6 +5590,9 @@
             </w:tcMar>
           </w:tcPr>
           <w:p>
+            <w:pPr>
+              <w:keepNext/>
+            </w:pPr>
             <w:r>
               <w:t xml:space="preserve">Less stock (quick resupply, off season)</w:t>
             </w:r>
@@ -3237,6 +5620,219 @@
             </w:tcMar>
           </w:tcPr>
           <w:p>
+            <w:pPr>
+              <w:keepNext/>
+            </w:pPr>
+            <w:r>
+              <w:t xml:space="preserve">Min line value ($, optional)</w:t>
+            </w:r>
+          </w:p>
+        </w:tc>
+        <w:tc>
+          <w:tcPr>
+            <w:tcW w:type="dxa" w:w="3024"/>
+            <w:tcBorders>
+              <w:top w:val="single" w:color="BFBFBF" w:sz="4"/>
+              <w:left w:val="single" w:color="BFBFBF" w:sz="4"/>
+              <w:bottom w:val="single" w:color="BFBFBF" w:sz="4"/>
+              <w:right w:val="single" w:color="BFBFBF" w:sz="4"/>
+            </w:tcBorders>
+            <w:tcMar>
+              <w:top w:type="dxa" w:w="60"/>
+              <w:left w:type="dxa" w:w="100"/>
+              <w:bottom w:type="dxa" w:w="60"/>
+              <w:right w:type="dxa" w:w="100"/>
+            </w:tcMar>
+          </w:tcPr>
+          <w:p>
+            <w:pPr>
+              <w:keepNext/>
+            </w:pPr>
+            <w:r>
+              <w:t xml:space="preserve">A line worth less than this isn’t suggested</w:t>
+            </w:r>
+          </w:p>
+        </w:tc>
+        <w:tc>
+          <w:tcPr>
+            <w:tcW w:type="dxa" w:w="2419"/>
+            <w:tcBorders>
+              <w:top w:val="single" w:color="BFBFBF" w:sz="4"/>
+              <w:left w:val="single" w:color="BFBFBF" w:sz="4"/>
+              <w:bottom w:val="single" w:color="BFBFBF" w:sz="4"/>
+              <w:right w:val="single" w:color="BFBFBF" w:sz="4"/>
+            </w:tcBorders>
+            <w:tcMar>
+              <w:top w:type="dxa" w:w="60"/>
+              <w:left w:type="dxa" w:w="100"/>
+              <w:bottom w:type="dxa" w:w="60"/>
+              <w:right w:type="dxa" w:w="100"/>
+            </w:tcMar>
+          </w:tcPr>
+          <w:p>
+            <w:pPr>
+              <w:keepNext/>
+            </w:pPr>
+            <w:r>
+              <w:t xml:space="preserve">Fewer small lines</w:t>
+            </w:r>
+          </w:p>
+        </w:tc>
+        <w:tc>
+          <w:tcPr>
+            <w:tcW w:type="dxa" w:w="2419"/>
+            <w:tcBorders>
+              <w:top w:val="single" w:color="BFBFBF" w:sz="4"/>
+              <w:left w:val="single" w:color="BFBFBF" w:sz="4"/>
+              <w:bottom w:val="single" w:color="BFBFBF" w:sz="4"/>
+              <w:right w:val="single" w:color="BFBFBF" w:sz="4"/>
+            </w:tcBorders>
+            <w:tcMar>
+              <w:top w:type="dxa" w:w="60"/>
+              <w:left w:type="dxa" w:w="100"/>
+              <w:bottom w:type="dxa" w:w="60"/>
+              <w:right w:type="dxa" w:w="100"/>
+            </w:tcMar>
+          </w:tcPr>
+          <w:p>
+            <w:pPr>
+              <w:keepNext/>
+            </w:pPr>
+            <w:r>
+              <w:t xml:space="preserve">More small lines</w:t>
+            </w:r>
+          </w:p>
+        </w:tc>
+      </w:tr>
+      <w:tr>
+        <w:trPr>
+          <w:tblHeader w:val="false"/>
+        </w:trPr>
+        <w:tc>
+          <w:tcPr>
+            <w:tcW w:type="dxa" w:w="2218"/>
+            <w:tcBorders>
+              <w:top w:val="single" w:color="BFBFBF" w:sz="4"/>
+              <w:left w:val="single" w:color="BFBFBF" w:sz="4"/>
+              <w:bottom w:val="single" w:color="BFBFBF" w:sz="4"/>
+              <w:right w:val="single" w:color="BFBFBF" w:sz="4"/>
+            </w:tcBorders>
+            <w:tcMar>
+              <w:top w:type="dxa" w:w="60"/>
+              <w:left w:type="dxa" w:w="100"/>
+              <w:bottom w:type="dxa" w:w="60"/>
+              <w:right w:type="dxa" w:w="100"/>
+            </w:tcMar>
+          </w:tcPr>
+          <w:p>
+            <w:pPr>
+              <w:keepNext/>
+            </w:pPr>
+            <w:r>
+              <w:t xml:space="preserve">Max line value ($, optional)</w:t>
+            </w:r>
+          </w:p>
+        </w:tc>
+        <w:tc>
+          <w:tcPr>
+            <w:tcW w:type="dxa" w:w="3024"/>
+            <w:tcBorders>
+              <w:top w:val="single" w:color="BFBFBF" w:sz="4"/>
+              <w:left w:val="single" w:color="BFBFBF" w:sz="4"/>
+              <w:bottom w:val="single" w:color="BFBFBF" w:sz="4"/>
+              <w:right w:val="single" w:color="BFBFBF" w:sz="4"/>
+            </w:tcBorders>
+            <w:tcMar>
+              <w:top w:type="dxa" w:w="60"/>
+              <w:left w:type="dxa" w:w="100"/>
+              <w:bottom w:type="dxa" w:w="60"/>
+              <w:right w:type="dxa" w:w="100"/>
+            </w:tcMar>
+          </w:tcPr>
+          <w:p>
+            <w:pPr>
+              <w:keepNext/>
+            </w:pPr>
+            <w:r>
+              <w:t xml:space="preserve">A line is cut back to stay at or under this</w:t>
+            </w:r>
+          </w:p>
+        </w:tc>
+        <w:tc>
+          <w:tcPr>
+            <w:tcW w:type="dxa" w:w="2419"/>
+            <w:tcBorders>
+              <w:top w:val="single" w:color="BFBFBF" w:sz="4"/>
+              <w:left w:val="single" w:color="BFBFBF" w:sz="4"/>
+              <w:bottom w:val="single" w:color="BFBFBF" w:sz="4"/>
+              <w:right w:val="single" w:color="BFBFBF" w:sz="4"/>
+            </w:tcBorders>
+            <w:tcMar>
+              <w:top w:type="dxa" w:w="60"/>
+              <w:left w:type="dxa" w:w="100"/>
+              <w:bottom w:type="dxa" w:w="60"/>
+              <w:right w:type="dxa" w:w="100"/>
+            </w:tcMar>
+          </w:tcPr>
+          <w:p>
+            <w:pPr>
+              <w:keepNext/>
+            </w:pPr>
+            <w:r>
+              <w:t xml:space="preserve">Bigger lines allowed</w:t>
+            </w:r>
+          </w:p>
+        </w:tc>
+        <w:tc>
+          <w:tcPr>
+            <w:tcW w:type="dxa" w:w="2419"/>
+            <w:tcBorders>
+              <w:top w:val="single" w:color="BFBFBF" w:sz="4"/>
+              <w:left w:val="single" w:color="BFBFBF" w:sz="4"/>
+              <w:bottom w:val="single" w:color="BFBFBF" w:sz="4"/>
+              <w:right w:val="single" w:color="BFBFBF" w:sz="4"/>
+            </w:tcBorders>
+            <w:tcMar>
+              <w:top w:type="dxa" w:w="60"/>
+              <w:left w:type="dxa" w:w="100"/>
+              <w:bottom w:type="dxa" w:w="60"/>
+              <w:right w:type="dxa" w:w="100"/>
+            </w:tcMar>
+          </w:tcPr>
+          <w:p>
+            <w:pPr>
+              <w:keepNext/>
+            </w:pPr>
+            <w:r>
+              <w:t xml:space="preserve">Lines cut back sooner</w:t>
+            </w:r>
+          </w:p>
+        </w:tc>
+      </w:tr>
+      <w:tr>
+        <w:trPr>
+          <w:tblHeader w:val="false"/>
+        </w:trPr>
+        <w:tc>
+          <w:tcPr>
+            <w:tcW w:type="dxa" w:w="2218"/>
+            <w:tcBorders>
+              <w:top w:val="single" w:color="BFBFBF" w:sz="4"/>
+              <w:left w:val="single" w:color="BFBFBF" w:sz="4"/>
+              <w:bottom w:val="single" w:color="BFBFBF" w:sz="4"/>
+              <w:right w:val="single" w:color="BFBFBF" w:sz="4"/>
+            </w:tcBorders>
+            <w:tcMar>
+              <w:top w:type="dxa" w:w="60"/>
+              <w:left w:type="dxa" w:w="100"/>
+              <w:bottom w:type="dxa" w:w="60"/>
+              <w:right w:type="dxa" w:w="100"/>
+            </w:tcMar>
+          </w:tcPr>
+          <w:p>
+            <w:pPr>
+              <w:keepNext w:val="false"/>
+            </w:pPr>
             <w:r>
               <w:t xml:space="preserve">Demand basis</w:t>
             </w:r>
@@ -3259,6 +5855,9 @@
             </w:tcMar>
           </w:tcPr>
           <w:p>
+            <w:pPr>
+              <w:keepNext w:val="false"/>
+            </w:pPr>
             <w:r>
               <w:rPr>
                 <w:b/>
@@ -3298,6 +5897,9 @@
             </w:tcMar>
           </w:tcPr>
           <w:p>
+            <w:pPr>
+              <w:keepNext w:val="false"/>
+            </w:pPr>
             <w:r>
               <w:t xml:space="preserve">Use Requests when a few big sales would overstate demand</w:t>
             </w:r>
@@ -3319,7 +5921,11 @@
               <w:right w:type="dxa" w:w="100"/>
             </w:tcMar>
           </w:tcPr>
-          <w:p/>
+          <w:p>
+            <w:pPr>
+              <w:keepNext w:val="false"/>
+            </w:pPr>
+          </w:p>
         </w:tc>
       </w:tr>
     </w:tbl>
@@ -3341,7 +5947,7 @@
         <w:t xml:space="preserve">Example: cotton.</w:t>
       </w:r>
       <w:r>
-        <w:t xml:space="preserve"> Two example rules exist for dealer group COTTON, switched off: "Cotton - in season" (June–October, 10 weeks of cover, 2 active months) and "Cotton - off season" (November–May, 3 weeks). Both have priority 10, so they beat Default for cotton parts. Try them in </w:t>
+        <w:t xml:space="preserve"> Two example rules exist for dealer group COTTON, switched off: "Cotton - in season" (June–October, 10 weeks of supply, 2 demands) and "Cotton - off season" (November–May, 3 weeks of supply, 3 demands). Both have priority 10, so they beat Default for cotton parts. Try them in </w:t>
       </w:r>
       <w:r>
         <w:rPr>
@@ -3388,7 +5994,16 @@
         <w:pStyle w:val="Heading1"/>
       </w:pPr>
       <w:r>
-        <w:t xml:space="preserve">5. One-Time Order: the calculation</w:t>
+        <w:t xml:space="preserve">5. Transfers: how the suggestions are worked out</w:t>
+      </w:r>
+    </w:p>
+    <w:p>
+      <w:pPr>
+        <w:keepNext w:val="false"/>
+        <w:spacing w:after="120"/>
+      </w:pPr>
+      <w:r>
+        <w:t xml:space="preserve">Every morning, and live on the Transfers page, each part is worked out on its own across all branches:</w:t>
       </w:r>
     </w:p>
     <w:p>
@@ -3405,6 +6020,356 @@
           <w:b/>
           <w:bCs/>
         </w:rPr>
+        <w:t xml:space="preserve">What a branch keeps</w:t>
+      </w:r>
+      <w:r>
+        <w:t xml:space="preserve"> = the larger of its target and its </w:t>
+      </w:r>
+      <w:r>
+        <w:rPr>
+          <w:b/>
+          <w:bCs/>
+        </w:rPr>
+        <w:t xml:space="preserve">excess supply</w:t>
+      </w:r>
+      <w:r>
+        <w:t xml:space="preserve"> (12 months of supply by default, rounded up).</w:t>
+      </w:r>
+    </w:p>
+    <w:p>
+      <w:pPr>
+        <w:pStyle w:val="ListParagraph"/>
+        <w:numPr>
+          <w:ilvl w:val="0"/>
+          <w:numId w:val="7"/>
+        </w:numPr>
+        <w:spacing w:after="60"/>
+      </w:pPr>
+      <w:r>
+        <w:rPr>
+          <w:b/>
+          <w:bCs/>
+        </w:rPr>
+        <w:t xml:space="preserve">Excess</w:t>
+      </w:r>
+      <w:r>
+        <w:t xml:space="preserve"> = on hand − stock committed to open tickets − transfers out saved in this app − what it keeps, never below 0. A part with no sales has everything above its target as excess.</w:t>
+      </w:r>
+    </w:p>
+    <w:p>
+      <w:pPr>
+        <w:pStyle w:val="ListParagraph"/>
+        <w:numPr>
+          <w:ilvl w:val="0"/>
+          <w:numId w:val="7"/>
+        </w:numPr>
+        <w:spacing w:after="60"/>
+      </w:pPr>
+      <w:r>
+        <w:rPr>
+          <w:b/>
+          <w:bCs/>
+        </w:rPr>
+        <w:t xml:space="preserve">Conventional (instead of buying):</w:t>
+      </w:r>
+      <w:r>
+        <w:t xml:space="preserve"> a branch whose line would be ordered, and that has no excess of its own, can receive its </w:t>
+      </w:r>
+      <w:r>
+        <w:rPr>
+          <w:b/>
+          <w:bCs/>
+        </w:rPr>
+        <w:t xml:space="preserve">need</w:t>
+      </w:r>
+      <w:r>
+        <w:t xml:space="preserve"> = target − on hand − on order − transfers in. A </w:t>
+      </w:r>
+      <w:r>
+        <w:rPr>
+          <w:b/>
+          <w:bCs/>
+        </w:rPr>
+        <w:t xml:space="preserve">Min, no demand</w:t>
+      </w:r>
+      <w:r>
+        <w:t xml:space="preserve"> line never pulls a transfer, unless the part has an active phase-in.</w:t>
+      </w:r>
+    </w:p>
+    <w:p>
+      <w:pPr>
+        <w:pStyle w:val="ListParagraph"/>
+        <w:numPr>
+          <w:ilvl w:val="0"/>
+          <w:numId w:val="7"/>
+        </w:numPr>
+        <w:spacing w:after="60"/>
+      </w:pPr>
+      <w:r>
+        <w:rPr>
+          <w:b/>
+          <w:bCs/>
+        </w:rPr>
+        <w:t xml:space="preserve">Who goes first:</w:t>
+      </w:r>
+      <w:r>
+        <w:t xml:space="preserve"> the branch with the </w:t>
+      </w:r>
+      <w:r>
+        <w:rPr>
+          <w:b/>
+          <w:bCs/>
+        </w:rPr>
+        <w:t xml:space="preserve">lowest months of supply receives first</w:t>
+      </w:r>
+      <w:r>
+        <w:t xml:space="preserve">. It takes from the branch with the </w:t>
+      </w:r>
+      <w:r>
+        <w:rPr>
+          <w:b/>
+          <w:bCs/>
+        </w:rPr>
+        <w:t xml:space="preserve">greatest months of supply</w:t>
+      </w:r>
+      <w:r>
+        <w:t xml:space="preserve"> first, choosing again after every line, until its need is filled or no excess is left.</w:t>
+      </w:r>
+    </w:p>
+    <w:p>
+      <w:pPr>
+        <w:pStyle w:val="ListParagraph"/>
+        <w:numPr>
+          <w:ilvl w:val="0"/>
+          <w:numId w:val="7"/>
+        </w:numPr>
+        <w:spacing w:after="60"/>
+      </w:pPr>
+      <w:r>
+        <w:rPr>
+          <w:b/>
+          <w:bCs/>
+        </w:rPr>
+        <w:t xml:space="preserve">Redistribution:</w:t>
+      </w:r>
+      <w:r>
+        <w:t xml:space="preserve"> leftover excess can go to a branch that already stocks and sells the part, up to </w:t>
+      </w:r>
+      <w:r>
+        <w:rPr>
+          <w:b/>
+          <w:bCs/>
+        </w:rPr>
+        <w:t xml:space="preserve">6 months of supply</w:t>
+      </w:r>
+      <w:r>
+        <w:t xml:space="preserve"> (never above what it would itself keep), in the same order. There is no minimum line value by default.</w:t>
+      </w:r>
+    </w:p>
+    <w:p>
+      <w:pPr>
+        <w:pStyle w:val="ListParagraph"/>
+        <w:numPr>
+          <w:ilvl w:val="0"/>
+          <w:numId w:val="7"/>
+        </w:numPr>
+        <w:spacing w:after="60"/>
+      </w:pPr>
+      <w:r>
+        <w:rPr>
+          <w:b/>
+          <w:bCs/>
+        </w:rPr>
+        <w:t xml:space="preserve">Value</w:t>
+      </w:r>
+      <w:r>
+        <w:t xml:space="preserve"> = quantity × the receiving branch’s cost. The sending branch’s own order never changes.</w:t>
+      </w:r>
+    </w:p>
+    <w:p>
+      <w:pPr>
+        <w:keepNext w:val="false"/>
+        <w:spacing w:after="120"/>
+      </w:pPr>
+      <w:r>
+        <w:rPr>
+          <w:b/>
+          <w:bCs/>
+        </w:rPr>
+        <w:t xml:space="preserve">Example</w:t>
+      </w:r>
+      <w:r>
+        <w:t xml:space="preserve"> (round numbers). Branch 92 has 40 of a chain, sells 1 a month and its target is 2, so it keeps 12 (12 months of supply) and has 40 − 12 = </w:t>
+      </w:r>
+      <w:r>
+        <w:rPr>
+          <w:b/>
+          <w:bCs/>
+        </w:rPr>
+        <w:t xml:space="preserve">28</w:t>
+      </w:r>
+      <w:r>
+        <w:t xml:space="preserve"> excess. Branch 1 sells 2 a month, has none on hand and a target of 3. Branch 1 has the lowest months of supply, so it receives first: </w:t>
+      </w:r>
+      <w:r>
+        <w:rPr>
+          <w:b/>
+          <w:bCs/>
+        </w:rPr>
+        <w:t xml:space="preserve">Transfer 3 from 92</w:t>
+      </w:r>
+      <w:r>
+        <w:t xml:space="preserve"> (conventional), leaving 92 with 25 excess. Branch 1 can then take up to 6 months of supply = 12 in all, so 9 more come as </w:t>
+      </w:r>
+      <w:r>
+        <w:rPr>
+          <w:b/>
+          <w:bCs/>
+        </w:rPr>
+        <w:t xml:space="preserve">redistribution</w:t>
+      </w:r>
+      <w:r>
+        <w:t xml:space="preserve">. If 2 of the 40 were already on a saved transfer to branch 1, 92’s excess would be 26 and the conventional transfer 1.</w:t>
+      </w:r>
+    </w:p>
+    <w:p>
+      <w:pPr>
+        <w:pStyle w:val="Heading3"/>
+      </w:pPr>
+      <w:r>
+        <w:t xml:space="preserve">Transfer rules</w:t>
+      </w:r>
+    </w:p>
+    <w:p>
+      <w:pPr>
+        <w:keepNext w:val="false"/>
+        <w:spacing w:after="120"/>
+      </w:pPr>
+      <w:r>
+        <w:t xml:space="preserve">Transfer rules use the same criteria, priority and seasons as order rules. </w:t>
+      </w:r>
+      <w:r>
+        <w:rPr>
+          <w:b/>
+          <w:bCs/>
+        </w:rPr>
+        <w:t xml:space="preserve">The sending branch’s rule</w:t>
+      </w:r>
+      <w:r>
+        <w:t xml:space="preserve"> sets its excess supply (</w:t>
+      </w:r>
+      <w:r>
+        <w:rPr>
+          <w:b/>
+          <w:bCs/>
+        </w:rPr>
+        <w:t xml:space="preserve">ExcessSupply</w:t>
+      </w:r>
+      <w:r>
+        <w:t xml:space="preserve">, weeks or months), whether it may send (</w:t>
+      </w:r>
+      <w:r>
+        <w:rPr>
+          <w:b/>
+          <w:bCs/>
+        </w:rPr>
+        <w:t xml:space="preserve">AllowSend</w:t>
+      </w:r>
+      <w:r>
+        <w:t xml:space="preserve">), and a minimum line value for redistribution (</w:t>
+      </w:r>
+      <w:r>
+        <w:rPr>
+          <w:b/>
+          <w:bCs/>
+        </w:rPr>
+        <w:t xml:space="preserve">RedistMinValue</w:t>
+      </w:r>
+      <w:r>
+        <w:t xml:space="preserve">). </w:t>
+      </w:r>
+      <w:r>
+        <w:rPr>
+          <w:b/>
+          <w:bCs/>
+        </w:rPr>
+        <w:t xml:space="preserve">The receiving branch’s rule</w:t>
+      </w:r>
+      <w:r>
+        <w:t xml:space="preserve"> sets whether it may receive (</w:t>
+      </w:r>
+      <w:r>
+        <w:rPr>
+          <w:b/>
+          <w:bCs/>
+        </w:rPr>
+        <w:t xml:space="preserve">AllowReceive</w:t>
+      </w:r>
+      <w:r>
+        <w:t xml:space="preserve">) and its redistribution maximum (</w:t>
+      </w:r>
+      <w:r>
+        <w:rPr>
+          <w:b/>
+          <w:bCs/>
+        </w:rPr>
+        <w:t xml:space="preserve">RedistMax</w:t>
+      </w:r>
+      <w:r>
+        <w:t xml:space="preserve">; 0 = no redistribution into that branch). With no rule, the built-in default applies: 12 months, both allowed, 6 months, no minimum.</w:t>
+      </w:r>
+    </w:p>
+    <w:p>
+      <w:pPr>
+        <w:keepNext w:val="false"/>
+        <w:spacing w:after="120"/>
+      </w:pPr>
+      <w:r>
+        <w:t xml:space="preserve">In this version transfer rules are edited by Brian or Ben in the SharePoint list </w:t>
+      </w:r>
+      <w:r>
+        <w:rPr>
+          <w:b/>
+          <w:bCs/>
+        </w:rPr>
+        <w:t xml:space="preserve">NonJD_TransferRules</w:t>
+      </w:r>
+      <w:r>
+        <w:t xml:space="preserve">; a page in the app comes with saving transfers. A rule with a missing or out-of-range setting is skipped: the Transfers page shows it as </w:t>
+      </w:r>
+      <w:r>
+        <w:rPr>
+          <w:b/>
+          <w:bCs/>
+        </w:rPr>
+        <w:t xml:space="preserve">Skipped</w:t>
+      </w:r>
+      <w:r>
+        <w:t xml:space="preserve"> with the reason, and Brian’s morning email names it.</w:t>
+      </w:r>
+    </w:p>
+    <w:p>
+      <w:pPr>
+        <w:pStyle w:val="Heading1"/>
+      </w:pPr>
+      <w:r>
+        <w:t xml:space="preserve">6. One-Time Order: the calculation</w:t>
+      </w:r>
+    </w:p>
+    <w:p>
+      <w:pPr>
+        <w:pStyle w:val="ListParagraph"/>
+        <w:numPr>
+          <w:ilvl w:val="0"/>
+          <w:numId w:val="8"/>
+        </w:numPr>
+        <w:spacing w:after="60"/>
+      </w:pPr>
+      <w:r>
+        <w:rPr>
+          <w:b/>
+          <w:bCs/>
+        </w:rPr>
         <w:t xml:space="preserve">Units sold</w:t>
       </w:r>
       <w:r>
@@ -3416,7 +6381,7 @@
         <w:pStyle w:val="ListParagraph"/>
         <w:numPr>
           <w:ilvl w:val="0"/>
-          <w:numId w:val="7"/>
+          <w:numId w:val="8"/>
         </w:numPr>
         <w:spacing w:after="60"/>
       </w:pPr>
@@ -3438,25 +6403,25 @@
         <w:t xml:space="preserve">Avg / mo:</w:t>
       </w:r>
       <w:r>
-        <w:t xml:space="preserve"> anticipated = (units sold ÷ number of months) × months of cover. (With Avg / mo the factor is labelled </w:t>
-      </w:r>
-      <w:r>
-        <w:rPr>
-          <w:b/>
-          <w:bCs/>
-        </w:rPr>
-        <w:t xml:space="preserve">Months of cover</w:t>
-      </w:r>
-      <w:r>
-        <w:t xml:space="preserve">.)</w:t>
-      </w:r>
-    </w:p>
-    <w:p>
-      <w:pPr>
-        <w:pStyle w:val="ListParagraph"/>
-        <w:numPr>
-          <w:ilvl w:val="0"/>
-          <w:numId w:val="7"/>
+        <w:t xml:space="preserve"> anticipated = (units sold ÷ number of months) × </w:t>
+      </w:r>
+      <w:r>
+        <w:rPr>
+          <w:b/>
+          <w:bCs/>
+        </w:rPr>
+        <w:t xml:space="preserve">months of supply</w:t>
+      </w:r>
+      <w:r>
+        <w:t xml:space="preserve">.</w:t>
+      </w:r>
+    </w:p>
+    <w:p>
+      <w:pPr>
+        <w:pStyle w:val="ListParagraph"/>
+        <w:numPr>
+          <w:ilvl w:val="0"/>
+          <w:numId w:val="8"/>
         </w:numPr>
         <w:spacing w:after="60"/>
       </w:pPr>
@@ -3476,7 +6441,27 @@
         <w:pStyle w:val="ListParagraph"/>
         <w:numPr>
           <w:ilvl w:val="0"/>
-          <w:numId w:val="7"/>
+          <w:numId w:val="8"/>
+        </w:numPr>
+        <w:spacing w:after="60"/>
+      </w:pPr>
+      <w:r>
+        <w:rPr>
+          <w:b/>
+          <w:bCs/>
+        </w:rPr>
+        <w:t xml:space="preserve">Line value limits</w:t>
+      </w:r>
+      <w:r>
+        <w:t xml:space="preserve">, if you set them: a line worth more than the max is cut back to fit under it, then a line worth less than the min is dropped. The same as in a rule.</w:t>
+      </w:r>
+    </w:p>
+    <w:p>
+      <w:pPr>
+        <w:pStyle w:val="ListParagraph"/>
+        <w:numPr>
+          <w:ilvl w:val="0"/>
+          <w:numId w:val="8"/>
         </w:numPr>
         <w:spacing w:after="60"/>
       </w:pPr>
@@ -3509,12 +6494,12 @@
         <w:pStyle w:val="ListParagraph"/>
         <w:numPr>
           <w:ilvl w:val="0"/>
-          <w:numId w:val="7"/>
-        </w:numPr>
-        <w:spacing w:after="60"/>
-      </w:pPr>
-      <w:r>
-        <w:t xml:space="preserve">Only parts with an order above 0 are listed. Masked parts are listed but start unticked; tick them yourself if you want them.</w:t>
+          <w:numId w:val="8"/>
+        </w:numPr>
+        <w:spacing w:after="60"/>
+      </w:pPr>
+      <w:r>
+        <w:t xml:space="preserve">Only parts with an order above 0 are listed. Masked and Manual order parts are never listed.</w:t>
       </w:r>
     </w:p>
     <w:tbl>
@@ -3556,6 +6541,9 @@
             </w:tcMar>
           </w:tcPr>
           <w:p>
+            <w:pPr>
+              <w:keepNext/>
+            </w:pPr>
             <w:r>
               <w:rPr>
                 <w:b/>
@@ -3583,6 +6571,9 @@
             </w:tcMar>
           </w:tcPr>
           <w:p>
+            <w:pPr>
+              <w:keepNext/>
+            </w:pPr>
             <w:r>
               <w:rPr>
                 <w:b/>
@@ -3610,6 +6601,9 @@
             </w:tcMar>
           </w:tcPr>
           <w:p>
+            <w:pPr>
+              <w:keepNext/>
+            </w:pPr>
             <w:r>
               <w:rPr>
                 <w:b/>
@@ -3641,6 +6635,9 @@
             </w:tcMar>
           </w:tcPr>
           <w:p>
+            <w:pPr>
+              <w:keepNext/>
+            </w:pPr>
             <w:r>
               <w:t xml:space="preserve">Total, factor 1.5</w:t>
             </w:r>
@@ -3663,6 +6660,9 @@
             </w:tcMar>
           </w:tcPr>
           <w:p>
+            <w:pPr>
+              <w:keepNext/>
+            </w:pPr>
             <w:r>
               <w:t xml:space="preserve">20 sold in 12 months × 1.5 = 30; 30 − 10 on hand</w:t>
             </w:r>
@@ -3685,6 +6685,9 @@
             </w:tcMar>
           </w:tcPr>
           <w:p>
+            <w:pPr>
+              <w:keepNext/>
+            </w:pPr>
             <w:r>
               <w:rPr>
                 <w:b/>
@@ -3716,8 +6719,11 @@
             </w:tcMar>
           </w:tcPr>
           <w:p>
-            <w:r>
-              <w:t xml:space="preserve">Avg / mo, 3 months of cover</w:t>
+            <w:pPr>
+              <w:keepNext/>
+            </w:pPr>
+            <w:r>
+              <w:t xml:space="preserve">Avg / mo, 3 months of supply</w:t>
             </w:r>
           </w:p>
         </w:tc>
@@ -3738,6 +6744,9 @@
             </w:tcMar>
           </w:tcPr>
           <w:p>
+            <w:pPr>
+              <w:keepNext/>
+            </w:pPr>
             <w:r>
               <w:t xml:space="preserve">24 sold in 12 months = 2 a month × 3 = 6; 6 − 1 on hand</w:t>
             </w:r>
@@ -3760,6 +6769,9 @@
             </w:tcMar>
           </w:tcPr>
           <w:p>
+            <w:pPr>
+              <w:keepNext/>
+            </w:pPr>
             <w:r>
               <w:rPr>
                 <w:b/>
@@ -3770,6 +6782,93 @@
           </w:p>
         </w:tc>
       </w:tr>
+      <w:tr>
+        <w:trPr>
+          <w:tblHeader w:val="false"/>
+        </w:trPr>
+        <w:tc>
+          <w:tcPr>
+            <w:tcW w:type="dxa" w:w="2822"/>
+            <w:tcBorders>
+              <w:top w:val="single" w:color="BFBFBF" w:sz="4"/>
+              <w:left w:val="single" w:color="BFBFBF" w:sz="4"/>
+              <w:bottom w:val="single" w:color="BFBFBF" w:sz="4"/>
+              <w:right w:val="single" w:color="BFBFBF" w:sz="4"/>
+            </w:tcBorders>
+            <w:tcMar>
+              <w:top w:type="dxa" w:w="60"/>
+              <w:left w:type="dxa" w:w="100"/>
+              <w:bottom w:type="dxa" w:w="60"/>
+              <w:right w:type="dxa" w:w="100"/>
+            </w:tcMar>
+          </w:tcPr>
+          <w:p>
+            <w:pPr>
+              <w:keepNext w:val="false"/>
+            </w:pPr>
+            <w:r>
+              <w:t xml:space="preserve">Total, factor 1.5, max line value $100, cost $8</w:t>
+            </w:r>
+          </w:p>
+        </w:tc>
+        <w:tc>
+          <w:tcPr>
+            <w:tcW w:type="dxa" w:w="5443"/>
+            <w:tcBorders>
+              <w:top w:val="single" w:color="BFBFBF" w:sz="4"/>
+              <w:left w:val="single" w:color="BFBFBF" w:sz="4"/>
+              <w:bottom w:val="single" w:color="BFBFBF" w:sz="4"/>
+              <w:right w:val="single" w:color="BFBFBF" w:sz="4"/>
+            </w:tcBorders>
+            <w:tcMar>
+              <w:top w:type="dxa" w:w="60"/>
+              <w:left w:type="dxa" w:w="100"/>
+              <w:bottom w:type="dxa" w:w="60"/>
+              <w:right w:type="dxa" w:w="100"/>
+            </w:tcMar>
+          </w:tcPr>
+          <w:p>
+            <w:pPr>
+              <w:keepNext w:val="false"/>
+            </w:pPr>
+            <w:r>
+              <w:t xml:space="preserve">The order of 20 is worth $160, over $100. $100 ÷ $8 = 12.5, rounded down</w:t>
+            </w:r>
+          </w:p>
+        </w:tc>
+        <w:tc>
+          <w:tcPr>
+            <w:tcW w:type="dxa" w:w="1814"/>
+            <w:tcBorders>
+              <w:top w:val="single" w:color="BFBFBF" w:sz="4"/>
+              <w:left w:val="single" w:color="BFBFBF" w:sz="4"/>
+              <w:bottom w:val="single" w:color="BFBFBF" w:sz="4"/>
+              <w:right w:val="single" w:color="BFBFBF" w:sz="4"/>
+            </w:tcBorders>
+            <w:tcMar>
+              <w:top w:type="dxa" w:w="60"/>
+              <w:left w:type="dxa" w:w="100"/>
+              <w:bottom w:type="dxa" w:w="60"/>
+              <w:right w:type="dxa" w:w="100"/>
+            </w:tcMar>
+          </w:tcPr>
+          <w:p>
+            <w:pPr>
+              <w:keepNext w:val="false"/>
+            </w:pPr>
+            <w:r>
+              <w:rPr>
+                <w:b/>
+                <w:bCs/>
+              </w:rPr>
+              <w:t xml:space="preserve">12</w:t>
+            </w:r>
+            <w:r>
+              <w:t xml:space="preserve"> ($96)</w:t>
+            </w:r>
+          </w:p>
+        </w:tc>
+      </w:tr>
     </w:tbl>
     <w:p>
       <w:pPr>
@@ -3781,7 +6880,7 @@
         <w:pStyle w:val="Heading1"/>
       </w:pPr>
       <w:r>
-        <w:t xml:space="preserve">6. Cleanup: the numbers</w:t>
+        <w:t xml:space="preserve">7. Cleanup: the numbers</w:t>
       </w:r>
     </w:p>
     <w:p>
@@ -3808,10 +6907,10 @@
           <w:b/>
           <w:bCs/>
         </w:rPr>
-        <w:t xml:space="preserve">no demand at all</w:t>
-      </w:r>
-      <w:r>
-        <w:t xml:space="preserve"> in the rule’s history window, as of this morning’s snapshot.</w:t>
+        <w:t xml:space="preserve">no demands and no units sold</w:t>
+      </w:r>
+      <w:r>
+        <w:t xml:space="preserve"> in the rule’s history months, as of this morning’s snapshot.</w:t>
       </w:r>
     </w:p>
     <w:p>
@@ -3831,7 +6930,7 @@
         <w:t xml:space="preserve">Minimum value</w:t>
       </w:r>
       <w:r>
-        <w:t xml:space="preserve"> = Equip minimum × cost: the stock value that minimum would commit.</w:t>
+        <w:t xml:space="preserve"> = Equip minimum × cost: the stock value that minimum commits. Example: 408DU, minimum 2 × $245.02 = $490.04.</w:t>
       </w:r>
     </w:p>
     <w:p>
@@ -3851,7 +6950,7 @@
         <w:t xml:space="preserve">Would order</w:t>
       </w:r>
       <w:r>
-        <w:t xml:space="preserve"> = Equip minimum (rounded up) − on hand − on order, never below 0, × cost: what the minimum would make you buy today if it were used.</w:t>
+        <w:t xml:space="preserve"> = Equip minimum (rounded up) − on hand − on order, never below 0, × cost: what the minimum makes the tool suggest today.</w:t>
       </w:r>
     </w:p>
     <w:p>
@@ -3860,7 +6959,7 @@
         <w:spacing w:after="120"/>
       </w:pPr>
       <w:r>
-        <w:t xml:space="preserve">To keep a listed part stocked anyway, set a min override on its Part page. To stop it appearing, clean up the minimum in Equip.</w:t>
+        <w:t xml:space="preserve">To take a listed part off the order, fix the minimum in Equip, or set a min override of 0 on its Part page. To keep it stocked, leave it, or set the min override you want.</w:t>
       </w:r>
     </w:p>
     <w:p>
@@ -3868,7 +6967,7 @@
         <w:pStyle w:val="Heading1"/>
       </w:pPr>
       <w:r>
-        <w:t xml:space="preserve">7. During the test</w:t>
+        <w:t xml:space="preserve">8. During the test</w:t>
       </w:r>
     </w:p>
     <w:p>
@@ -3917,7 +7016,7 @@
         <w:t xml:space="preserve">Anything else</w:t>
       </w:r>
       <w:r>
-        <w:t xml:space="preserve"> box of the questions document, or email Brian.</w:t>
+        <w:t xml:space="preserve"> box of the questions document, or send me an email.</w:t>
       </w:r>
     </w:p>
     <w:sectPr>
@@ -3947,7 +7046,7 @@
         <w:sz w:val="16"/>
         <w:szCs w:val="16"/>
       </w:rPr>
-      <w:t xml:space="preserve">Non-JD Parts Order Tool: user guide   ·   Page </w:t>
+      <w:t xml:space="preserve">Non-JD Parts Order Tool: user guide (version 0.5.0)   ·   Page </w:t>
     </w:r>
     <w:r>
       <w:rPr>
@@ -4241,6 +7340,12 @@
     </w:lvlOverride>
   </w:num>
   <w:num w:numId="7">
+    <w:abstractNumId w:val="8"/>
+    <w:lvlOverride w:ilvl="0">
+      <w:startOverride w:val="1"/>
+    </w:lvlOverride>
+  </w:num>
+  <w:num w:numId="8">
     <w:abstractNumId w:val="7"/>
     <w:lvlOverride w:ilvl="0">
       <w:startOverride w:val="1"/>

--- a/projects/part order tool - app/for-users/Non-JD Order Tool - User Guide.docx
+++ b/projects/part order tool - app/for-users/Non-JD Order Tool - User Guide.docx
@@ -466,7 +466,47 @@
         <w:t xml:space="preserve">Transfer suggested only</w:t>
       </w:r>
       <w:r>
-        <w:t xml:space="preserve"> lists just the parts another branch could send (below). It only shows when there are suggestions.</w:t>
+        <w:t xml:space="preserve"> lists every part another branch could send (below), ordered or not, so redistribution-only parts with an order of 0 show too. While it is on, </w:t>
+      </w:r>
+      <w:r>
+        <w:rPr>
+          <w:b/>
+          <w:bCs/>
+        </w:rPr>
+        <w:t xml:space="preserve">Reorder needed only</w:t>
+      </w:r>
+      <w:r>
+        <w:t xml:space="preserve"> is greyed out. It only shows when there are suggestions.</w:t>
+      </w:r>
+    </w:p>
+    <w:p>
+      <w:pPr>
+        <w:pStyle w:val="ListParagraph"/>
+        <w:numPr>
+          <w:ilvl w:val="0"/>
+          <w:numId w:val="3"/>
+        </w:numPr>
+        <w:spacing w:after="60"/>
+      </w:pPr>
+      <w:r>
+        <w:rPr>
+          <w:b/>
+          <w:bCs/>
+        </w:rPr>
+        <w:t xml:space="preserve">Leaving with ticked parts:</w:t>
+      </w:r>
+      <w:r>
+        <w:t xml:space="preserve"> if you go to another page while parts are ticked, the app asks first ("Leave this page? 2 ticked parts will be lost."). </w:t>
+      </w:r>
+      <w:r>
+        <w:rPr>
+          <w:b/>
+          <w:bCs/>
+        </w:rPr>
+        <w:t xml:space="preserve">Stay</w:t>
+      </w:r>
+      <w:r>
+        <w:t xml:space="preserve"> keeps them. One-Time Order asks the same on its review step.</w:t>
       </w:r>
     </w:p>
     <w:p>

--- a/projects/part order tool - app/for-users/Non-JD Order Tool - User Guide.docx
+++ b/projects/part order tool - app/for-users/Non-JD Order Tool - User Guide.docx
@@ -21,7 +21,7 @@
         <w:rPr>
           <w:color w:val="595959"/>
         </w:rPr>
-        <w:t xml:space="preserve">For Ben, Shannon, Barry and Curt · Version 0.5.0 · October 28, 2026 (test version) · https://10.110.100.13:8443</w:t>
+        <w:t xml:space="preserve">For Ben, Shannon, Barry and Curt · Version 0.5.1 · October 28, 2026 (test version) · https://10.110.100.13:8443</w:t>
       </w:r>
     </w:p>
     <w:p>
@@ -46,7 +46,7 @@
         <w:spacing w:after="120"/>
       </w:pPr>
       <w:r>
-        <w:t xml:space="preserve">This guide covers getting in, what each page does, and exactly how every number is worked out. Version 0.5.0 includes Ben’s round 1 answers, several branches and dealer groups at once, </w:t>
+        <w:t xml:space="preserve">This guide covers getting in, what each page does, and exactly how every number is worked out. Version 0.5.1 includes Ben’s round 1 answers, several branches and dealer groups at once, </w:t>
       </w:r>
       <w:r>
         <w:rPr>
@@ -2557,6 +2557,131 @@
       </w:r>
       <w:r>
         <w:t xml:space="preserve">. Description and bin are saved with the order, so a file exported later still matches what was ordered. Tip: open it in Notepad to see it exactly; Excel drops leading zeros from part numbers on screen.</w:t>
+      </w:r>
+    </w:p>
+    <w:p>
+      <w:pPr>
+        <w:keepNext w:val="false"/>
+        <w:spacing w:after="120"/>
+      </w:pPr>
+      <w:r>
+        <w:rPr>
+          <w:b/>
+          <w:bCs/>
+        </w:rPr>
+        <w:t xml:space="preserve">Export together (0.5.1).</w:t>
+      </w:r>
+      <w:r>
+        <w:t xml:space="preserve"> Tick several orders (Draft or Exported; a placed order can’t be ticked) and a panel offers one CSV instead of one per order. After you create orders for several branches, the new orders open already ticked, with </w:t>
+      </w:r>
+      <w:r>
+        <w:rPr>
+          <w:b/>
+          <w:bCs/>
+        </w:rPr>
+        <w:t xml:space="preserve">Download one CSV for all</w:t>
+      </w:r>
+      <w:r>
+        <w:t xml:space="preserve">. Two choices, remembered in your browser:</w:t>
+      </w:r>
+    </w:p>
+    <w:p>
+      <w:pPr>
+        <w:pStyle w:val="ListParagraph"/>
+        <w:numPr>
+          <w:ilvl w:val="0"/>
+          <w:numId w:val="3"/>
+        </w:numPr>
+        <w:spacing w:after="60"/>
+      </w:pPr>
+      <w:r>
+        <w:rPr>
+          <w:b/>
+          <w:bCs/>
+        </w:rPr>
+        <w:t xml:space="preserve">Lines:</w:t>
+      </w:r>
+      <w:r>
+        <w:t xml:space="preserve"> </w:t>
+      </w:r>
+      <w:r>
+        <w:rPr>
+          <w:b/>
+          <w:bCs/>
+        </w:rPr>
+        <w:t xml:space="preserve">One line per branch</w:t>
+      </w:r>
+      <w:r>
+        <w:t xml:space="preserve"> (a Branch column first; every order line as it is) or </w:t>
+      </w:r>
+      <w:r>
+        <w:rPr>
+          <w:b/>
+          <w:bCs/>
+        </w:rPr>
+        <w:t xml:space="preserve">Total per part</w:t>
+      </w:r>
+      <w:r>
+        <w:t xml:space="preserve"> (one line per franchise and part number, quantities and values added up, with a </w:t>
+      </w:r>
+      <w:r>
+        <w:rPr>
+          <w:b/>
+          <w:bCs/>
+        </w:rPr>
+        <w:t xml:space="preserve">Branches</w:t>
+      </w:r>
+      <w:r>
+        <w:t xml:space="preserve"> column such as “1 (4); 92 (2)”). When the branches’ costs differ, Cost is the quantity-weighted average. A part number in two franchises stays two lines.</w:t>
+      </w:r>
+    </w:p>
+    <w:p>
+      <w:pPr>
+        <w:pStyle w:val="ListParagraph"/>
+        <w:numPr>
+          <w:ilvl w:val="0"/>
+          <w:numId w:val="3"/>
+        </w:numPr>
+        <w:spacing w:after="60"/>
+      </w:pPr>
+      <w:r>
+        <w:rPr>
+          <w:b/>
+          <w:bCs/>
+        </w:rPr>
+        <w:t xml:space="preserve">Files:</w:t>
+      </w:r>
+      <w:r>
+        <w:t xml:space="preserve"> </w:t>
+      </w:r>
+      <w:r>
+        <w:rPr>
+          <w:b/>
+          <w:bCs/>
+        </w:rPr>
+        <w:t xml:space="preserve">One file per franchise</w:t>
+      </w:r>
+      <w:r>
+        <w:t xml:space="preserve"> (each goes to its own vendor) or </w:t>
+      </w:r>
+      <w:r>
+        <w:rPr>
+          <w:b/>
+          <w:bCs/>
+        </w:rPr>
+        <w:t xml:space="preserve">One file for everything</w:t>
+      </w:r>
+      <w:r>
+        <w:t xml:space="preserve"> (a Franchise column).</w:t>
+      </w:r>
+    </w:p>
+    <w:p>
+      <w:pPr>
+        <w:keepNext w:val="false"/>
+        <w:spacing w:after="120"/>
+      </w:pPr>
+      <w:r>
+        <w:t xml:space="preserve">Every order in the file counts as exported, exactly as if you had exported it on its own (Exported, export count + 1). The orders themselves stay saved one per branch and franchise.</w:t>
       </w:r>
     </w:p>
     <w:p>
@@ -7086,7 +7211,7 @@
         <w:sz w:val="16"/>
         <w:szCs w:val="16"/>
       </w:rPr>
-      <w:t xml:space="preserve">Non-JD Parts Order Tool: user guide (version 0.5.0)   ·   Page </w:t>
+      <w:t xml:space="preserve">Non-JD Parts Order Tool: user guide (version 0.5.1)   ·   Page </w:t>
     </w:r>
     <w:r>
       <w:rPr>

--- a/projects/part order tool - app/for-users/Non-JD Order Tool - User Guide.docx
+++ b/projects/part order tool - app/for-users/Non-JD Order Tool - User Guide.docx
@@ -21,7 +21,7 @@
         <w:rPr>
           <w:color w:val="595959"/>
         </w:rPr>
-        <w:t xml:space="preserve">For Ben, Shannon, Barry and Curt · Version 0.5.1 · October 28, 2026 (test version) · https://10.110.100.13:8443</w:t>
+        <w:t xml:space="preserve">For Ben, Shannon, Barry and Curt · Version 0.5.2 · October 28, 2026 (test version) · https://10.110.100.13:8443</w:t>
       </w:r>
     </w:p>
     <w:p>
@@ -46,7 +46,7 @@
         <w:spacing w:after="120"/>
       </w:pPr>
       <w:r>
-        <w:t xml:space="preserve">This guide covers getting in, what each page does, and exactly how every number is worked out. Version 0.5.1 includes Ben’s round 1 answers, several branches and dealer groups at once, </w:t>
+        <w:t xml:space="preserve">This guide covers getting in, what each page does, and exactly how every number is worked out. Version 0.5.2 includes Ben’s round 1 answers, several branches and dealer groups at once, </w:t>
       </w:r>
       <w:r>
         <w:rPr>
@@ -2572,7 +2572,7 @@
         <w:t xml:space="preserve">Export together (0.5.1).</w:t>
       </w:r>
       <w:r>
-        <w:t xml:space="preserve"> Tick several orders (Draft or Exported; a placed order can’t be ticked) and a panel offers one CSV instead of one per order. After you create orders for several branches, the new orders open already ticked, with </w:t>
+        <w:t xml:space="preserve"> Tick several orders and a panel offers one CSV instead of one per order (only Draft and Exported orders go in; placed and archived ones are left out, and the panel says how many it takes). After you create orders for several branches, the new orders open already ticked, with </w:t>
       </w:r>
       <w:r>
         <w:rPr>
@@ -2682,6 +2682,72 @@
       </w:pPr>
       <w:r>
         <w:t xml:space="preserve">Every order in the file counts as exported, exactly as if you had exported it on its own (Exported, export count + 1). The orders themselves stay saved one per branch and franchise.</w:t>
+      </w:r>
+    </w:p>
+    <w:p>
+      <w:pPr>
+        <w:keepNext w:val="false"/>
+        <w:spacing w:after="120"/>
+      </w:pPr>
+      <w:r>
+        <w:rPr>
+          <w:b/>
+          <w:bCs/>
+        </w:rPr>
+        <w:t xml:space="preserve">Archiving orders (0.5.2).</w:t>
+      </w:r>
+      <w:r>
+        <w:t xml:space="preserve"> Tick orders and click </w:t>
+      </w:r>
+      <w:r>
+        <w:rPr>
+          <w:b/>
+          <w:bCs/>
+        </w:rPr>
+        <w:t xml:space="preserve">Archive (N)</w:t>
+      </w:r>
+      <w:r>
+        <w:t xml:space="preserve">, or use </w:t>
+      </w:r>
+      <w:r>
+        <w:rPr>
+          <w:b/>
+          <w:bCs/>
+        </w:rPr>
+        <w:t xml:space="preserve">Archive</w:t>
+      </w:r>
+      <w:r>
+        <w:t xml:space="preserve"> on an order’s own page, to hide orders you no longer need to see (test orders, orders placed long ago). Nothing is deleted and nothing else changes: status, export count and lines stay as they were. Archived orders are hidden unless </w:t>
+      </w:r>
+      <w:r>
+        <w:rPr>
+          <w:b/>
+          <w:bCs/>
+        </w:rPr>
+        <w:t xml:space="preserve">Show archived</w:t>
+      </w:r>
+      <w:r>
+        <w:t xml:space="preserve"> is on (remembered on your computer), where they show greyed with an </w:t>
+      </w:r>
+      <w:r>
+        <w:rPr>
+          <w:b/>
+          <w:bCs/>
+        </w:rPr>
+        <w:t xml:space="preserve">Archived</w:t>
+      </w:r>
+      <w:r>
+        <w:t xml:space="preserve"> tag. An archived order is read-only until you click </w:t>
+      </w:r>
+      <w:r>
+        <w:rPr>
+          <w:b/>
+          <w:bCs/>
+        </w:rPr>
+        <w:t xml:space="preserve">Unarchive</w:t>
+      </w:r>
+      <w:r>
+        <w:t xml:space="preserve">.</w:t>
       </w:r>
     </w:p>
     <w:p>
@@ -7211,7 +7277,7 @@
         <w:sz w:val="16"/>
         <w:szCs w:val="16"/>
       </w:rPr>
-      <w:t xml:space="preserve">Non-JD Parts Order Tool: user guide (version 0.5.1)   ·   Page </w:t>
+      <w:t xml:space="preserve">Non-JD Parts Order Tool: user guide (version 0.5.2)   ·   Page </w:t>
     </w:r>
     <w:r>
       <w:rPr>

--- a/projects/part order tool - app/for-users/Non-JD Order Tool - User Guide.docx
+++ b/projects/part order tool - app/for-users/Non-JD Order Tool - User Guide.docx
@@ -21,7 +21,7 @@
         <w:rPr>
           <w:color w:val="595959"/>
         </w:rPr>
-        <w:t xml:space="preserve">For Ben, Shannon, Barry and Curt · Version 0.5.2 · October 28, 2026 (test version) · https://10.110.100.13:8443</w:t>
+        <w:t xml:space="preserve">For Ben, Shannon, Barry and Curt · Version 0.6.0 · October 28, 2026 (test version) · https://10.110.100.13:8443</w:t>
       </w:r>
     </w:p>
     <w:p>
@@ -46,7 +46,7 @@
         <w:spacing w:after="120"/>
       </w:pPr>
       <w:r>
-        <w:t xml:space="preserve">This guide covers getting in, what each page does, and exactly how every number is worked out. Version 0.5.2 includes Ben’s round 1 answers, several branches and dealer groups at once, </w:t>
+        <w:t xml:space="preserve">This guide covers getting in, what each page does, and exactly how every number is worked out. Version 0.6.0 includes Ben’s round 1 answers, several branches and dealer groups at once, </w:t>
       </w:r>
       <w:r>
         <w:rPr>
@@ -56,7 +56,7 @@
         <w:t xml:space="preserve">phase-in</w:t>
       </w:r>
       <w:r>
-        <w:t xml:space="preserve">, and </w:t>
+        <w:t xml:space="preserve">, </w:t>
       </w:r>
       <w:r>
         <w:rPr>
@@ -66,7 +66,17 @@
         <w:t xml:space="preserve">transfer suggestions</w:t>
       </w:r>
       <w:r>
-        <w:t xml:space="preserve"> (round 2, from Ben’s answers of October 27). What changed in each version is in the </w:t>
+        <w:t xml:space="preserve"> and </w:t>
+      </w:r>
+      <w:r>
+        <w:rPr>
+          <w:b/>
+          <w:bCs/>
+        </w:rPr>
+        <w:t xml:space="preserve">saving transfers</w:t>
+      </w:r>
+      <w:r>
+        <w:t xml:space="preserve"> in the app, with transfer orders and transfer rules (round 2, from Ben’s answers of October 27). What changed in each version is in the </w:t>
       </w:r>
       <w:r>
         <w:rPr>
@@ -329,7 +339,17 @@
         <w:t xml:space="preserve">Review transfers</w:t>
       </w:r>
       <w:r>
-        <w:t xml:space="preserve"> opens the Transfers page on the parts coming into your branch. The card is hidden on a morning with no suggestions.</w:t>
+        <w:t xml:space="preserve"> opens Recommended Reorder on </w:t>
+      </w:r>
+      <w:r>
+        <w:rPr>
+          <w:b/>
+          <w:bCs/>
+        </w:rPr>
+        <w:t xml:space="preserve">step 1 (Transfers)</w:t>
+      </w:r>
+      <w:r>
+        <w:t xml:space="preserve"> for your branch, where you tick and save them. The card is hidden on a morning with no suggestions.</w:t>
       </w:r>
     </w:p>
     <w:p>
@@ -748,7 +768,7 @@
         <w:t xml:space="preserve">See Transfers</w:t>
       </w:r>
       <w:r>
-        <w:t xml:space="preserve">, which opens the Transfers page on this branch.</w:t>
+        <w:t xml:space="preserve">.</w:t>
       </w:r>
     </w:p>
     <w:p>
@@ -815,42 +835,6 @@
       </w:r>
       <w:r>
         <w:t xml:space="preserve"> box comes first: for example "Branch 92 can send 1 instead of buying (Conventional), and 9 more (Redistribution)."</w:t>
-      </w:r>
-    </w:p>
-    <w:p>
-      <w:pPr>
-        <w:keepNext w:val="false"/>
-        <w:pBdr>
-          <w:left w:val="single" w:color="1F4E79" w:sz="12" w:space="8"/>
-        </w:pBdr>
-        <w:spacing w:before="60" w:after="160"/>
-        <w:ind w:left="360"/>
-      </w:pPr>
-      <w:r>
-        <w:rPr>
-          <w:i/>
-          <w:iCs/>
-          <w:color w:val="404040"/>
-        </w:rPr>
-        <w:t xml:space="preserve">In this version the suggested </w:t>
-      </w:r>
-      <w:r>
-        <w:rPr>
-          <w:b/>
-          <w:bCs/>
-          <w:i/>
-          <w:iCs/>
-          <w:color w:val="404040"/>
-        </w:rPr>
-        <w:t xml:space="preserve">order doesn’t drop</w:t>
-      </w:r>
-      <w:r>
-        <w:rPr>
-          <w:i/>
-          <w:iCs/>
-          <w:color w:val="404040"/>
-        </w:rPr>
-        <w:t xml:space="preserve"> when a transfer is suggested. Key the transfer into Equip yourself and lower the order before you save it. Ticking and saving transfers in the app comes in the next version, and the order will then be recalculated.</w:t>
       </w:r>
     </w:p>
     <w:p>
@@ -859,17 +843,276 @@
         <w:spacing w:after="120"/>
       </w:pPr>
       <w:r>
-        <w:t xml:space="preserve">These marks are from </w:t>
-      </w:r>
-      <w:r>
-        <w:rPr>
-          <w:b/>
-          <w:bCs/>
-        </w:rPr>
-        <w:t xml:space="preserve">this morning’s</w:t>
-      </w:r>
-      <w:r>
-        <w:t xml:space="preserve"> suggestions. The Transfers page works them out again live.</w:t>
+        <w:t xml:space="preserve">A suggestion alone doesn’t lower the order: the order counts </w:t>
+      </w:r>
+      <w:r>
+        <w:rPr>
+          <w:b/>
+          <w:bCs/>
+        </w:rPr>
+        <w:t xml:space="preserve">saved</w:t>
+      </w:r>
+      <w:r>
+        <w:t xml:space="preserve"> transfers only. Save them on step 1 (below).</w:t>
+      </w:r>
+    </w:p>
+    <w:p>
+      <w:pPr>
+        <w:pStyle w:val="Heading3"/>
+      </w:pPr>
+      <w:r>
+        <w:t xml:space="preserve">Saving transfers: step 1 and step 2</w:t>
+      </w:r>
+    </w:p>
+    <w:p>
+      <w:pPr>
+        <w:keepNext w:val="false"/>
+        <w:spacing w:after="120"/>
+      </w:pPr>
+      <w:r>
+        <w:t xml:space="preserve">When any transfer is suggested into the branches you picked, Recommended Reorder opens on </w:t>
+      </w:r>
+      <w:r>
+        <w:rPr>
+          <w:b/>
+          <w:bCs/>
+        </w:rPr>
+        <w:t xml:space="preserve">step 1</w:t>
+      </w:r>
+      <w:r>
+        <w:t xml:space="preserve"> of </w:t>
+      </w:r>
+      <w:r>
+        <w:rPr>
+          <w:b/>
+          <w:bCs/>
+        </w:rPr>
+        <w:t xml:space="preserve">1 Transfers → 2 Order</w:t>
+      </w:r>
+      <w:r>
+        <w:t xml:space="preserve">; otherwise it opens on step 2 and step 1 says “No transfers suggested”.</w:t>
+      </w:r>
+    </w:p>
+    <w:p>
+      <w:pPr>
+        <w:pStyle w:val="ListParagraph"/>
+        <w:numPr>
+          <w:ilvl w:val="0"/>
+          <w:numId w:val="3"/>
+        </w:numPr>
+        <w:spacing w:after="60"/>
+      </w:pPr>
+      <w:r>
+        <w:rPr>
+          <w:b/>
+          <w:bCs/>
+        </w:rPr>
+        <w:t xml:space="preserve">Step 1</w:t>
+      </w:r>
+      <w:r>
+        <w:t xml:space="preserve"> lists every suggestion into your branches, </w:t>
+      </w:r>
+      <w:r>
+        <w:rPr>
+          <w:b/>
+          <w:bCs/>
+        </w:rPr>
+        <w:t xml:space="preserve">Conventional</w:t>
+      </w:r>
+      <w:r>
+        <w:t xml:space="preserve"> and </w:t>
+      </w:r>
+      <w:r>
+        <w:rPr>
+          <w:b/>
+          <w:bCs/>
+        </w:rPr>
+        <w:t xml:space="preserve">Redistribution</w:t>
+      </w:r>
+      <w:r>
+        <w:t xml:space="preserve">, all ticked to start with, with a franchise filter. Untick what you don’t want, or change a quantity (a whole number, never more than suggested: “At most 44”). The line under the table says what the ticked lines do, for example “2 transfers cover 2 order lines and $38.00 you won’t buy.”</w:t>
+      </w:r>
+    </w:p>
+    <w:p>
+      <w:pPr>
+        <w:pStyle w:val="ListParagraph"/>
+        <w:numPr>
+          <w:ilvl w:val="0"/>
+          <w:numId w:val="3"/>
+        </w:numPr>
+        <w:spacing w:after="60"/>
+      </w:pPr>
+      <w:r>
+        <w:t xml:space="preserve">Every branch loads in the background first. Until then the list is this morning’s, marked “as of this morning”, and can’t be saved (“Loading every branch… you can save once it finishes”), so a save is always checked against live stock.</w:t>
+      </w:r>
+    </w:p>
+    <w:p>
+      <w:pPr>
+        <w:pStyle w:val="ListParagraph"/>
+        <w:numPr>
+          <w:ilvl w:val="0"/>
+          <w:numId w:val="3"/>
+        </w:numPr>
+        <w:spacing w:after="60"/>
+      </w:pPr>
+      <w:r>
+        <w:rPr>
+          <w:b/>
+          <w:bCs/>
+        </w:rPr>
+        <w:t xml:space="preserve">Save N transfers (N transfer orders)</w:t>
+      </w:r>
+      <w:r>
+        <w:t xml:space="preserve"> saves the ticked lines as one </w:t>
+      </w:r>
+      <w:r>
+        <w:rPr>
+          <w:b/>
+          <w:bCs/>
+        </w:rPr>
+        <w:t xml:space="preserve">transfer order</w:t>
+      </w:r>
+      <w:r>
+        <w:t xml:space="preserve"> per sending and receiving branch, all franchises together, and lists them under </w:t>
+      </w:r>
+      <w:r>
+        <w:rPr>
+          <w:b/>
+          <w:bCs/>
+        </w:rPr>
+        <w:t xml:space="preserve">Saved transfers</w:t>
+      </w:r>
+      <w:r>
+        <w:t xml:space="preserve"> with a link to each.</w:t>
+      </w:r>
+    </w:p>
+    <w:p>
+      <w:pPr>
+        <w:pStyle w:val="ListParagraph"/>
+        <w:numPr>
+          <w:ilvl w:val="0"/>
+          <w:numId w:val="3"/>
+        </w:numPr>
+        <w:spacing w:after="60"/>
+      </w:pPr>
+      <w:r>
+        <w:t xml:space="preserve">Just before saving, the app checks each sending branch still has the stock. If someone else took it meanwhile, </w:t>
+      </w:r>
+      <w:r>
+        <w:rPr>
+          <w:b/>
+          <w:bCs/>
+        </w:rPr>
+        <w:t xml:space="preserve">nothing is saved</w:t>
+      </w:r>
+      <w:r>
+        <w:t xml:space="preserve">: a banner lists what changed (for example “… from 92 to 1: 9 → 4 (branch 92 now has only 4 to send)” or “no longer suggested”), the ticks are adjusted, and you click Save again.</w:t>
+      </w:r>
+    </w:p>
+    <w:p>
+      <w:pPr>
+        <w:pStyle w:val="ListParagraph"/>
+        <w:numPr>
+          <w:ilvl w:val="0"/>
+          <w:numId w:val="3"/>
+        </w:numPr>
+        <w:spacing w:after="60"/>
+      </w:pPr>
+      <w:r>
+        <w:t xml:space="preserve">If SharePoint is slow to show what you saved: “Saved. The list hasn’t caught up yet — Refresh in a moment.” The order already counts it. </w:t>
+      </w:r>
+      <w:r>
+        <w:rPr>
+          <w:b/>
+          <w:bCs/>
+        </w:rPr>
+        <w:t xml:space="preserve">Refresh</w:t>
+      </w:r>
+      <w:r>
+        <w:t xml:space="preserve"> re-reads the saved transfers at any time.</w:t>
+      </w:r>
+    </w:p>
+    <w:p>
+      <w:pPr>
+        <w:pStyle w:val="ListParagraph"/>
+        <w:numPr>
+          <w:ilvl w:val="0"/>
+          <w:numId w:val="3"/>
+        </w:numPr>
+        <w:spacing w:after="60"/>
+      </w:pPr>
+      <w:r>
+        <w:rPr>
+          <w:b/>
+          <w:bCs/>
+        </w:rPr>
+        <w:t xml:space="preserve">Continue to order ›</w:t>
+      </w:r>
+      <w:r>
+        <w:t xml:space="preserve"> goes to step 2. With unsaved ticks it asks “Save the N ticked transfers first?”: </w:t>
+      </w:r>
+      <w:r>
+        <w:rPr>
+          <w:b/>
+          <w:bCs/>
+        </w:rPr>
+        <w:t xml:space="preserve">Save and continue</w:t>
+      </w:r>
+      <w:r>
+        <w:t xml:space="preserve"> or </w:t>
+      </w:r>
+      <w:r>
+        <w:rPr>
+          <w:b/>
+          <w:bCs/>
+        </w:rPr>
+        <w:t xml:space="preserve">Continue without them</w:t>
+      </w:r>
+      <w:r>
+        <w:t xml:space="preserve">. The order only ever counts saved transfers.</w:t>
+      </w:r>
+    </w:p>
+    <w:p>
+      <w:pPr>
+        <w:pStyle w:val="ListParagraph"/>
+        <w:numPr>
+          <w:ilvl w:val="0"/>
+          <w:numId w:val="3"/>
+        </w:numPr>
+        <w:spacing w:after="60"/>
+      </w:pPr>
+      <w:r>
+        <w:rPr>
+          <w:b/>
+          <w:bCs/>
+        </w:rPr>
+        <w:t xml:space="preserve">Step 2</w:t>
+      </w:r>
+      <w:r>
+        <w:t xml:space="preserve"> is the order list. A line a saved transfer reduced shows </w:t>
+      </w:r>
+      <w:r>
+        <w:rPr>
+          <w:b/>
+          <w:bCs/>
+        </w:rPr>
+        <w:t xml:space="preserve">Transfer in: 44 from branch 6</w:t>
+      </w:r>
+      <w:r>
+        <w:t xml:space="preserve">; a line it covered fully has nothing left to order and leaves “Reorder needed only”.</w:t>
+      </w:r>
+    </w:p>
+    <w:p>
+      <w:pPr>
+        <w:pStyle w:val="ListParagraph"/>
+        <w:numPr>
+          <w:ilvl w:val="0"/>
+          <w:numId w:val="3"/>
+        </w:numPr>
+        <w:spacing w:after="60"/>
+      </w:pPr>
+      <w:r>
+        <w:t xml:space="preserve">Leaving the page with unsaved transfer changes or ticked parts asks first.</w:t>
       </w:r>
     </w:p>
     <w:p>
@@ -2007,17 +2250,27 @@
         <w:spacing w:after="120"/>
       </w:pPr>
       <w:r>
-        <w:t xml:space="preserve">Every suggested transfer between branches, all branches and franchises together. Read only in this version: </w:t>
-      </w:r>
-      <w:r>
-        <w:rPr>
-          <w:b/>
-          <w:bCs/>
-        </w:rPr>
-        <w:t xml:space="preserve">key them into Equip by hand</w:t>
-      </w:r>
-      <w:r>
-        <w:t xml:space="preserve">. Saving transfers comes next.</w:t>
+        <w:t xml:space="preserve">Every suggested transfer between branches, all branches and franchises together, in two tabs: </w:t>
+      </w:r>
+      <w:r>
+        <w:rPr>
+          <w:b/>
+          <w:bCs/>
+        </w:rPr>
+        <w:t xml:space="preserve">Suggestions</w:t>
+      </w:r>
+      <w:r>
+        <w:t xml:space="preserve"> and </w:t>
+      </w:r>
+      <w:r>
+        <w:rPr>
+          <w:b/>
+          <w:bCs/>
+        </w:rPr>
+        <w:t xml:space="preserve">Transfer orders</w:t>
+      </w:r>
+      <w:r>
+        <w:t xml:space="preserve">.</w:t>
       </w:r>
     </w:p>
     <w:p>
@@ -2123,6 +2376,16 @@
         <w:t xml:space="preserve">From</w:t>
       </w:r>
       <w:r>
+        <w:t xml:space="preserve">, </w:t>
+      </w:r>
+      <w:r>
+        <w:rPr>
+          <w:b/>
+          <w:bCs/>
+        </w:rPr>
+        <w:t xml:space="preserve">To</w:t>
+      </w:r>
+      <w:r>
         <w:t xml:space="preserve"> and </w:t>
       </w:r>
       <w:r>
@@ -2130,10 +2393,60 @@
           <w:b/>
           <w:bCs/>
         </w:rPr>
-        <w:t xml:space="preserve">To</w:t>
-      </w:r>
-      <w:r>
-        <w:t xml:space="preserve"> branch.</w:t>
+        <w:t xml:space="preserve">Status</w:t>
+      </w:r>
+      <w:r>
+        <w:t xml:space="preserve">: </w:t>
+      </w:r>
+      <w:r>
+        <w:rPr>
+          <w:b/>
+          <w:bCs/>
+        </w:rPr>
+        <w:t xml:space="preserve">Suggested</w:t>
+      </w:r>
+      <w:r>
+        <w:t xml:space="preserve">, or </w:t>
+      </w:r>
+      <w:r>
+        <w:rPr>
+          <w:b/>
+          <w:bCs/>
+        </w:rPr>
+        <w:t xml:space="preserve">Saved today</w:t>
+      </w:r>
+      <w:r>
+        <w:t xml:space="preserve"> (today’s saved transfer lines).</w:t>
+      </w:r>
+    </w:p>
+    <w:p>
+      <w:pPr>
+        <w:pStyle w:val="ListParagraph"/>
+        <w:numPr>
+          <w:ilvl w:val="0"/>
+          <w:numId w:val="3"/>
+        </w:numPr>
+        <w:spacing w:after="60"/>
+      </w:pPr>
+      <w:r>
+        <w:rPr>
+          <w:b/>
+          <w:bCs/>
+        </w:rPr>
+        <w:t xml:space="preserve">Tick and save</w:t>
+      </w:r>
+      <w:r>
+        <w:t xml:space="preserve"> as on Reorder step 1. Save takes only the ticked lines </w:t>
+      </w:r>
+      <w:r>
+        <w:rPr>
+          <w:b/>
+          <w:bCs/>
+        </w:rPr>
+        <w:t xml:space="preserve">you can see</w:t>
+      </w:r>
+      <w:r>
+        <w:t xml:space="preserve"> with the current filters, so you can work one sending branch at a time. When ticked lines are further down: “N more ticked lines below — Show more to include them”.</w:t>
       </w:r>
     </w:p>
     <w:p>
@@ -2243,7 +2556,197 @@
         <w:t xml:space="preserve">Transfer rules in use</w:t>
       </w:r>
       <w:r>
-        <w:t xml:space="preserve"> (at the bottom, closed to start with) lists the transfer rules, or the built-in default: excess above 12 months, receive up to 6 months, no minimum.</w:t>
+        <w:t xml:space="preserve"> (at the bottom, closed to start with) lists the transfer rules, or the built-in default, with a link to the Transfer rules page.</w:t>
+      </w:r>
+    </w:p>
+    <w:p>
+      <w:pPr>
+        <w:pStyle w:val="Heading3"/>
+      </w:pPr>
+      <w:r>
+        <w:t xml:space="preserve">Transfer orders</w:t>
+      </w:r>
+    </w:p>
+    <w:p>
+      <w:pPr>
+        <w:keepNext w:val="false"/>
+        <w:spacing w:after="120"/>
+      </w:pPr>
+      <w:r>
+        <w:t xml:space="preserve">The </w:t>
+      </w:r>
+      <w:r>
+        <w:rPr>
+          <w:b/>
+          <w:bCs/>
+        </w:rPr>
+        <w:t xml:space="preserve">Transfer orders</w:t>
+      </w:r>
+      <w:r>
+        <w:t xml:space="preserve"> tab lists every saved transfer, newest first: From, To, status, lines, value at the sending branch’s cost, export count and who saved it when. Filter by From, To and status. A Draft more than a week old shows </w:t>
+      </w:r>
+      <w:r>
+        <w:rPr>
+          <w:b/>
+          <w:bCs/>
+        </w:rPr>
+        <w:t xml:space="preserve">Draft for N days</w:t>
+      </w:r>
+      <w:r>
+        <w:t xml:space="preserve">, and the tab label counts them, so nothing is forgotten.</w:t>
+      </w:r>
+    </w:p>
+    <w:p>
+      <w:pPr>
+        <w:keepNext w:val="false"/>
+        <w:spacing w:after="120"/>
+      </w:pPr>
+      <w:r>
+        <w:t xml:space="preserve">Open one to see its lines. A transfer order goes </w:t>
+      </w:r>
+      <w:r>
+        <w:rPr>
+          <w:b/>
+          <w:bCs/>
+        </w:rPr>
+        <w:t xml:space="preserve">Draft → Exported → Entered in Equip</w:t>
+      </w:r>
+      <w:r>
+        <w:t xml:space="preserve">:</w:t>
+      </w:r>
+    </w:p>
+    <w:p>
+      <w:pPr>
+        <w:pStyle w:val="ListParagraph"/>
+        <w:numPr>
+          <w:ilvl w:val="0"/>
+          <w:numId w:val="3"/>
+        </w:numPr>
+        <w:spacing w:after="60"/>
+      </w:pPr>
+      <w:r>
+        <w:rPr>
+          <w:b/>
+          <w:bCs/>
+        </w:rPr>
+        <w:t xml:space="preserve">Draft:</w:t>
+      </w:r>
+      <w:r>
+        <w:t xml:space="preserve"> change a quantity (never above the suggested quantity; 0 means “Not sent”; lines are never deleted).</w:t>
+      </w:r>
+    </w:p>
+    <w:p>
+      <w:pPr>
+        <w:pStyle w:val="ListParagraph"/>
+        <w:numPr>
+          <w:ilvl w:val="0"/>
+          <w:numId w:val="3"/>
+        </w:numPr>
+        <w:spacing w:after="60"/>
+      </w:pPr>
+      <w:r>
+        <w:rPr>
+          <w:b/>
+          <w:bCs/>
+        </w:rPr>
+        <w:t xml:space="preserve">Export CSV</w:t>
+      </w:r>
+      <w:r>
+        <w:t xml:space="preserve"> downloads </w:t>
+      </w:r>
+      <w:r>
+        <w:rPr>
+          <w:rFonts w:ascii="Consolas" w:cs="Consolas" w:eastAsia="Consolas" w:hAnsi="Consolas"/>
+          <w:sz w:val="20"/>
+          <w:szCs w:val="20"/>
+        </w:rPr>
+        <w:t xml:space="preserve">PartNumber, Franchise, Description, Qty, FromBin, ToBin, Cost, LineValue</w:t>
+      </w:r>
+      <w:r>
+        <w:t xml:space="preserve"> for keying into Equip, and marks it Exported. After that its quantities can’t change; start a new transfer instead.</w:t>
+      </w:r>
+    </w:p>
+    <w:p>
+      <w:pPr>
+        <w:pStyle w:val="ListParagraph"/>
+        <w:numPr>
+          <w:ilvl w:val="0"/>
+          <w:numId w:val="3"/>
+        </w:numPr>
+        <w:spacing w:after="60"/>
+      </w:pPr>
+      <w:r>
+        <w:rPr>
+          <w:b/>
+          <w:bCs/>
+        </w:rPr>
+        <w:t xml:space="preserve">Mark entered in Equip</w:t>
+      </w:r>
+      <w:r>
+        <w:t xml:space="preserve"> once it is keyed in. It needs an export first, because the CSV is the record of what was keyed.</w:t>
+      </w:r>
+    </w:p>
+    <w:p>
+      <w:pPr>
+        <w:pStyle w:val="ListParagraph"/>
+        <w:numPr>
+          <w:ilvl w:val="0"/>
+          <w:numId w:val="3"/>
+        </w:numPr>
+        <w:spacing w:after="60"/>
+      </w:pPr>
+      <w:r>
+        <w:rPr>
+          <w:b/>
+          <w:bCs/>
+        </w:rPr>
+        <w:t xml:space="preserve">Cancel</w:t>
+      </w:r>
+      <w:r>
+        <w:t xml:space="preserve"> (Draft or Exported only) releases the stock for other suggestions. Nothing is deleted.</w:t>
+      </w:r>
+    </w:p>
+    <w:p>
+      <w:pPr>
+        <w:pStyle w:val="ListParagraph"/>
+        <w:numPr>
+          <w:ilvl w:val="0"/>
+          <w:numId w:val="3"/>
+        </w:numPr>
+        <w:spacing w:after="60"/>
+      </w:pPr>
+      <w:r>
+        <w:rPr>
+          <w:b/>
+          <w:bCs/>
+        </w:rPr>
+        <w:t xml:space="preserve">Archive</w:t>
+      </w:r>
+      <w:r>
+        <w:t xml:space="preserve"> hides an entered or cancelled transfer from the list (</w:t>
+      </w:r>
+      <w:r>
+        <w:rPr>
+          <w:b/>
+          <w:bCs/>
+        </w:rPr>
+        <w:t xml:space="preserve">Show archived</w:t>
+      </w:r>
+      <w:r>
+        <w:t xml:space="preserve"> brings it back). An archived transfer is read-only until unarchived.</w:t>
+      </w:r>
+    </w:p>
+    <w:p>
+      <w:pPr>
+        <w:pStyle w:val="ListParagraph"/>
+        <w:numPr>
+          <w:ilvl w:val="0"/>
+          <w:numId w:val="3"/>
+        </w:numPr>
+        <w:spacing w:after="60"/>
+      </w:pPr>
+      <w:r>
+        <w:t xml:space="preserve">If someone else exported, entered, cancelled or archived it while you had it open, your change is refused with a message saying so, and the page shows the current state.</w:t>
       </w:r>
     </w:p>
     <w:p>
@@ -3003,6 +3506,159 @@
       </w:r>
       <w:r>
         <w:t xml:space="preserve"> brings one back.</w:t>
+      </w:r>
+    </w:p>
+    <w:p>
+      <w:pPr>
+        <w:pStyle w:val="Heading2"/>
+      </w:pPr>
+      <w:r>
+        <w:t xml:space="preserve">Transfer rules</w:t>
+      </w:r>
+    </w:p>
+    <w:p>
+      <w:pPr>
+        <w:keepNext w:val="false"/>
+        <w:spacing w:after="120"/>
+      </w:pPr>
+      <w:r>
+        <w:t xml:space="preserve">The rules that decide how much a branch keeps before stock counts as excess, whether it may send or receive, and how much redistribution it takes (section 5). It works like Rules: a list with each rule’s state (</w:t>
+      </w:r>
+      <w:r>
+        <w:rPr>
+          <w:b/>
+          <w:bCs/>
+        </w:rPr>
+        <w:t xml:space="preserve">Active</w:t>
+      </w:r>
+      <w:r>
+        <w:t xml:space="preserve">, </w:t>
+      </w:r>
+      <w:r>
+        <w:rPr>
+          <w:b/>
+          <w:bCs/>
+        </w:rPr>
+        <w:t xml:space="preserve">Off</w:t>
+      </w:r>
+      <w:r>
+        <w:t xml:space="preserve">, </w:t>
+      </w:r>
+      <w:r>
+        <w:rPr>
+          <w:b/>
+          <w:bCs/>
+        </w:rPr>
+        <w:t xml:space="preserve">Out of season</w:t>
+      </w:r>
+      <w:r>
+        <w:t xml:space="preserve">, </w:t>
+      </w:r>
+      <w:r>
+        <w:rPr>
+          <w:b/>
+          <w:bCs/>
+        </w:rPr>
+        <w:t xml:space="preserve">Archived</w:t>
+      </w:r>
+      <w:r>
+        <w:t xml:space="preserve">, or </w:t>
+      </w:r>
+      <w:r>
+        <w:rPr>
+          <w:b/>
+          <w:bCs/>
+        </w:rPr>
+        <w:t xml:space="preserve">Invalid</w:t>
+      </w:r>
+      <w:r>
+        <w:t xml:space="preserve"> with the reason, which means it is skipped), an editor, </w:t>
+      </w:r>
+      <w:r>
+        <w:rPr>
+          <w:b/>
+          <w:bCs/>
+        </w:rPr>
+        <w:t xml:space="preserve">Archive</w:t>
+      </w:r>
+      <w:r>
+        <w:t xml:space="preserve"> instead of delete, and </w:t>
+      </w:r>
+      <w:r>
+        <w:rPr>
+          <w:b/>
+          <w:bCs/>
+        </w:rPr>
+        <w:t xml:space="preserve">Try it</w:t>
+      </w:r>
+      <w:r>
+        <w:t xml:space="preserve">.</w:t>
+      </w:r>
+    </w:p>
+    <w:p>
+      <w:pPr>
+        <w:pStyle w:val="ListParagraph"/>
+        <w:numPr>
+          <w:ilvl w:val="0"/>
+          <w:numId w:val="3"/>
+        </w:numPr>
+        <w:spacing w:after="60"/>
+      </w:pPr>
+      <w:r>
+        <w:t xml:space="preserve">The first row is the read-only </w:t>
+      </w:r>
+      <w:r>
+        <w:rPr>
+          <w:b/>
+          <w:bCs/>
+        </w:rPr>
+        <w:t xml:space="preserve">Built-in default</w:t>
+      </w:r>
+      <w:r>
+        <w:t xml:space="preserve">: excess above 12 months, receive up to 6 months, no minimum for redistribution. It applies wherever no rule matches.</w:t>
+      </w:r>
+    </w:p>
+    <w:p>
+      <w:pPr>
+        <w:pStyle w:val="ListParagraph"/>
+        <w:numPr>
+          <w:ilvl w:val="0"/>
+          <w:numId w:val="3"/>
+        </w:numPr>
+        <w:spacing w:after="60"/>
+      </w:pPr>
+      <w:r>
+        <w:rPr>
+          <w:b/>
+          <w:bCs/>
+        </w:rPr>
+        <w:t xml:space="preserve">Try it</w:t>
+      </w:r>
+      <w:r>
+        <w:t xml:space="preserve"> shows, while you edit, the effect on every branch before you save: conventional lines and </w:t>
+      </w:r>
+      <w:r>
+        <w:rPr>
+          <w:b/>
+          <w:bCs/>
+        </w:rPr>
+        <w:t xml:space="preserve">Order $ avoided</w:t>
+      </w:r>
+      <w:r>
+        <w:t xml:space="preserve">, redistribution lines and dollars, before → after, and the parts that change most. Nothing is saved until you click Save. A rule with a problem shows the problem instead.</w:t>
+      </w:r>
+    </w:p>
+    <w:p>
+      <w:pPr>
+        <w:pStyle w:val="ListParagraph"/>
+        <w:numPr>
+          <w:ilvl w:val="0"/>
+          <w:numId w:val="3"/>
+        </w:numPr>
+        <w:spacing w:after="60"/>
+      </w:pPr>
+      <w:r>
+        <w:t xml:space="preserve">Saving applies straight away in the app; the morning run uses it the next day. Switching on a rule that has problems asks first, because it would be skipped.</w:t>
       </w:r>
     </w:p>
     <w:p>
@@ -6556,27 +7212,84 @@
         <w:spacing w:after="120"/>
       </w:pPr>
       <w:r>
-        <w:t xml:space="preserve">In this version transfer rules are edited by Brian or Ben in the SharePoint list </w:t>
-      </w:r>
-      <w:r>
-        <w:rPr>
-          <w:b/>
-          <w:bCs/>
-        </w:rPr>
-        <w:t xml:space="preserve">NonJD_TransferRules</w:t>
-      </w:r>
-      <w:r>
-        <w:t xml:space="preserve">; a page in the app comes with saving transfers. A rule with a missing or out-of-range setting is skipped: the Transfers page shows it as </w:t>
-      </w:r>
-      <w:r>
-        <w:rPr>
-          <w:b/>
-          <w:bCs/>
-        </w:rPr>
-        <w:t xml:space="preserve">Skipped</w:t>
+        <w:t xml:space="preserve">Transfer rules are edited on the </w:t>
+      </w:r>
+      <w:r>
+        <w:rPr>
+          <w:b/>
+          <w:bCs/>
+        </w:rPr>
+        <w:t xml:space="preserve">Transfer rules</w:t>
+      </w:r>
+      <w:r>
+        <w:t xml:space="preserve"> page (section 2). A rule with a missing or out-of-range setting is skipped: the page shows it as </w:t>
+      </w:r>
+      <w:r>
+        <w:rPr>
+          <w:b/>
+          <w:bCs/>
+        </w:rPr>
+        <w:t xml:space="preserve">Invalid</w:t>
       </w:r>
       <w:r>
         <w:t xml:space="preserve"> with the reason, and Brian’s morning email names it.</w:t>
+      </w:r>
+    </w:p>
+    <w:p>
+      <w:pPr>
+        <w:pStyle w:val="Heading3"/>
+      </w:pPr>
+      <w:r>
+        <w:t xml:space="preserve">Saved transfers</w:t>
+      </w:r>
+    </w:p>
+    <w:p>
+      <w:pPr>
+        <w:keepNext w:val="false"/>
+        <w:spacing w:after="120"/>
+      </w:pPr>
+      <w:r>
+        <w:t xml:space="preserve">A saved transfer counts as stock on its way: it lowers the receiving branch’s order (transfers in) and the sending branch’s excess (transfers out), straight away in the app and in the next morning’s run. A </w:t>
+      </w:r>
+      <w:r>
+        <w:rPr>
+          <w:b/>
+          <w:bCs/>
+        </w:rPr>
+        <w:t xml:space="preserve">Draft</w:t>
+      </w:r>
+      <w:r>
+        <w:t xml:space="preserve"> or </w:t>
+      </w:r>
+      <w:r>
+        <w:rPr>
+          <w:b/>
+          <w:bCs/>
+        </w:rPr>
+        <w:t xml:space="preserve">Exported</w:t>
+      </w:r>
+      <w:r>
+        <w:t xml:space="preserve"> transfer counts until it is entered or cancelled. One </w:t>
+      </w:r>
+      <w:r>
+        <w:rPr>
+          <w:b/>
+          <w:bCs/>
+        </w:rPr>
+        <w:t xml:space="preserve">entered in Equip</w:t>
+      </w:r>
+      <w:r>
+        <w:t xml:space="preserve"> counts until the next morning’s run, when Equip itself shows it. A </w:t>
+      </w:r>
+      <w:r>
+        <w:rPr>
+          <w:b/>
+          <w:bCs/>
+        </w:rPr>
+        <w:t xml:space="preserve">cancelled</w:t>
+      </w:r>
+      <w:r>
+        <w:t xml:space="preserve"> transfer never counts. Archiving changes nothing.</w:t>
       </w:r>
     </w:p>
     <w:p>
@@ -7277,7 +7990,7 @@
         <w:sz w:val="16"/>
         <w:szCs w:val="16"/>
       </w:rPr>
-      <w:t xml:space="preserve">Non-JD Parts Order Tool: user guide (version 0.5.2)   ·   Page </w:t>
+      <w:t xml:space="preserve">Non-JD Parts Order Tool: user guide (version 0.6.0)   ·   Page </w:t>
     </w:r>
     <w:r>
       <w:rPr>

--- a/projects/part order tool - app/for-users/Non-JD Order Tool - User Guide.docx
+++ b/projects/part order tool - app/for-users/Non-JD Order Tool - User Guide.docx
@@ -639,7 +639,7 @@
         <w:t xml:space="preserve">app</w:t>
       </w:r>
       <w:r>
-        <w:t xml:space="preserve"> tag; hover over the number to see the split).</w:t>
+        <w:t xml:space="preserve"> tag; hover over the number: “Equip transfers + transfers saved in this app”, with the split).</w:t>
       </w:r>
     </w:p>
     <w:p>
@@ -1069,7 +1069,7 @@
         <w:t xml:space="preserve">Continue without them</w:t>
       </w:r>
       <w:r>
-        <w:t xml:space="preserve">. The order only ever counts saved transfers.</w:t>
+        <w:t xml:space="preserve">. The order only ever counts saved transfers. If someone else used the stock after you ticked, nothing is saved: a banner lists what changed, with “Check the changes below and save again.”</w:t>
       </w:r>
     </w:p>
     <w:p>
@@ -1089,17 +1089,17 @@
         <w:t xml:space="preserve">Step 2</w:t>
       </w:r>
       <w:r>
-        <w:t xml:space="preserve"> is the order list. A line a saved transfer reduced shows </w:t>
-      </w:r>
-      <w:r>
-        <w:rPr>
-          <w:b/>
-          <w:bCs/>
-        </w:rPr>
-        <w:t xml:space="preserve">Transfer in: 44 from branch 6</w:t>
-      </w:r>
-      <w:r>
-        <w:t xml:space="preserve">; a line it covered fully has nothing left to order and leaves “Reorder needed only”.</w:t>
+        <w:t xml:space="preserve"> is the order list. A line a saved transfer reduced says </w:t>
+      </w:r>
+      <w:r>
+        <w:rPr>
+          <w:b/>
+          <w:bCs/>
+        </w:rPr>
+        <w:t xml:space="preserve">Includes 44 coming by transfer from branch 6</w:t>
+      </w:r>
+      <w:r>
+        <w:t xml:space="preserve">: that quantity is part of Inbound, not extra; a line it covered fully has nothing left to order and leaves “Reorder needed only”.</w:t>
       </w:r>
     </w:p>
     <w:p>
@@ -2416,7 +2416,37 @@
         <w:t xml:space="preserve">Saved today</w:t>
       </w:r>
       <w:r>
-        <w:t xml:space="preserve"> (today’s saved transfer lines).</w:t>
+        <w:t xml:space="preserve"> (today’s saved transfer lines; cancelled transfers aren’t listed there: see </w:t>
+      </w:r>
+      <w:r>
+        <w:rPr>
+          <w:b/>
+          <w:bCs/>
+        </w:rPr>
+        <w:t xml:space="preserve">Transfer orders</w:t>
+      </w:r>
+      <w:r>
+        <w:t xml:space="preserve"> with Status </w:t>
+      </w:r>
+      <w:r>
+        <w:rPr>
+          <w:b/>
+          <w:bCs/>
+        </w:rPr>
+        <w:t xml:space="preserve">Cancelled</w:t>
+      </w:r>
+      <w:r>
+        <w:t xml:space="preserve">). Statuses read </w:t>
+      </w:r>
+      <w:r>
+        <w:rPr>
+          <w:b/>
+          <w:bCs/>
+        </w:rPr>
+        <w:t xml:space="preserve">Entered in Equip</w:t>
+      </w:r>
+      <w:r>
+        <w:t xml:space="preserve"> for a transfer keyed into Equip.</w:t>
       </w:r>
     </w:p>
     <w:p>
@@ -4029,7 +4059,7 @@
         <w:t xml:space="preserve">transfers in</w:t>
       </w:r>
       <w:r>
-        <w:t xml:space="preserve"> (transfers saved in this app, coming next version), never below 0. On hand and on order count whole units. </w:t>
+        <w:t xml:space="preserve"> (transfers saved in this app), never below 0. On hand and on order count whole units. </w:t>
       </w:r>
       <w:r>
         <w:rPr>

--- a/projects/part order tool - app/for-users/Non-JD Order Tool - User Guide.docx
+++ b/projects/part order tool - app/for-users/Non-JD Order Tool - User Guide.docx
@@ -21,7 +21,7 @@
         <w:rPr>
           <w:color w:val="595959"/>
         </w:rPr>
-        <w:t xml:space="preserve">For Ben, Shannon, Barry and Curt · Version 0.6.0 · October 28, 2026 (test version) · https://10.110.100.13:8443</w:t>
+        <w:t xml:space="preserve">For Ben, Shannon, Barry and Curt · Version 0.6.2 · October 29, 2026 (test version) · https://10.110.100.13:8443</w:t>
       </w:r>
     </w:p>
     <w:p>
@@ -46,7 +46,7 @@
         <w:spacing w:after="120"/>
       </w:pPr>
       <w:r>
-        <w:t xml:space="preserve">This guide covers getting in, what each page does, and exactly how every number is worked out. Version 0.6.0 includes Ben’s round 1 answers, several branches and dealer groups at once, </w:t>
+        <w:t xml:space="preserve">This guide covers getting in, what each page does, and exactly how every number is worked out. Version 0.6.2 includes Ben’s round 1 answers, several branches and dealer groups at once, </w:t>
       </w:r>
       <w:r>
         <w:rPr>
@@ -930,7 +930,37 @@
         <w:t xml:space="preserve">Redistribution</w:t>
       </w:r>
       <w:r>
-        <w:t xml:space="preserve">, all ticked to start with, with a franchise filter. Untick what you don’t want, or change a quantity (a whole number, never more than suggested: “At most 44”). The line under the table says what the ticked lines do, for example “2 transfers cover 2 order lines and $38.00 you won’t buy.”</w:t>
+        <w:t xml:space="preserve">, all ticked to start with, with a franchise filter. Untick what you don’t want, or change a quantity (a whole number, never more than suggested: “At most 44”). The footer under the list says what the ticked lines do, for example “2 transfers cover 2 order lines and $38.00 you won’t buy.” It stays at the bottom of the window while you scroll, with its own </w:t>
+      </w:r>
+      <w:r>
+        <w:rPr>
+          <w:b/>
+          <w:bCs/>
+        </w:rPr>
+        <w:t xml:space="preserve">Save</w:t>
+      </w:r>
+      <w:r>
+        <w:t xml:space="preserve"> button.</w:t>
+      </w:r>
+    </w:p>
+    <w:p>
+      <w:pPr>
+        <w:pStyle w:val="ListParagraph"/>
+        <w:numPr>
+          <w:ilvl w:val="0"/>
+          <w:numId w:val="3"/>
+        </w:numPr>
+        <w:spacing w:after="60"/>
+      </w:pPr>
+      <w:r>
+        <w:rPr>
+          <w:b/>
+          <w:bCs/>
+        </w:rPr>
+        <w:t xml:space="preserve">Search:</w:t>
+      </w:r>
+      <w:r>
+        <w:t xml:space="preserve"> the part search box at the top of the page also filters step 1’s list, by part number or description. It doesn’t change what is ticked, and Save still saves every ticked line. When the search hides ticked lines, the footer says so: “3 of 10 ticked lines shown”.</w:t>
       </w:r>
     </w:p>
     <w:p>
@@ -2250,7 +2280,17 @@
         <w:spacing w:after="120"/>
       </w:pPr>
       <w:r>
-        <w:t xml:space="preserve">Every suggested transfer between branches, all branches and franchises together, in two tabs: </w:t>
+        <w:t xml:space="preserve">Saved transfers and every suggested transfer between branches, all branches and franchises together, in two tabs: </w:t>
+      </w:r>
+      <w:r>
+        <w:rPr>
+          <w:b/>
+          <w:bCs/>
+        </w:rPr>
+        <w:t xml:space="preserve">Transfer orders</w:t>
+      </w:r>
+      <w:r>
+        <w:t xml:space="preserve"> (first) and </w:t>
       </w:r>
       <w:r>
         <w:rPr>
@@ -2260,7 +2300,17 @@
         <w:t xml:space="preserve">Suggestions</w:t>
       </w:r>
       <w:r>
-        <w:t xml:space="preserve"> and </w:t>
+        <w:t xml:space="preserve">. </w:t>
+      </w:r>
+      <w:r>
+        <w:rPr>
+          <w:b/>
+          <w:bCs/>
+        </w:rPr>
+        <w:t xml:space="preserve">Transfers</w:t>
+      </w:r>
+      <w:r>
+        <w:t xml:space="preserve"> in the menu opens on </w:t>
       </w:r>
       <w:r>
         <w:rPr>
@@ -2270,7 +2320,46 @@
         <w:t xml:space="preserve">Transfer orders</w:t>
       </w:r>
       <w:r>
-        <w:t xml:space="preserve">.</w:t>
+        <w:t xml:space="preserve"> (below). Home’s </w:t>
+      </w:r>
+      <w:r>
+        <w:rPr>
+          <w:b/>
+          <w:bCs/>
+        </w:rPr>
+        <w:t xml:space="preserve">Review transfers</w:t>
+      </w:r>
+      <w:r>
+        <w:t xml:space="preserve"> and the links on Recommended Reorder (</w:t>
+      </w:r>
+      <w:r>
+        <w:rPr>
+          <w:b/>
+          <w:bCs/>
+        </w:rPr>
+        <w:t xml:space="preserve">See Transfers</w:t>
+      </w:r>
+      <w:r>
+        <w:t xml:space="preserve">) go to the suggestions.</w:t>
+      </w:r>
+    </w:p>
+    <w:p>
+      <w:pPr>
+        <w:keepNext w:val="false"/>
+        <w:spacing w:after="120"/>
+      </w:pPr>
+      <w:r>
+        <w:t xml:space="preserve">The </w:t>
+      </w:r>
+      <w:r>
+        <w:rPr>
+          <w:b/>
+          <w:bCs/>
+        </w:rPr>
+        <w:t xml:space="preserve">Suggestions</w:t>
+      </w:r>
+      <w:r>
+        <w:t xml:space="preserve"> tab:</w:t>
       </w:r>
     </w:p>
     <w:p>
@@ -2283,7 +2372,7 @@
         <w:spacing w:after="60"/>
       </w:pPr>
       <w:r>
-        <w:t xml:space="preserve">It opens on this morning’s suggestions (</w:t>
+        <w:t xml:space="preserve">It starts with this morning’s suggestions (</w:t>
       </w:r>
       <w:r>
         <w:rPr>
@@ -2613,7 +2702,7 @@
         <w:t xml:space="preserve">Transfer orders</w:t>
       </w:r>
       <w:r>
-        <w:t xml:space="preserve"> tab lists every saved transfer, newest first: From, To, status, lines, value at the sending branch’s cost, export count and who saved it when. Filter by From, To and status. A Draft more than a week old shows </w:t>
+        <w:t xml:space="preserve"> tab, where the page opens, lists every saved transfer, newest first: From, To, status, lines, value at the sending branch’s cost, export count and who saved it when. Filter by From, To and status. A Draft more than a week old shows </w:t>
       </w:r>
       <w:r>
         <w:rPr>
@@ -2624,6 +2713,55 @@
       </w:r>
       <w:r>
         <w:t xml:space="preserve">, and the tab label counts them, so nothing is forgotten.</w:t>
+      </w:r>
+    </w:p>
+    <w:p>
+      <w:pPr>
+        <w:keepNext w:val="false"/>
+        <w:spacing w:after="120"/>
+      </w:pPr>
+      <w:r>
+        <w:t xml:space="preserve">Each status is a coloured pill: </w:t>
+      </w:r>
+      <w:r>
+        <w:rPr>
+          <w:b/>
+          <w:bCs/>
+        </w:rPr>
+        <w:t xml:space="preserve">Draft</w:t>
+      </w:r>
+      <w:r>
+        <w:t xml:space="preserve"> amber, </w:t>
+      </w:r>
+      <w:r>
+        <w:rPr>
+          <w:b/>
+          <w:bCs/>
+        </w:rPr>
+        <w:t xml:space="preserve">Exported</w:t>
+      </w:r>
+      <w:r>
+        <w:t xml:space="preserve"> blue, </w:t>
+      </w:r>
+      <w:r>
+        <w:rPr>
+          <w:b/>
+          <w:bCs/>
+        </w:rPr>
+        <w:t xml:space="preserve">Entered in Equip</w:t>
+      </w:r>
+      <w:r>
+        <w:t xml:space="preserve"> green, </w:t>
+      </w:r>
+      <w:r>
+        <w:rPr>
+          <w:b/>
+          <w:bCs/>
+        </w:rPr>
+        <w:t xml:space="preserve">Cancelled</w:t>
+      </w:r>
+      <w:r>
+        <w:t xml:space="preserve"> grey.</w:t>
       </w:r>
     </w:p>
     <w:p>
@@ -8020,7 +8158,7 @@
         <w:sz w:val="16"/>
         <w:szCs w:val="16"/>
       </w:rPr>
-      <w:t xml:space="preserve">Non-JD Parts Order Tool: user guide (version 0.6.0)   ·   Page </w:t>
+      <w:t xml:space="preserve">Non-JD Parts Order Tool: user guide (version 0.6.2)   ·   Page </w:t>
     </w:r>
     <w:r>
       <w:rPr>

--- a/projects/part order tool - app/for-users/Non-JD Order Tool - User Guide.docx
+++ b/projects/part order tool - app/for-users/Non-JD Order Tool - User Guide.docx
@@ -21,7 +21,7 @@
         <w:rPr>
           <w:color w:val="595959"/>
         </w:rPr>
-        <w:t xml:space="preserve">For Ben, Shannon, Barry and Curt · Version 0.6.2 · October 29, 2026 (test version) · https://10.110.100.13:8443</w:t>
+        <w:t xml:space="preserve">For Ben, Shannon, Barry and Curt · Version 0.7.0 · October 29, 2026 (test version) · https://10.110.100.13:8443</w:t>
       </w:r>
     </w:p>
     <w:p>
@@ -46,7 +46,7 @@
         <w:spacing w:after="120"/>
       </w:pPr>
       <w:r>
-        <w:t xml:space="preserve">This guide covers getting in, what each page does, and exactly how every number is worked out. Version 0.6.2 includes Ben’s round 1 answers, several branches and dealer groups at once, </w:t>
+        <w:t xml:space="preserve">This guide covers getting in, what each page does, and exactly how every number is worked out. Version 0.7.0 includes Ben’s round 1 answers, several branches and dealer groups at once, </w:t>
       </w:r>
       <w:r>
         <w:rPr>
@@ -76,7 +76,17 @@
         <w:t xml:space="preserve">saving transfers</w:t>
       </w:r>
       <w:r>
-        <w:t xml:space="preserve"> in the app, with transfer orders and transfer rules (round 2, from Ben’s answers of October 27). What changed in each version is in the </w:t>
+        <w:t xml:space="preserve"> in the app, with transfer orders and transfer rules, and </w:t>
+      </w:r>
+      <w:r>
+        <w:rPr>
+          <w:b/>
+          <w:bCs/>
+        </w:rPr>
+        <w:t xml:space="preserve">transfers on One-Time Orders</w:t>
+      </w:r>
+      <w:r>
+        <w:t xml:space="preserve"> (round 2, from Ben’s answers of October 27). What changed in each version is in the </w:t>
       </w:r>
       <w:r>
         <w:rPr>
@@ -526,7 +536,7 @@
         <w:t xml:space="preserve">Stay</w:t>
       </w:r>
       <w:r>
-        <w:t xml:space="preserve"> keeps them. One-Time Order asks the same on its review step.</w:t>
+        <w:t xml:space="preserve"> keeps them. One-Time Order asks the same on its Transfers and review steps.</w:t>
       </w:r>
     </w:p>
     <w:p>
@@ -3452,7 +3462,7 @@
           <w:b/>
           <w:bCs/>
         </w:rPr>
-        <w:t xml:space="preserve">Setup:</w:t>
+        <w:t xml:space="preserve">Set up order:</w:t>
       </w:r>
       <w:r>
         <w:t xml:space="preserve"> name the order, tick one or more </w:t>
@@ -3505,7 +3515,17 @@
         <w:t xml:space="preserve">Max line value</w:t>
       </w:r>
       <w:r>
-        <w:t xml:space="preserve"> in dollars (section 6). One order is made for each branch and franchise that has parts to order.</w:t>
+        <w:t xml:space="preserve"> in dollars (section 6). One order is made for each branch and franchise that has parts to order. Click </w:t>
+      </w:r>
+      <w:r>
+        <w:rPr>
+          <w:b/>
+          <w:bCs/>
+        </w:rPr>
+        <w:t xml:space="preserve">Continue to transfers</w:t>
+      </w:r>
+      <w:r>
+        <w:t xml:space="preserve">.</w:t>
       </w:r>
     </w:p>
     <w:p>
@@ -3522,7 +3542,37 @@
           <w:b/>
           <w:bCs/>
         </w:rPr>
-        <w:t xml:space="preserve">Review:</w:t>
+        <w:t xml:space="preserve">Transfers</w:t>
+      </w:r>
+      <w:r>
+        <w:t xml:space="preserve"> (0.7.0): every branch loads first (a few seconds the first time), then the page lists stock other branches can spare for this order’s lines (below). Tick and save them, then click </w:t>
+      </w:r>
+      <w:r>
+        <w:rPr>
+          <w:b/>
+          <w:bCs/>
+        </w:rPr>
+        <w:t xml:space="preserve">Continue to review ›</w:t>
+      </w:r>
+      <w:r>
+        <w:t xml:space="preserve">. When nothing can come by transfer, this step is skipped and Review says “No transfers suggested for this order.”</w:t>
+      </w:r>
+    </w:p>
+    <w:p>
+      <w:pPr>
+        <w:pStyle w:val="ListParagraph"/>
+        <w:numPr>
+          <w:ilvl w:val="0"/>
+          <w:numId w:val="4"/>
+        </w:numPr>
+        <w:spacing w:after="60"/>
+      </w:pPr>
+      <w:r>
+        <w:rPr>
+          <w:b/>
+          <w:bCs/>
+        </w:rPr>
+        <w:t xml:space="preserve">Review &amp; calculate:</w:t>
       </w:r>
       <w:r>
         <w:t xml:space="preserve"> choose </w:t>
@@ -3585,6 +3635,287 @@
       </w:pPr>
       <w:r>
         <w:t xml:space="preserve">Masked and Manual order parts are left off One-Time Orders completely. The review says how many were left off. A phase-in doesn’t affect One-Time Orders.</w:t>
+      </w:r>
+    </w:p>
+    <w:p>
+      <w:pPr>
+        <w:pStyle w:val="Heading3"/>
+      </w:pPr>
+      <w:r>
+        <w:t xml:space="preserve">The Transfers step</w:t>
+      </w:r>
+    </w:p>
+    <w:p>
+      <w:pPr>
+        <w:keepNext w:val="false"/>
+        <w:spacing w:after="120"/>
+      </w:pPr>
+      <w:r>
+        <w:t xml:space="preserve">It works like Recommended Reorder step 1: “Transfers into branch 1”, every line ticked to start with, a quantity never above the suggestion, a </w:t>
+      </w:r>
+      <w:r>
+        <w:rPr>
+          <w:b/>
+          <w:bCs/>
+        </w:rPr>
+        <w:t xml:space="preserve">Search parts</w:t>
+      </w:r>
+      <w:r>
+        <w:t xml:space="preserve"> box, and a footer with its own </w:t>
+      </w:r>
+      <w:r>
+        <w:rPr>
+          <w:b/>
+          <w:bCs/>
+        </w:rPr>
+        <w:t xml:space="preserve">Save</w:t>
+      </w:r>
+      <w:r>
+        <w:t xml:space="preserve">. The </w:t>
+      </w:r>
+      <w:r>
+        <w:rPr>
+          <w:b/>
+          <w:bCs/>
+        </w:rPr>
+        <w:t xml:space="preserve">Order</w:t>
+      </w:r>
+      <w:r>
+        <w:t xml:space="preserve"> column shows the line’s one-time quantity before → after the ticked transfer, for example </w:t>
+      </w:r>
+      <w:r>
+        <w:rPr>
+          <w:b/>
+          <w:bCs/>
+        </w:rPr>
+        <w:t xml:space="preserve">22 → 0</w:t>
+      </w:r>
+      <w:r>
+        <w:t xml:space="preserve">. What it suggests:</w:t>
+      </w:r>
+    </w:p>
+    <w:p>
+      <w:pPr>
+        <w:pStyle w:val="ListParagraph"/>
+        <w:numPr>
+          <w:ilvl w:val="0"/>
+          <w:numId w:val="3"/>
+        </w:numPr>
+        <w:spacing w:after="60"/>
+      </w:pPr>
+      <w:r>
+        <w:rPr>
+          <w:b/>
+          <w:bCs/>
+        </w:rPr>
+        <w:t xml:space="preserve">Conventional only:</w:t>
+      </w:r>
+      <w:r>
+        <w:t xml:space="preserve"> transfers instead of buying. No redistribution: a one-time buy is a single purchase.</w:t>
+      </w:r>
+    </w:p>
+    <w:p>
+      <w:pPr>
+        <w:pStyle w:val="ListParagraph"/>
+        <w:numPr>
+          <w:ilvl w:val="0"/>
+          <w:numId w:val="3"/>
+        </w:numPr>
+        <w:spacing w:after="60"/>
+      </w:pPr>
+      <w:r>
+        <w:t xml:space="preserve">The stock comes from </w:t>
+      </w:r>
+      <w:r>
+        <w:rPr>
+          <w:b/>
+          <w:bCs/>
+        </w:rPr>
+        <w:t xml:space="preserve">other branches’ excess</w:t>
+      </w:r>
+      <w:r>
+        <w:t xml:space="preserve">, and </w:t>
+      </w:r>
+      <w:r>
+        <w:rPr>
+          <w:b/>
+          <w:bCs/>
+        </w:rPr>
+        <w:t xml:space="preserve">each sending branch’s own transfer rule</w:t>
+      </w:r>
+      <w:r>
+        <w:t xml:space="preserve"> decides what it can spare (section 5), exactly as for the daily suggestions.</w:t>
+      </w:r>
+    </w:p>
+    <w:p>
+      <w:pPr>
+        <w:pStyle w:val="ListParagraph"/>
+        <w:numPr>
+          <w:ilvl w:val="0"/>
+          <w:numId w:val="3"/>
+        </w:numPr>
+        <w:spacing w:after="60"/>
+      </w:pPr>
+      <w:r>
+        <w:t xml:space="preserve">A branch that is </w:t>
+      </w:r>
+      <w:r>
+        <w:rPr>
+          <w:b/>
+          <w:bCs/>
+        </w:rPr>
+        <w:t xml:space="preserve">buying the part in this order never sends it</w:t>
+      </w:r>
+      <w:r>
+        <w:t xml:space="preserve">. It can still send a part it isn’t buying here.</w:t>
+      </w:r>
+    </w:p>
+    <w:p>
+      <w:pPr>
+        <w:pStyle w:val="ListParagraph"/>
+        <w:numPr>
+          <w:ilvl w:val="0"/>
+          <w:numId w:val="3"/>
+        </w:numPr>
+        <w:spacing w:after="60"/>
+      </w:pPr>
+      <w:r>
+        <w:t xml:space="preserve">A branch whose transfer rule doesn’t allow receiving gets no transfers.</w:t>
+      </w:r>
+    </w:p>
+    <w:p>
+      <w:pPr>
+        <w:pStyle w:val="ListParagraph"/>
+        <w:numPr>
+          <w:ilvl w:val="0"/>
+          <w:numId w:val="3"/>
+        </w:numPr>
+        <w:spacing w:after="60"/>
+      </w:pPr>
+      <w:r>
+        <w:rPr>
+          <w:b/>
+          <w:bCs/>
+        </w:rPr>
+        <w:t xml:space="preserve">This morning’s daily suggestions aren’t held back</w:t>
+      </w:r>
+      <w:r>
+        <w:t xml:space="preserve"> for the daily order. Only </w:t>
+      </w:r>
+      <w:r>
+        <w:rPr>
+          <w:b/>
+          <w:bCs/>
+        </w:rPr>
+        <w:t xml:space="preserve">saved</w:t>
+      </w:r>
+      <w:r>
+        <w:t xml:space="preserve"> transfers count, as everywhere else.</w:t>
+      </w:r>
+    </w:p>
+    <w:p>
+      <w:pPr>
+        <w:keepNext w:val="false"/>
+        <w:spacing w:after="120"/>
+      </w:pPr>
+      <w:r>
+        <w:rPr>
+          <w:b/>
+          <w:bCs/>
+        </w:rPr>
+        <w:t xml:space="preserve">Continue to review ›</w:t>
+      </w:r>
+      <w:r>
+        <w:t xml:space="preserve"> with unsaved ticks asks “Save the N ticked transfers first?” (</w:t>
+      </w:r>
+      <w:r>
+        <w:rPr>
+          <w:b/>
+          <w:bCs/>
+        </w:rPr>
+        <w:t xml:space="preserve">Stay</w:t>
+      </w:r>
+      <w:r>
+        <w:t xml:space="preserve">, </w:t>
+      </w:r>
+      <w:r>
+        <w:rPr>
+          <w:b/>
+          <w:bCs/>
+        </w:rPr>
+        <w:t xml:space="preserve">Continue without them</w:t>
+      </w:r>
+      <w:r>
+        <w:t xml:space="preserve">, </w:t>
+      </w:r>
+      <w:r>
+        <w:rPr>
+          <w:b/>
+          <w:bCs/>
+        </w:rPr>
+        <w:t xml:space="preserve">Save and continue</w:t>
+      </w:r>
+      <w:r>
+        <w:t xml:space="preserve">). Review counts </w:t>
+      </w:r>
+      <w:r>
+        <w:rPr>
+          <w:b/>
+          <w:bCs/>
+        </w:rPr>
+        <w:t xml:space="preserve">saved</w:t>
+      </w:r>
+      <w:r>
+        <w:t xml:space="preserve"> transfers only. They come off the quantity: a </w:t>
+      </w:r>
+      <w:r>
+        <w:rPr>
+          <w:b/>
+          <w:bCs/>
+        </w:rPr>
+        <w:t xml:space="preserve">Transfer in</w:t>
+      </w:r>
+      <w:r>
+        <w:t xml:space="preserve"> column shows them, with “Includes 12 coming by transfer from branch 92” on the line. A line saved transfers cover fully stays on Review with </w:t>
+      </w:r>
+      <w:r>
+        <w:rPr>
+          <w:b/>
+          <w:bCs/>
+        </w:rPr>
+        <w:t xml:space="preserve">0</w:t>
+      </w:r>
+      <w:r>
+        <w:t xml:space="preserve"> and </w:t>
+      </w:r>
+      <w:r>
+        <w:rPr>
+          <w:b/>
+          <w:bCs/>
+        </w:rPr>
+        <w:t xml:space="preserve">Covered by transfers</w:t>
+      </w:r>
+      <w:r>
+        <w:t xml:space="preserve">: it can’t be ticked, isn’t in the totals and is never ordered.</w:t>
+      </w:r>
+    </w:p>
+    <w:p>
+      <w:pPr>
+        <w:keepNext w:val="false"/>
+        <w:spacing w:after="120"/>
+      </w:pPr>
+      <w:r>
+        <w:t xml:space="preserve">Changing the order’s settings after editing the ticks asks first (“Your transfer changes will be lost.”), because the transfers are worked out again. A transfer order saved here says </w:t>
+      </w:r>
+      <w:r>
+        <w:rPr>
+          <w:b/>
+          <w:bCs/>
+        </w:rPr>
+        <w:t xml:space="preserve">From One-Time Order "&lt;name&gt;"</w:t>
+      </w:r>
+      <w:r>
+        <w:t xml:space="preserve"> on its page.</w:t>
       </w:r>
     </w:p>
     <w:p>
@@ -7408,7 +7739,7 @@
         <w:pStyle w:val="Heading3"/>
       </w:pPr>
       <w:r>
-        <w:t xml:space="preserve">Saved transfers</w:t>
+        <w:t xml:space="preserve">Transfers on a One-Time Order (0.7.0)</w:t>
       </w:r>
     </w:p>
     <w:p>
@@ -7417,6 +7748,53 @@
         <w:spacing w:after="120"/>
       </w:pPr>
       <w:r>
+        <w:t xml:space="preserve">The One-Time Order’s Transfers step runs only the </w:t>
+      </w:r>
+      <w:r>
+        <w:rPr>
+          <w:b/>
+          <w:bCs/>
+        </w:rPr>
+        <w:t xml:space="preserve">conventional</w:t>
+      </w:r>
+      <w:r>
+        <w:t xml:space="preserve"> half of the above. The receivers are the order’s lines at the ticked branches, and each one’s </w:t>
+      </w:r>
+      <w:r>
+        <w:rPr>
+          <w:b/>
+          <w:bCs/>
+        </w:rPr>
+        <w:t xml:space="preserve">need</w:t>
+      </w:r>
+      <w:r>
+        <w:t xml:space="preserve"> is its one-time quantity before the line value limits, less transfers already saved into it. The senders are every other branch’s </w:t>
+      </w:r>
+      <w:r>
+        <w:rPr>
+          <w:b/>
+          <w:bCs/>
+        </w:rPr>
+        <w:t xml:space="preserve">excess</w:t>
+      </w:r>
+      <w:r>
+        <w:t xml:space="preserve">, worked out with that branch’s own transfer rule. Then, as above, the lowest months of supply receives first and takes from the greatest months of supply first. A branch buying the part in this order never sends it, a branch that doesn’t allow receiving gets nothing, and this morning’s daily suggestions aren’t subtracted from the senders.</w:t>
+      </w:r>
+    </w:p>
+    <w:p>
+      <w:pPr>
+        <w:pStyle w:val="Heading3"/>
+      </w:pPr>
+      <w:r>
+        <w:t xml:space="preserve">Saved transfers</w:t>
+      </w:r>
+    </w:p>
+    <w:p>
+      <w:pPr>
+        <w:keepNext w:val="false"/>
+        <w:spacing w:after="120"/>
+      </w:pPr>
+      <w:r>
         <w:t xml:space="preserve">A saved transfer counts as stock on its way: it lowers the receiving branch’s order (transfers in) and the sending branch’s excess (transfers out), straight away in the app and in the next morning’s run. A </w:t>
       </w:r>
       <w:r>
@@ -7545,7 +7923,27 @@
         <w:t xml:space="preserve">Order</w:t>
       </w:r>
       <w:r>
-        <w:t xml:space="preserve"> = anticipated, rounded up, − on hand − on order, never below 0.</w:t>
+        <w:t xml:space="preserve"> = anticipated, rounded up, − on hand − on order − </w:t>
+      </w:r>
+      <w:r>
+        <w:rPr>
+          <w:b/>
+          <w:bCs/>
+        </w:rPr>
+        <w:t xml:space="preserve">transfers in</w:t>
+      </w:r>
+      <w:r>
+        <w:t xml:space="preserve"> (transfers saved in this app), never below 0. A line the saved transfers cover fully shows </w:t>
+      </w:r>
+      <w:r>
+        <w:rPr>
+          <w:b/>
+          <w:bCs/>
+        </w:rPr>
+        <w:t xml:space="preserve">Covered by transfers</w:t>
+      </w:r>
+      <w:r>
+        <w:t xml:space="preserve"> and is never ordered.</w:t>
       </w:r>
     </w:p>
     <w:p>
@@ -8158,7 +8556,7 @@
         <w:sz w:val="16"/>
         <w:szCs w:val="16"/>
       </w:rPr>
-      <w:t xml:space="preserve">Non-JD Parts Order Tool: user guide (version 0.6.2)   ·   Page </w:t>
+      <w:t xml:space="preserve">Non-JD Parts Order Tool: user guide (version 0.7.0)   ·   Page </w:t>
     </w:r>
     <w:r>
       <w:rPr>

--- a/projects/part order tool - app/for-users/Non-JD Order Tool - User Guide.docx
+++ b/projects/part order tool - app/for-users/Non-JD Order Tool - User Guide.docx
@@ -7,7 +7,7 @@
         <w:pStyle w:val="Title"/>
       </w:pPr>
       <w:r>
-        <w:t xml:space="preserve">Non-JD Parts Order Tool: user guide</w:t>
+        <w:t xml:space="preserve">SPI Parts Hub: user guide</w:t>
       </w:r>
     </w:p>
     <w:p>
@@ -21,7 +21,7 @@
         <w:rPr>
           <w:color w:val="595959"/>
         </w:rPr>
-        <w:t xml:space="preserve">For Ben, Shannon, Barry and Curt · Version 0.7.0 · October 29, 2026 (test version) · https://10.110.100.13:8443</w:t>
+        <w:t xml:space="preserve">Formerly the Non-JD Parts Order Tool · For Ben, Shannon, Barry and Curt · Version 0.8.0 · October 30, 2026 (test version) · https://10.110.100.13:8443</w:t>
       </w:r>
     </w:p>
     <w:p>
@@ -34,10 +34,60 @@
           <w:b/>
           <w:bCs/>
         </w:rPr>
-        <w:t xml:space="preserve">In one sentence:</w:t>
-      </w:r>
-      <w:r>
-        <w:t xml:space="preserve"> the tool shows each branch which non-John Deere parts to reorder and why, suggests stock other branches could send instead, lets you tune the rules behind those suggestions, and turns the parts you pick into an order file for each vendor.</w:t>
+        <w:t xml:space="preserve">SPI Parts Hub</w:t>
+      </w:r>
+      <w:r>
+        <w:t xml:space="preserve"> (until 0.8.0 the Non-JD Parts Order Tool) opens on a launch page where you pick what to work on: </w:t>
+      </w:r>
+      <w:r>
+        <w:rPr>
+          <w:b/>
+          <w:bCs/>
+        </w:rPr>
+        <w:t xml:space="preserve">Non-JD ordering</w:t>
+      </w:r>
+      <w:r>
+        <w:t xml:space="preserve">, </w:t>
+      </w:r>
+      <w:r>
+        <w:rPr>
+          <w:b/>
+          <w:bCs/>
+        </w:rPr>
+        <w:t xml:space="preserve">Cleanup</w:t>
+      </w:r>
+      <w:r>
+        <w:t xml:space="preserve"> or </w:t>
+      </w:r>
+      <w:r>
+        <w:rPr>
+          <w:b/>
+          <w:bCs/>
+        </w:rPr>
+        <w:t xml:space="preserve">Part Lookup</w:t>
+      </w:r>
+      <w:r>
+        <w:t xml:space="preserve"> today, with </w:t>
+      </w:r>
+      <w:r>
+        <w:rPr>
+          <w:b/>
+          <w:bCs/>
+        </w:rPr>
+        <w:t xml:space="preserve">JD ordering</w:t>
+      </w:r>
+      <w:r>
+        <w:t xml:space="preserve"> and </w:t>
+      </w:r>
+      <w:r>
+        <w:rPr>
+          <w:b/>
+          <w:bCs/>
+        </w:rPr>
+        <w:t xml:space="preserve">Inventory management</w:t>
+      </w:r>
+      <w:r>
+        <w:t xml:space="preserve"> to come. Most of this guide is about Non-JD ordering.</w:t>
       </w:r>
     </w:p>
     <w:p>
@@ -46,134 +96,14 @@
         <w:spacing w:after="120"/>
       </w:pPr>
       <w:r>
-        <w:t xml:space="preserve">This guide covers getting in, what each page does, and exactly how every number is worked out. Version 0.7.0 includes Ben’s round 1 answers, several branches and dealer groups at once, </w:t>
-      </w:r>
-      <w:r>
-        <w:rPr>
-          <w:b/>
-          <w:bCs/>
-        </w:rPr>
-        <w:t xml:space="preserve">phase-in</w:t>
-      </w:r>
-      <w:r>
-        <w:t xml:space="preserve">, </w:t>
-      </w:r>
-      <w:r>
-        <w:rPr>
-          <w:b/>
-          <w:bCs/>
-        </w:rPr>
-        <w:t xml:space="preserve">transfer suggestions</w:t>
-      </w:r>
-      <w:r>
-        <w:t xml:space="preserve"> and </w:t>
-      </w:r>
-      <w:r>
-        <w:rPr>
-          <w:b/>
-          <w:bCs/>
-        </w:rPr>
-        <w:t xml:space="preserve">saving transfers</w:t>
-      </w:r>
-      <w:r>
-        <w:t xml:space="preserve"> in the app, with transfer orders and transfer rules, and </w:t>
-      </w:r>
-      <w:r>
-        <w:rPr>
-          <w:b/>
-          <w:bCs/>
-        </w:rPr>
-        <w:t xml:space="preserve">transfers on One-Time Orders</w:t>
-      </w:r>
-      <w:r>
-        <w:t xml:space="preserve"> (round 2, from Ben’s answers of October 27). What changed in each version is in the </w:t>
-      </w:r>
-      <w:r>
-        <w:rPr>
-          <w:b/>
-          <w:bCs/>
-        </w:rPr>
-        <w:t xml:space="preserve">walkthrough</w:t>
-      </w:r>
-      <w:r>
-        <w:t xml:space="preserve">, Part 2.</w:t>
-      </w:r>
-    </w:p>
-    <w:p>
-      <w:pPr>
-        <w:pStyle w:val="Heading1"/>
-      </w:pPr>
-      <w:r>
-        <w:t xml:space="preserve">1. Getting started</w:t>
-      </w:r>
-    </w:p>
-    <w:p>
-      <w:pPr>
-        <w:pStyle w:val="ListParagraph"/>
-        <w:numPr>
-          <w:ilvl w:val="0"/>
-          <w:numId w:val="2"/>
-        </w:numPr>
-        <w:spacing w:after="60"/>
-      </w:pPr>
-      <w:r>
-        <w:t xml:space="preserve">Open </w:t>
-      </w:r>
-      <w:r>
-        <w:rPr>
-          <w:b/>
-          <w:bCs/>
-        </w:rPr>
-        <w:t xml:space="preserve">https://10.110.100.13:8443</w:t>
-      </w:r>
-      <w:r>
-        <w:t xml:space="preserve"> in Edge or Chrome on your PC.</w:t>
-      </w:r>
-    </w:p>
-    <w:p>
-      <w:pPr>
-        <w:pStyle w:val="ListParagraph"/>
-        <w:numPr>
-          <w:ilvl w:val="0"/>
-          <w:numId w:val="2"/>
-        </w:numPr>
-        <w:spacing w:after="60"/>
-      </w:pPr>
-      <w:r>
-        <w:t xml:space="preserve">The first time, the browser warns "Your connection isn’t private". This test server uses its own certificate. Click </w:t>
-      </w:r>
-      <w:r>
-        <w:rPr>
-          <w:b/>
-          <w:bCs/>
-        </w:rPr>
-        <w:t xml:space="preserve">Advanced</w:t>
-      </w:r>
-      <w:r>
-        <w:t xml:space="preserve">, then </w:t>
-      </w:r>
-      <w:r>
-        <w:rPr>
-          <w:b/>
-          <w:bCs/>
-        </w:rPr>
-        <w:t xml:space="preserve">Continue to 10.110.100.13</w:t>
-      </w:r>
-      <w:r>
-        <w:t xml:space="preserve">. You only need to do this once.</w:t>
-      </w:r>
-    </w:p>
-    <w:p>
-      <w:pPr>
-        <w:pStyle w:val="ListParagraph"/>
-        <w:numPr>
-          <w:ilvl w:val="0"/>
-          <w:numId w:val="2"/>
-        </w:numPr>
-        <w:spacing w:after="60"/>
-      </w:pPr>
-      <w:r>
-        <w:t xml:space="preserve">Sign in with your normal Microsoft (work) account. Only Ben, Shannon, Barry, Curt and Brian have access during the test.</w:t>
+        <w:rPr>
+          <w:b/>
+          <w:bCs/>
+        </w:rPr>
+        <w:t xml:space="preserve">In one sentence:</w:t>
+      </w:r>
+      <w:r>
+        <w:t xml:space="preserve"> Non-JD ordering shows each branch which non-John Deere parts to reorder and why, suggests stock other branches could send instead, lets you tune the rules behind those suggestions, and turns the parts you pick into an order file for each vendor.</w:t>
       </w:r>
     </w:p>
     <w:p>
@@ -182,25 +112,144 @@
         <w:spacing w:after="120"/>
       </w:pPr>
       <w:r>
-        <w:t xml:space="preserve">Sign-in is shared by all your tabs and normally lasts until you close the browser. The sign-out button is next to your name at the bottom left. The version number is under </w:t>
-      </w:r>
-      <w:r>
-        <w:rPr>
-          <w:b/>
-          <w:bCs/>
-        </w:rPr>
-        <w:t xml:space="preserve">App Settings → About</w:t>
-      </w:r>
-      <w:r>
-        <w:t xml:space="preserve">.</w:t>
-      </w:r>
-    </w:p>
-    <w:p>
-      <w:pPr>
-        <w:pStyle w:val="Heading3"/>
-      </w:pPr>
-      <w:r>
-        <w:t xml:space="preserve">How fresh is the data?</w:t>
+        <w:t xml:space="preserve">This guide covers getting in, what each page does, and exactly how every number is worked out. Version 0.8.0 includes Ben’s round 1 answers, several branches and dealer groups at once, </w:t>
+      </w:r>
+      <w:r>
+        <w:rPr>
+          <w:b/>
+          <w:bCs/>
+        </w:rPr>
+        <w:t xml:space="preserve">phase-in</w:t>
+      </w:r>
+      <w:r>
+        <w:t xml:space="preserve">, </w:t>
+      </w:r>
+      <w:r>
+        <w:rPr>
+          <w:b/>
+          <w:bCs/>
+        </w:rPr>
+        <w:t xml:space="preserve">transfer suggestions</w:t>
+      </w:r>
+      <w:r>
+        <w:t xml:space="preserve"> and </w:t>
+      </w:r>
+      <w:r>
+        <w:rPr>
+          <w:b/>
+          <w:bCs/>
+        </w:rPr>
+        <w:t xml:space="preserve">saving transfers</w:t>
+      </w:r>
+      <w:r>
+        <w:t xml:space="preserve"> in the app, with transfer orders and transfer rules, and </w:t>
+      </w:r>
+      <w:r>
+        <w:rPr>
+          <w:b/>
+          <w:bCs/>
+        </w:rPr>
+        <w:t xml:space="preserve">transfers on One-Time Orders</w:t>
+      </w:r>
+      <w:r>
+        <w:t xml:space="preserve"> (round 2, from Ben’s answers of October 27), and the </w:t>
+      </w:r>
+      <w:r>
+        <w:rPr>
+          <w:b/>
+          <w:bCs/>
+        </w:rPr>
+        <w:t xml:space="preserve">launch page</w:t>
+      </w:r>
+      <w:r>
+        <w:t xml:space="preserve"> in front of it all (0.8.0). What changed in each version is in the </w:t>
+      </w:r>
+      <w:r>
+        <w:rPr>
+          <w:b/>
+          <w:bCs/>
+        </w:rPr>
+        <w:t xml:space="preserve">walkthrough</w:t>
+      </w:r>
+      <w:r>
+        <w:t xml:space="preserve">, Part 2.</w:t>
+      </w:r>
+    </w:p>
+    <w:p>
+      <w:pPr>
+        <w:pStyle w:val="Heading1"/>
+      </w:pPr>
+      <w:r>
+        <w:t xml:space="preserve">1. Getting started</w:t>
+      </w:r>
+    </w:p>
+    <w:p>
+      <w:pPr>
+        <w:pStyle w:val="ListParagraph"/>
+        <w:numPr>
+          <w:ilvl w:val="0"/>
+          <w:numId w:val="2"/>
+        </w:numPr>
+        <w:spacing w:after="60"/>
+      </w:pPr>
+      <w:r>
+        <w:t xml:space="preserve">Open </w:t>
+      </w:r>
+      <w:r>
+        <w:rPr>
+          <w:b/>
+          <w:bCs/>
+        </w:rPr>
+        <w:t xml:space="preserve">https://10.110.100.13:8443</w:t>
+      </w:r>
+      <w:r>
+        <w:t xml:space="preserve"> in Edge or Chrome on your PC.</w:t>
+      </w:r>
+    </w:p>
+    <w:p>
+      <w:pPr>
+        <w:pStyle w:val="ListParagraph"/>
+        <w:numPr>
+          <w:ilvl w:val="0"/>
+          <w:numId w:val="2"/>
+        </w:numPr>
+        <w:spacing w:after="60"/>
+      </w:pPr>
+      <w:r>
+        <w:t xml:space="preserve">The first time, the browser warns "Your connection isn’t private". This test server uses its own certificate. Click </w:t>
+      </w:r>
+      <w:r>
+        <w:rPr>
+          <w:b/>
+          <w:bCs/>
+        </w:rPr>
+        <w:t xml:space="preserve">Advanced</w:t>
+      </w:r>
+      <w:r>
+        <w:t xml:space="preserve">, then </w:t>
+      </w:r>
+      <w:r>
+        <w:rPr>
+          <w:b/>
+          <w:bCs/>
+        </w:rPr>
+        <w:t xml:space="preserve">Continue to 10.110.100.13</w:t>
+      </w:r>
+      <w:r>
+        <w:t xml:space="preserve">. You only need to do this once.</w:t>
+      </w:r>
+    </w:p>
+    <w:p>
+      <w:pPr>
+        <w:pStyle w:val="ListParagraph"/>
+        <w:numPr>
+          <w:ilvl w:val="0"/>
+          <w:numId w:val="2"/>
+        </w:numPr>
+        <w:spacing w:after="60"/>
+      </w:pPr>
+      <w:r>
+        <w:t xml:space="preserve">Sign in with your normal Microsoft (work) account. Only Ben, Shannon, Barry, Curt and Brian have access during the test.</w:t>
       </w:r>
     </w:p>
     <w:p>
@@ -209,17 +258,25 @@
         <w:spacing w:after="120"/>
       </w:pPr>
       <w:r>
-        <w:t xml:space="preserve">The tool works from a snapshot of Equip taken in the morning: stock, sales history, open purchase orders and transfers. The date at the top right of every page says when it was taken. It turns </w:t>
-      </w:r>
-      <w:r>
-        <w:rPr>
-          <w:b/>
-          <w:bCs/>
-        </w:rPr>
-        <w:t xml:space="preserve">amber</w:t>
-      </w:r>
-      <w:r>
-        <w:t xml:space="preserve"> when the data is more than one business day old. During this test the snapshot may be refreshed less often than daily, so check the date.</w:t>
+        <w:t xml:space="preserve">Sign-in is shared by all your tabs and normally lasts until you close the browser. The sign-out button is next to your name at the bottom left. The version number is under </w:t>
+      </w:r>
+      <w:r>
+        <w:rPr>
+          <w:b/>
+          <w:bCs/>
+        </w:rPr>
+        <w:t xml:space="preserve">App Settings → About</w:t>
+      </w:r>
+      <w:r>
+        <w:t xml:space="preserve">.</w:t>
+      </w:r>
+    </w:p>
+    <w:p>
+      <w:pPr>
+        <w:pStyle w:val="Heading3"/>
+      </w:pPr>
+      <w:r>
+        <w:t xml:space="preserve">How fresh is the data?</w:t>
       </w:r>
     </w:p>
     <w:p>
@@ -228,27 +285,17 @@
         <w:spacing w:after="120"/>
       </w:pPr>
       <w:r>
-        <w:t xml:space="preserve">Your </w:t>
-      </w:r>
-      <w:r>
-        <w:rPr>
-          <w:b/>
-          <w:bCs/>
-        </w:rPr>
-        <w:t xml:space="preserve">rule</w:t>
-      </w:r>
-      <w:r>
-        <w:t xml:space="preserve"> and </w:t>
-      </w:r>
-      <w:r>
-        <w:rPr>
-          <w:b/>
-          <w:bCs/>
-        </w:rPr>
-        <w:t xml:space="preserve">part setting</w:t>
-      </w:r>
-      <w:r>
-        <w:t xml:space="preserve"> changes are different: they apply in the tool immediately, for everyone. The morning snapshot picks them up the next day.</w:t>
+        <w:t xml:space="preserve">The tool works from a snapshot of Equip taken in the morning: stock, sales history, open purchase orders and transfers. The date at the top right of every page says when it was taken. It turns </w:t>
+      </w:r>
+      <w:r>
+        <w:rPr>
+          <w:b/>
+          <w:bCs/>
+        </w:rPr>
+        <w:t xml:space="preserve">amber</w:t>
+      </w:r>
+      <w:r>
+        <w:t xml:space="preserve"> when the data is more than one business day old. During this test the snapshot may be refreshed less often than daily, so check the date.</w:t>
       </w:r>
     </w:p>
     <w:p>
@@ -257,25 +304,27 @@
         <w:spacing w:after="120"/>
       </w:pPr>
       <w:r>
-        <w:t xml:space="preserve">Branches </w:t>
-      </w:r>
-      <w:r>
-        <w:rPr>
-          <w:b/>
-          <w:bCs/>
-        </w:rPr>
-        <w:t xml:space="preserve">12, 5, 97, 4B and 93C</w:t>
-      </w:r>
-      <w:r>
-        <w:t xml:space="preserve"> are left out of the tool, as Ben asked.</w:t>
-      </w:r>
-    </w:p>
-    <w:p>
-      <w:pPr>
-        <w:pStyle w:val="Heading1"/>
-      </w:pPr>
-      <w:r>
-        <w:t xml:space="preserve">2. The pages</w:t>
+        <w:t xml:space="preserve">Your </w:t>
+      </w:r>
+      <w:r>
+        <w:rPr>
+          <w:b/>
+          <w:bCs/>
+        </w:rPr>
+        <w:t xml:space="preserve">rule</w:t>
+      </w:r>
+      <w:r>
+        <w:t xml:space="preserve"> and </w:t>
+      </w:r>
+      <w:r>
+        <w:rPr>
+          <w:b/>
+          <w:bCs/>
+        </w:rPr>
+        <w:t xml:space="preserve">part setting</w:t>
+      </w:r>
+      <w:r>
+        <w:t xml:space="preserve"> changes are different: they apply in the tool immediately, for everyone. The morning snapshot picks them up the next day.</w:t>
       </w:r>
     </w:p>
     <w:p>
@@ -284,7 +333,25 @@
         <w:spacing w:after="120"/>
       </w:pPr>
       <w:r>
-        <w:t xml:space="preserve">The menu on the left takes you to each page. The branch you’re looking at shows at the top right.</w:t>
+        <w:t xml:space="preserve">Branches </w:t>
+      </w:r>
+      <w:r>
+        <w:rPr>
+          <w:b/>
+          <w:bCs/>
+        </w:rPr>
+        <w:t xml:space="preserve">12, 5, 97, 4B and 93C</w:t>
+      </w:r>
+      <w:r>
+        <w:t xml:space="preserve"> are left out of the tool, as Ben asked.</w:t>
+      </w:r>
+    </w:p>
+    <w:p>
+      <w:pPr>
+        <w:pStyle w:val="Heading1"/>
+      </w:pPr>
+      <w:r>
+        <w:t xml:space="preserve">2. The pages</w:t>
       </w:r>
     </w:p>
     <w:p>
@@ -292,7 +359,7 @@
         <w:pStyle w:val="Heading2"/>
       </w:pPr>
       <w:r>
-        <w:t xml:space="preserve">Home</w:t>
+        <w:t xml:space="preserve">The launch page and areas (0.8.0)</w:t>
       </w:r>
     </w:p>
     <w:p>
@@ -301,7 +368,251 @@
         <w:spacing w:after="120"/>
       </w:pPr>
       <w:r>
-        <w:t xml:space="preserve">Shows how many parts need ordering at your branch and what they would cost, with a </w:t>
+        <w:t xml:space="preserve">The app opens on the </w:t>
+      </w:r>
+      <w:r>
+        <w:rPr>
+          <w:b/>
+          <w:bCs/>
+        </w:rPr>
+        <w:t xml:space="preserve">launch page</w:t>
+      </w:r>
+      <w:r>
+        <w:t xml:space="preserve">: the SPI logo, a greeting, a </w:t>
+      </w:r>
+      <w:r>
+        <w:rPr>
+          <w:b/>
+          <w:bCs/>
+        </w:rPr>
+        <w:t xml:space="preserve">Branch</w:t>
+      </w:r>
+      <w:r>
+        <w:t xml:space="preserve"> select (your App Settings default to start with) and the date of the morning data. Under it is a card for each area. The cards say what is waiting at the picked branch:</w:t>
+      </w:r>
+    </w:p>
+    <w:p>
+      <w:pPr>
+        <w:pStyle w:val="ListParagraph"/>
+        <w:numPr>
+          <w:ilvl w:val="0"/>
+          <w:numId w:val="3"/>
+        </w:numPr>
+        <w:spacing w:after="60"/>
+      </w:pPr>
+      <w:r>
+        <w:rPr>
+          <w:b/>
+          <w:bCs/>
+        </w:rPr>
+        <w:t xml:space="preserve">Non-JD ordering:</w:t>
+      </w:r>
+      <w:r>
+        <w:t xml:space="preserve"> reorder, One-Time Orders, transfers and rules. It shows the same figures as its Home page, for example “220 parts to order · $93,000” and, in purple, “67 could come by transfer”.</w:t>
+      </w:r>
+    </w:p>
+    <w:p>
+      <w:pPr>
+        <w:pStyle w:val="ListParagraph"/>
+        <w:numPr>
+          <w:ilvl w:val="0"/>
+          <w:numId w:val="3"/>
+        </w:numPr>
+        <w:spacing w:after="60"/>
+      </w:pPr>
+      <w:r>
+        <w:rPr>
+          <w:b/>
+          <w:bCs/>
+        </w:rPr>
+        <w:t xml:space="preserve">Cleanup:</w:t>
+      </w:r>
+      <w:r>
+        <w:t xml:space="preserve"> things to fix in Equip, for example “21 minimums with no demand at Branch 1” (the same count as Cleanup filtered to that branch).</w:t>
+      </w:r>
+    </w:p>
+    <w:p>
+      <w:pPr>
+        <w:pStyle w:val="ListParagraph"/>
+        <w:numPr>
+          <w:ilvl w:val="0"/>
+          <w:numId w:val="3"/>
+        </w:numPr>
+        <w:spacing w:after="60"/>
+      </w:pPr>
+      <w:r>
+        <w:rPr>
+          <w:b/>
+          <w:bCs/>
+        </w:rPr>
+        <w:t xml:space="preserve">Part Lookup:</w:t>
+      </w:r>
+      <w:r>
+        <w:t xml:space="preserve"> any part’s stock, prices, history and settings.</w:t>
+      </w:r>
+    </w:p>
+    <w:p>
+      <w:pPr>
+        <w:pStyle w:val="ListParagraph"/>
+        <w:numPr>
+          <w:ilvl w:val="0"/>
+          <w:numId w:val="3"/>
+        </w:numPr>
+        <w:spacing w:after="60"/>
+      </w:pPr>
+      <w:r>
+        <w:rPr>
+          <w:b/>
+          <w:bCs/>
+        </w:rPr>
+        <w:t xml:space="preserve">JD ordering</w:t>
+      </w:r>
+      <w:r>
+        <w:t xml:space="preserve"> and </w:t>
+      </w:r>
+      <w:r>
+        <w:rPr>
+          <w:b/>
+          <w:bCs/>
+        </w:rPr>
+        <w:t xml:space="preserve">Inventory management</w:t>
+      </w:r>
+      <w:r>
+        <w:t xml:space="preserve"> are greyed out with </w:t>
+      </w:r>
+      <w:r>
+        <w:rPr>
+          <w:b/>
+          <w:bCs/>
+        </w:rPr>
+        <w:t xml:space="preserve">Coming later</w:t>
+      </w:r>
+      <w:r>
+        <w:t xml:space="preserve">: they show where the tool is heading and can’t be opened yet.</w:t>
+      </w:r>
+    </w:p>
+    <w:p>
+      <w:pPr>
+        <w:keepNext w:val="false"/>
+        <w:spacing w:after="120"/>
+      </w:pPr>
+      <w:r>
+        <w:t xml:space="preserve">A count is left out when it is 0, while the data loads, or when the data can’t be read; the cards still work. Under the cards, </w:t>
+      </w:r>
+      <w:r>
+        <w:rPr>
+          <w:b/>
+          <w:bCs/>
+        </w:rPr>
+        <w:t xml:space="preserve">Other parts tools</w:t>
+      </w:r>
+      <w:r>
+        <w:t xml:space="preserve"> links open </w:t>
+      </w:r>
+      <w:r>
+        <w:rPr>
+          <w:b/>
+          <w:bCs/>
+        </w:rPr>
+        <w:t xml:space="preserve">Parts Availability</w:t>
+      </w:r>
+      <w:r>
+        <w:t xml:space="preserve"> and the </w:t>
+      </w:r>
+      <w:r>
+        <w:rPr>
+          <w:b/>
+          <w:bCs/>
+        </w:rPr>
+        <w:t xml:space="preserve">Parts reports</w:t>
+      </w:r>
+      <w:r>
+        <w:t xml:space="preserve"> app in a new tab, next to </w:t>
+      </w:r>
+      <w:r>
+        <w:rPr>
+          <w:b/>
+          <w:bCs/>
+        </w:rPr>
+        <w:t xml:space="preserve">App Settings</w:t>
+      </w:r>
+      <w:r>
+        <w:t xml:space="preserve">.</w:t>
+      </w:r>
+    </w:p>
+    <w:p>
+      <w:pPr>
+        <w:keepNext w:val="false"/>
+        <w:spacing w:after="120"/>
+      </w:pPr>
+      <w:r>
+        <w:t xml:space="preserve">Inside an area, the </w:t>
+      </w:r>
+      <w:r>
+        <w:rPr>
+          <w:b/>
+          <w:bCs/>
+        </w:rPr>
+        <w:t xml:space="preserve">menu on the left</w:t>
+      </w:r>
+      <w:r>
+        <w:t xml:space="preserve"> shows only that area’s pages. At the top are </w:t>
+      </w:r>
+      <w:r>
+        <w:rPr>
+          <w:b/>
+          <w:bCs/>
+        </w:rPr>
+        <w:t xml:space="preserve">‹ All areas</w:t>
+      </w:r>
+      <w:r>
+        <w:t xml:space="preserve"> (back to the launch page) and the </w:t>
+      </w:r>
+      <w:r>
+        <w:rPr>
+          <w:b/>
+          <w:bCs/>
+        </w:rPr>
+        <w:t xml:space="preserve">Area</w:t>
+      </w:r>
+      <w:r>
+        <w:t xml:space="preserve"> select, which opens another area. If leaving would lose ticked parts or unsaved transfers, the app asks first. The breadcrumb at the top starts with the area, for example “Non-JD ordering › Recommended Reorder”. App Settings stays at the bottom of the menu. The branch you’re looking at shows at the top right.</w:t>
+      </w:r>
+    </w:p>
+    <w:p>
+      <w:pPr>
+        <w:keepNext w:val="false"/>
+        <w:spacing w:after="120"/>
+      </w:pPr>
+      <w:r>
+        <w:t xml:space="preserve">Every address from before 0.8.0 still opens the same page, so bookmarks keep working. The only change: the bare address is now the launch page, and Non-JD ordering’s Home is at </w:t>
+      </w:r>
+      <w:r>
+        <w:rPr>
+          <w:b/>
+          <w:bCs/>
+        </w:rPr>
+        <w:t xml:space="preserve">/non-jd</w:t>
+      </w:r>
+      <w:r>
+        <w:t xml:space="preserve">.</w:t>
+      </w:r>
+    </w:p>
+    <w:p>
+      <w:pPr>
+        <w:pStyle w:val="Heading2"/>
+      </w:pPr>
+      <w:r>
+        <w:t xml:space="preserve">Home (Non-JD ordering)</w:t>
+      </w:r>
+    </w:p>
+    <w:p>
+      <w:pPr>
+        <w:keepNext w:val="false"/>
+        <w:spacing w:after="120"/>
+      </w:pPr>
+      <w:r>
+        <w:t xml:space="preserve">The first page of Non-JD ordering (/non-jd). Shows how many parts need ordering at your branch and what they would cost, with a </w:t>
       </w:r>
       <w:r>
         <w:rPr>
@@ -4174,7 +4485,7 @@
         <w:spacing w:after="120"/>
       </w:pPr>
       <w:r>
-        <w:t xml:space="preserve">Equip minimums on parts with </w:t>
+        <w:t xml:space="preserve">Its own area: open it from the launch page or the Area select. Equip minimums on parts with </w:t>
       </w:r>
       <w:r>
         <w:rPr>
@@ -4221,7 +4532,7 @@
         <w:spacing w:after="120"/>
       </w:pPr>
       <w:r>
-        <w:t xml:space="preserve">Your own default branch and franchise (saved in your browser only). Reorder, One-Time Order and Part Lookup open on them. </w:t>
+        <w:t xml:space="preserve">Your own default branch and franchise (saved in your browser only). The launch page, Reorder, One-Time Order and Part Lookup open on them. Open it from the bottom of the left menu or from the launch page. </w:t>
       </w:r>
       <w:r>
         <w:rPr>
@@ -8556,7 +8867,7 @@
         <w:sz w:val="16"/>
         <w:szCs w:val="16"/>
       </w:rPr>
-      <w:t xml:space="preserve">Non-JD Parts Order Tool: user guide (version 0.7.0)   ·   Page </w:t>
+      <w:t xml:space="preserve">SPI Parts Hub: user guide (version 0.8.0)   ·   Page </w:t>
     </w:r>
     <w:r>
       <w:rPr>
